--- a/mylabs/lab5/report.docx
+++ b/mylabs/lab5/report.docx
@@ -13,6 +13,7 @@
           <w:rFonts w:ascii="Times New Roman" w:hAnsi="Times New Roman" w:cs="Times New Roman"/>
           <w:rFonts w:ascii="Times New Roman" w:hAnsi="Times New Roman"/>
           <w:b/>
+          <w:i w:val="0"/>
           <w:sz w:val="24"/>
         </w:rPr>
         <w:t>МИНОБРНАУКИ РОССИИ</w:t>
@@ -29,6 +30,7 @@
           <w:rFonts w:ascii="Times New Roman" w:hAnsi="Times New Roman" w:cs="Times New Roman"/>
           <w:rFonts w:ascii="Times New Roman" w:hAnsi="Times New Roman"/>
           <w:b w:val="0"/>
+          <w:i w:val="0"/>
           <w:sz w:val="24"/>
         </w:rPr>
         <w:t>Федеральное государственное бюджетное образовательное учреждение высшего образования</w:t>
@@ -45,6 +47,7 @@
           <w:rFonts w:ascii="Times New Roman" w:hAnsi="Times New Roman" w:cs="Times New Roman"/>
           <w:rFonts w:ascii="Times New Roman" w:hAnsi="Times New Roman"/>
           <w:b/>
+          <w:i w:val="0"/>
           <w:sz w:val="28"/>
         </w:rPr>
         <w:t>НИЖЕГОРОДСКИЙ ГОСУДАРСТВЕННЫЙ ТЕХНИЧЕСКИЙ</w:t>
@@ -61,6 +64,7 @@
           <w:rFonts w:ascii="Times New Roman" w:hAnsi="Times New Roman" w:cs="Times New Roman"/>
           <w:rFonts w:ascii="Times New Roman" w:hAnsi="Times New Roman"/>
           <w:b/>
+          <w:i w:val="0"/>
           <w:sz w:val="28"/>
         </w:rPr>
         <w:t>УНИВЕРСИТЕТ им. Р.Е.АЛЕКСЕЕВА</w:t>
@@ -77,6 +81,7 @@
           <w:rFonts w:ascii="Times New Roman" w:hAnsi="Times New Roman" w:cs="Times New Roman"/>
           <w:rFonts w:ascii="Times New Roman" w:hAnsi="Times New Roman"/>
           <w:b w:val="0"/>
+          <w:i w:val="0"/>
           <w:sz w:val="24"/>
         </w:rPr>
         <w:t>Институт радиоэлектроники и информационных технологий</w:t>
@@ -93,6 +98,7 @@
           <w:rFonts w:ascii="Times New Roman" w:hAnsi="Times New Roman" w:cs="Times New Roman"/>
           <w:rFonts w:ascii="Times New Roman" w:hAnsi="Times New Roman"/>
           <w:b w:val="0"/>
+          <w:i w:val="0"/>
           <w:sz w:val="24"/>
         </w:rPr>
         <w:t>Кафедра «Информационная безопасность вычислительных систем и сетей»</w:t>
@@ -109,6 +115,7 @@
           <w:rFonts w:ascii="Times New Roman" w:hAnsi="Times New Roman" w:cs="Times New Roman"/>
           <w:rFonts w:ascii="Times New Roman" w:hAnsi="Times New Roman"/>
           <w:b/>
+          <w:i w:val="0"/>
           <w:sz w:val="28"/>
         </w:rPr>
         <w:t>«Работа с базами данных»</w:t>
@@ -125,6 +132,7 @@
           <w:rFonts w:ascii="Times New Roman" w:hAnsi="Times New Roman" w:cs="Times New Roman"/>
           <w:rFonts w:ascii="Times New Roman" w:hAnsi="Times New Roman"/>
           <w:b/>
+          <w:i w:val="0"/>
           <w:sz w:val="28"/>
         </w:rPr>
         <w:t>ОТЧЕТ</w:t>
@@ -141,6 +149,7 @@
           <w:rFonts w:ascii="Times New Roman" w:hAnsi="Times New Roman" w:cs="Times New Roman"/>
           <w:rFonts w:ascii="Times New Roman" w:hAnsi="Times New Roman"/>
           <w:b w:val="0"/>
+          <w:i w:val="0"/>
           <w:sz w:val="28"/>
         </w:rPr>
         <w:t>по лабораторной работе №5</w:t>
@@ -157,6 +166,7 @@
           <w:rFonts w:ascii="Times New Roman" w:hAnsi="Times New Roman" w:cs="Times New Roman"/>
           <w:rFonts w:ascii="Times New Roman" w:hAnsi="Times New Roman"/>
           <w:b w:val="0"/>
+          <w:i w:val="0"/>
           <w:sz w:val="28"/>
         </w:rPr>
         <w:t>по дисциплине</w:t>
@@ -173,6 +183,7 @@
           <w:rFonts w:ascii="Times New Roman" w:hAnsi="Times New Roman" w:cs="Times New Roman"/>
           <w:rFonts w:ascii="Times New Roman" w:hAnsi="Times New Roman"/>
           <w:b/>
+          <w:i w:val="0"/>
           <w:sz w:val="28"/>
         </w:rPr>
         <w:t>Скриптовые языки программирования</w:t>
@@ -188,13 +199,18 @@
         <w:rPr>
           <w:rFonts w:ascii="Times New Roman" w:hAnsi="Times New Roman" w:cs="Times New Roman"/>
           <w:rFonts w:ascii="Times New Roman" w:hAnsi="Times New Roman"/>
+          <w:b w:val="0"/>
+          <w:i w:val="0"/>
           <w:sz w:val="28"/>
         </w:rPr>
         <w:t xml:space="preserve">РУКОВОДИТЕЛЬ:  </w:t>
       </w:r>
       <w:r>
         <w:rPr>
+          <w:rFonts w:ascii="Times New Roman" w:hAnsi="Times New Roman" w:cs="Times New Roman"/>
           <w:rFonts w:ascii="Times New Roman" w:hAnsi="Times New Roman"/>
+          <w:b w:val="0"/>
+          <w:i w:val="0"/>
           <w:sz w:val="28"/>
         </w:rPr>
         <w:t>Вайнбаум Д.А.</w:t>
@@ -210,13 +226,18 @@
         <w:rPr>
           <w:rFonts w:ascii="Times New Roman" w:hAnsi="Times New Roman" w:cs="Times New Roman"/>
           <w:rFonts w:ascii="Times New Roman" w:hAnsi="Times New Roman"/>
+          <w:b w:val="0"/>
+          <w:i w:val="0"/>
           <w:sz w:val="28"/>
         </w:rPr>
         <w:t xml:space="preserve">________________  </w:t>
       </w:r>
       <w:r>
         <w:rPr>
+          <w:rFonts w:ascii="Times New Roman" w:hAnsi="Times New Roman" w:cs="Times New Roman"/>
           <w:rFonts w:ascii="Times New Roman" w:hAnsi="Times New Roman"/>
+          <w:b w:val="0"/>
+          <w:i w:val="0"/>
           <w:sz w:val="28"/>
         </w:rPr>
         <w:t>(подпись)</w:t>
@@ -238,13 +259,18 @@
         <w:rPr>
           <w:rFonts w:ascii="Times New Roman" w:hAnsi="Times New Roman" w:cs="Times New Roman"/>
           <w:rFonts w:ascii="Times New Roman" w:hAnsi="Times New Roman"/>
+          <w:b w:val="0"/>
+          <w:i w:val="0"/>
           <w:sz w:val="28"/>
         </w:rPr>
         <w:t xml:space="preserve">СТУДЕНТ:  </w:t>
       </w:r>
       <w:r>
         <w:rPr>
+          <w:rFonts w:ascii="Times New Roman" w:hAnsi="Times New Roman" w:cs="Times New Roman"/>
           <w:rFonts w:ascii="Times New Roman" w:hAnsi="Times New Roman"/>
+          <w:b w:val="0"/>
+          <w:i w:val="0"/>
           <w:sz w:val="28"/>
         </w:rPr>
         <w:t>Аценкова М.В.</w:t>
@@ -260,13 +286,18 @@
         <w:rPr>
           <w:rFonts w:ascii="Times New Roman" w:hAnsi="Times New Roman" w:cs="Times New Roman"/>
           <w:rFonts w:ascii="Times New Roman" w:hAnsi="Times New Roman"/>
+          <w:b w:val="0"/>
+          <w:i w:val="0"/>
           <w:sz w:val="28"/>
         </w:rPr>
         <w:t xml:space="preserve">________________  </w:t>
       </w:r>
       <w:r>
         <w:rPr>
+          <w:rFonts w:ascii="Times New Roman" w:hAnsi="Times New Roman" w:cs="Times New Roman"/>
           <w:rFonts w:ascii="Times New Roman" w:hAnsi="Times New Roman"/>
+          <w:b w:val="0"/>
+          <w:i w:val="0"/>
           <w:sz w:val="28"/>
         </w:rPr>
         <w:t>(подпись)</w:t>
@@ -280,7 +311,10 @@
       </w:pPr>
       <w:r>
         <w:rPr>
+          <w:rFonts w:ascii="Times New Roman" w:hAnsi="Times New Roman" w:cs="Times New Roman"/>
           <w:rFonts w:ascii="Times New Roman" w:hAnsi="Times New Roman"/>
+          <w:b w:val="0"/>
+          <w:i w:val="0"/>
           <w:sz w:val="28"/>
         </w:rPr>
         <w:t xml:space="preserve">                    С22-СИБ  (шифр группы)</w:t>
@@ -297,6 +331,7 @@
           <w:rFonts w:ascii="Times New Roman" w:hAnsi="Times New Roman" w:cs="Times New Roman"/>
           <w:rFonts w:ascii="Times New Roman" w:hAnsi="Times New Roman"/>
           <w:b w:val="0"/>
+          <w:i w:val="0"/>
           <w:sz w:val="28"/>
         </w:rPr>
         <w:t>Работа защищена «___» ____________</w:t>
@@ -313,6 +348,7 @@
           <w:rFonts w:ascii="Times New Roman" w:hAnsi="Times New Roman" w:cs="Times New Roman"/>
           <w:rFonts w:ascii="Times New Roman" w:hAnsi="Times New Roman"/>
           <w:b w:val="0"/>
+          <w:i w:val="0"/>
           <w:sz w:val="28"/>
         </w:rPr>
         <w:t>С оценкой ________________________</w:t>
@@ -329,6 +365,7 @@
           <w:rFonts w:ascii="Times New Roman" w:hAnsi="Times New Roman" w:cs="Times New Roman"/>
           <w:rFonts w:ascii="Times New Roman" w:hAnsi="Times New Roman"/>
           <w:b w:val="0"/>
+          <w:i w:val="0"/>
           <w:sz w:val="28"/>
         </w:rPr>
         <w:t>Нижний Новгород 2026</w:t>
@@ -343,68 +380,18 @@
       <w:pPr>
         <w:spacing w:line="360" w:lineRule="auto"/>
         <w:ind w:firstLine="709"/>
-        <w:jc w:val="left"/>
-      </w:pPr>
-      <w:r>
-        <w:rPr>
-          <w:rFonts w:ascii="Times New Roman" w:hAnsi="Times New Roman"/>
-          <w:b/>
-          <w:sz w:val="28"/>
-        </w:rPr>
-        <w:t xml:space="preserve">Цель работы: </w:t>
-      </w:r>
-      <w:r>
-        <w:rPr>
-          <w:rFonts w:ascii="Times New Roman" w:hAnsi="Times New Roman"/>
-          <w:sz w:val="28"/>
-        </w:rPr>
-        <w:t>изучение взаимодействия с реляционными базами данных с использованием языка Python на примере библиотеки SQLAlchemy ORM. В ходе работы необходимо освоить объектно-реляционное отображение (ORM), создать модели данных с различными типами связей (1:1, 1:N, N:M), выполнить наполнение базы тестовыми данными и реализовать CRUD-операции с управлением транзакциями.</w:t>
-      </w:r>
-    </w:p>
-    <w:p>
-      <w:pPr>
-        <w:spacing w:line="360" w:lineRule="auto"/>
-        <w:ind w:firstLine="709"/>
-        <w:jc w:val="left"/>
-      </w:pPr>
-      <w:r>
-        <w:rPr>
-          <w:rFonts w:ascii="Times New Roman" w:hAnsi="Times New Roman"/>
-          <w:b/>
-          <w:sz w:val="28"/>
-        </w:rPr>
-        <w:t xml:space="preserve">Задачи: </w:t>
-      </w:r>
-      <w:r>
-        <w:rPr>
-          <w:rFonts w:ascii="Times New Roman" w:hAnsi="Times New Roman"/>
-          <w:sz w:val="28"/>
-        </w:rPr>
-        <w:t>спроектировать схему данных для предметной области «Библиотека» с таблицами, связанными отношениями 1:1, 1:N и N:M; реализовать модели через SQLAlchemy ORM; выполнить CRUD-операции (создание, чтение, обновление, удаление); реализовать фильтрацию записей; продемонстрировать управление транзакциями (commit/rollback).</w:t>
-      </w:r>
-    </w:p>
-    <w:p>
-      <w:pPr>
-        <w:spacing w:before="120" w:after="60" w:line="360" w:lineRule="auto"/>
-        <w:ind w:firstLine="0"/>
-        <w:jc w:val="left"/>
+        <w:jc w:val="both"/>
       </w:pPr>
       <w:r>
         <w:rPr>
           <w:rFonts w:ascii="Times New Roman" w:hAnsi="Times New Roman" w:cs="Times New Roman"/>
           <w:rFonts w:ascii="Times New Roman" w:hAnsi="Times New Roman"/>
           <w:b/>
+          <w:i w:val="0"/>
           <w:sz w:val="28"/>
         </w:rPr>
-        <w:t>1. Теоретическая часть</w:t>
+        <w:t xml:space="preserve">1. Цель работы: </w:t>
       </w:r>
-    </w:p>
-    <w:p>
-      <w:pPr>
-        <w:spacing w:before="0" w:after="0" w:line="360" w:lineRule="auto"/>
-        <w:ind w:firstLine="709"/>
-        <w:jc w:val="left"/>
-      </w:pPr>
       <w:r>
         <w:rPr>
           <w:rFonts w:ascii="Times New Roman" w:hAnsi="Times New Roman" w:cs="Times New Roman"/>
@@ -413,59 +400,25 @@
           <w:i w:val="0"/>
           <w:sz w:val="28"/>
         </w:rPr>
-        <w:t>Реляционные базы данных хранят данные в таблицах с чёткой схемой и связями через внешние ключи. Для взаимодействия с реляционными СУБД из Python-приложений используются два подхода:</w:t>
+        <w:t>изучение взаимодействия с реляционными базами данных с использованием языка Python на примере библиотеки SQLAlchemy ORM. В ходе работы необходимо освоить объектно-реляционное отображение (ORM), создать модели данных с различными типами связей (1:1, 1:N, N:M), выполнить наполнение базы тестовыми данными и реализовать CRUD-операции с управлением транзакциями.</w:t>
       </w:r>
     </w:p>
     <w:p>
       <w:pPr>
         <w:spacing w:line="360" w:lineRule="auto"/>
-        <w:ind w:firstLine="0" w:left="709"/>
-        <w:jc w:val="left"/>
+        <w:ind w:firstLine="709"/>
+        <w:jc w:val="both"/>
       </w:pPr>
       <w:r>
         <w:rPr>
+          <w:rFonts w:ascii="Times New Roman" w:hAnsi="Times New Roman" w:cs="Times New Roman"/>
           <w:rFonts w:ascii="Times New Roman" w:hAnsi="Times New Roman"/>
           <w:b/>
+          <w:i w:val="0"/>
           <w:sz w:val="28"/>
         </w:rPr>
-        <w:t xml:space="preserve">Низкоуровневые драйверы (psycopg2, sqlite3) — </w:t>
+        <w:t xml:space="preserve">2. Задачи: </w:t>
       </w:r>
-      <w:r>
-        <w:rPr>
-          <w:rFonts w:ascii="Times New Roman" w:hAnsi="Times New Roman"/>
-          <w:sz w:val="28"/>
-        </w:rPr>
-        <w:t>обеспечивают прямое выполнение SQL-запросов с минимальными накладными расходами. Подходят, когда необходим полный контроль над SQL.</w:t>
-      </w:r>
-    </w:p>
-    <w:p>
-      <w:pPr>
-        <w:spacing w:line="360" w:lineRule="auto"/>
-        <w:ind w:firstLine="0" w:left="709"/>
-        <w:jc w:val="left"/>
-      </w:pPr>
-      <w:r>
-        <w:rPr>
-          <w:rFonts w:ascii="Times New Roman" w:hAnsi="Times New Roman"/>
-          <w:b/>
-          <w:sz w:val="28"/>
-        </w:rPr>
-        <w:t xml:space="preserve">ORM (SQLAlchemy) — </w:t>
-      </w:r>
-      <w:r>
-        <w:rPr>
-          <w:rFonts w:ascii="Times New Roman" w:hAnsi="Times New Roman"/>
-          <w:sz w:val="28"/>
-        </w:rPr>
-        <w:t>предоставляет объектно-реляционное отображение — работу с данными через Python-объекты без написания SQL вручную. Повышает читаемость кода и снижает количество ошибок.</w:t>
-      </w:r>
-    </w:p>
-    <w:p>
-      <w:pPr>
-        <w:spacing w:before="0" w:after="0" w:line="360" w:lineRule="auto"/>
-        <w:ind w:firstLine="709"/>
-        <w:jc w:val="left"/>
-      </w:pPr>
       <w:r>
         <w:rPr>
           <w:rFonts w:ascii="Times New Roman" w:hAnsi="Times New Roman" w:cs="Times New Roman"/>
@@ -474,12 +427,12 @@
           <w:i w:val="0"/>
           <w:sz w:val="28"/>
         </w:rPr>
-        <w:t>В данной работе используется SQLAlchemy 2.x с декларативным стилем описания моделей (DeclarativeBase). Для хранения данных применяется SQLite — встроенная база данных, не требующая отдельного сервера, что аналогично работе с PostgreSQL по интерфейсу.</w:t>
+        <w:t>спроектировать схему данных для предметной области «Библиотека»; реализовать модели через SQLAlchemy ORM; выполнить CRUD-операции; реализовать фильтрацию записей; продемонстрировать управление транзакциями (commit/rollback).</w:t>
       </w:r>
     </w:p>
     <w:p>
       <w:pPr>
-        <w:spacing w:before="120" w:after="60" w:line="360" w:lineRule="auto"/>
+        <w:spacing w:before="160" w:after="80" w:line="360" w:lineRule="auto"/>
         <w:ind w:firstLine="0"/>
         <w:jc w:val="left"/>
       </w:pPr>
@@ -488,16 +441,17 @@
           <w:rFonts w:ascii="Times New Roman" w:hAnsi="Times New Roman" w:cs="Times New Roman"/>
           <w:rFonts w:ascii="Times New Roman" w:hAnsi="Times New Roman"/>
           <w:b/>
+          <w:i w:val="0"/>
           <w:sz w:val="28"/>
         </w:rPr>
-        <w:t>2. Выбор предметной области</w:t>
+        <w:t>1. Теоретическая часть</w:t>
       </w:r>
     </w:p>
     <w:p>
       <w:pPr>
         <w:spacing w:before="0" w:after="0" w:line="360" w:lineRule="auto"/>
         <w:ind w:firstLine="709"/>
-        <w:jc w:val="left"/>
+        <w:jc w:val="both"/>
       </w:pPr>
       <w:r>
         <w:rPr>
@@ -507,96 +461,14 @@
           <w:i w:val="0"/>
           <w:sz w:val="28"/>
         </w:rPr>
-        <w:t>Для выполнения работы выбрана предметная область «Библиотека». Данная область позволяет наглядно продемонстрировать все требуемые типы связей:</w:t>
+        <w:t>ORM (Object-Relational Mapping) — технология отображения объектов языка программирования на строки реляционных таблиц. При использовании ORM разработчик работает с Python-объектами, а не с SQL-запросами напрямую. Это повышает читаемость кода, снижает риск SQL-инъекций и упрощает миграции при смене СУБД.</w:t>
       </w:r>
     </w:p>
     <w:p>
       <w:pPr>
-        <w:spacing w:line="360" w:lineRule="auto"/>
-        <w:ind w:firstLine="0" w:left="709"/>
-        <w:jc w:val="left"/>
-      </w:pPr>
-      <w:r>
-        <w:rPr>
-          <w:rFonts w:ascii="Times New Roman" w:hAnsi="Times New Roman"/>
-          <w:b/>
-          <w:sz w:val="28"/>
-        </w:rPr>
-        <w:t xml:space="preserve">1:1 — </w:t>
-      </w:r>
-      <w:r>
-        <w:rPr>
-          <w:rFonts w:ascii="Times New Roman" w:hAnsi="Times New Roman"/>
-          <w:sz w:val="28"/>
-        </w:rPr>
-        <w:t>Автор (Author) и его профиль (AuthorProfile). Каждый автор имеет единственный расширенный профиль с биографией.</w:t>
-      </w:r>
-    </w:p>
-    <w:p>
-      <w:pPr>
-        <w:spacing w:line="360" w:lineRule="auto"/>
-        <w:ind w:firstLine="0" w:left="709"/>
-        <w:jc w:val="left"/>
-      </w:pPr>
-      <w:r>
-        <w:rPr>
-          <w:rFonts w:ascii="Times New Roman" w:hAnsi="Times New Roman"/>
-          <w:b/>
-          <w:sz w:val="28"/>
-        </w:rPr>
-        <w:t xml:space="preserve">1:N — </w:t>
-      </w:r>
-      <w:r>
-        <w:rPr>
-          <w:rFonts w:ascii="Times New Roman" w:hAnsi="Times New Roman"/>
-          <w:sz w:val="28"/>
-        </w:rPr>
-        <w:t>Автор (Author) и Книги (Book). Один автор может написать несколько книг.</w:t>
-      </w:r>
-    </w:p>
-    <w:p>
-      <w:pPr>
-        <w:spacing w:line="360" w:lineRule="auto"/>
-        <w:ind w:firstLine="0" w:left="709"/>
-        <w:jc w:val="left"/>
-      </w:pPr>
-      <w:r>
-        <w:rPr>
-          <w:rFonts w:ascii="Times New Roman" w:hAnsi="Times New Roman"/>
-          <w:b/>
-          <w:sz w:val="28"/>
-        </w:rPr>
-        <w:t xml:space="preserve">N:M — </w:t>
-      </w:r>
-      <w:r>
-        <w:rPr>
-          <w:rFonts w:ascii="Times New Roman" w:hAnsi="Times New Roman"/>
-          <w:sz w:val="28"/>
-        </w:rPr>
-        <w:t>Читатели (Reader) и Книги (Book) через таблицу выдачи (borrowings). Один читатель может взять несколько книг, и одна книга может быть взята разными читателями.</w:t>
-      </w:r>
-    </w:p>
-    <w:p>
-      <w:pPr>
-        <w:spacing w:before="120" w:after="60" w:line="360" w:lineRule="auto"/>
-        <w:ind w:firstLine="0"/>
-        <w:jc w:val="left"/>
-      </w:pPr>
-      <w:r>
-        <w:rPr>
-          <w:rFonts w:ascii="Times New Roman" w:hAnsi="Times New Roman" w:cs="Times New Roman"/>
-          <w:rFonts w:ascii="Times New Roman" w:hAnsi="Times New Roman"/>
-          <w:b/>
-          <w:sz w:val="28"/>
-        </w:rPr>
-        <w:t>3. Проектирование схемы базы данных</w:t>
-      </w:r>
-    </w:p>
-    <w:p>
-      <w:pPr>
         <w:spacing w:before="0" w:after="0" w:line="360" w:lineRule="auto"/>
         <w:ind w:firstLine="709"/>
-        <w:jc w:val="left"/>
+        <w:jc w:val="both"/>
       </w:pPr>
       <w:r>
         <w:rPr>
@@ -606,7 +478,7 @@
           <w:i w:val="0"/>
           <w:sz w:val="28"/>
         </w:rPr>
-        <w:t>Схема базы данных включает следующие таблицы:</w:t>
+        <w:t>SQLAlchemy — наиболее популярная ORM-библиотека для Python. Версия 2.x использует декларативный стиль описания моделей (DeclarativeBase). Ключевые компоненты: Engine (подключение), Session (единица работы с БД), relationship() (описание связей). Стратегии загрузки:</w:t>
       </w:r>
     </w:p>
     <w:p>
@@ -617,114 +489,14 @@
       </w:pPr>
       <w:r>
         <w:rPr>
-          <w:rFonts w:ascii="Courier New" w:hAnsi="Courier New"/>
+          <w:rFonts w:ascii="Times New Roman" w:hAnsi="Times New Roman" w:cs="Times New Roman"/>
+          <w:rFonts w:ascii="Times New Roman" w:hAnsi="Times New Roman"/>
           <w:b/>
-          <w:sz w:val="24"/>
-        </w:rPr>
-        <w:t xml:space="preserve">authors: </w:t>
-      </w:r>
-      <w:r>
-        <w:rPr>
-          <w:rFonts w:ascii="Times New Roman" w:hAnsi="Times New Roman"/>
+          <w:i w:val="0"/>
           <w:sz w:val="28"/>
         </w:rPr>
-        <w:t>id (PK), name, birth_year</w:t>
+        <w:t xml:space="preserve">joinedload — </w:t>
       </w:r>
-    </w:p>
-    <w:p>
-      <w:pPr>
-        <w:spacing w:line="360" w:lineRule="auto"/>
-        <w:ind w:firstLine="0" w:left="709"/>
-        <w:jc w:val="left"/>
-      </w:pPr>
-      <w:r>
-        <w:rPr>
-          <w:rFonts w:ascii="Courier New" w:hAnsi="Courier New"/>
-          <w:b/>
-          <w:sz w:val="24"/>
-        </w:rPr>
-        <w:t xml:space="preserve">author_profiles: </w:t>
-      </w:r>
-      <w:r>
-        <w:rPr>
-          <w:rFonts w:ascii="Times New Roman" w:hAnsi="Times New Roman"/>
-          <w:sz w:val="28"/>
-        </w:rPr>
-        <w:t>id (PK), author_id (FK→authors, UNIQUE), nationality, biography</w:t>
-      </w:r>
-    </w:p>
-    <w:p>
-      <w:pPr>
-        <w:spacing w:line="360" w:lineRule="auto"/>
-        <w:ind w:firstLine="0" w:left="709"/>
-        <w:jc w:val="left"/>
-      </w:pPr>
-      <w:r>
-        <w:rPr>
-          <w:rFonts w:ascii="Courier New" w:hAnsi="Courier New"/>
-          <w:b/>
-          <w:sz w:val="24"/>
-        </w:rPr>
-        <w:t xml:space="preserve">books: </w:t>
-      </w:r>
-      <w:r>
-        <w:rPr>
-          <w:rFonts w:ascii="Times New Roman" w:hAnsi="Times New Roman"/>
-          <w:sz w:val="28"/>
-        </w:rPr>
-        <w:t>id (PK), title, year, pages, genre, author_id (FK→authors)</w:t>
-      </w:r>
-    </w:p>
-    <w:p>
-      <w:pPr>
-        <w:spacing w:line="360" w:lineRule="auto"/>
-        <w:ind w:firstLine="0" w:left="709"/>
-        <w:jc w:val="left"/>
-      </w:pPr>
-      <w:r>
-        <w:rPr>
-          <w:rFonts w:ascii="Courier New" w:hAnsi="Courier New"/>
-          <w:b/>
-          <w:sz w:val="24"/>
-        </w:rPr>
-        <w:t xml:space="preserve">readers: </w:t>
-      </w:r>
-      <w:r>
-        <w:rPr>
-          <w:rFonts w:ascii="Times New Roman" w:hAnsi="Times New Roman"/>
-          <w:sz w:val="28"/>
-        </w:rPr>
-        <w:t>id (PK), name, email (UNIQUE), phone</w:t>
-      </w:r>
-    </w:p>
-    <w:p>
-      <w:pPr>
-        <w:spacing w:line="360" w:lineRule="auto"/>
-        <w:ind w:firstLine="0" w:left="709"/>
-        <w:jc w:val="left"/>
-      </w:pPr>
-      <w:r>
-        <w:rPr>
-          <w:rFonts w:ascii="Courier New" w:hAnsi="Courier New"/>
-          <w:b/>
-          <w:sz w:val="24"/>
-        </w:rPr>
-        <w:t xml:space="preserve">borrowings: </w:t>
-      </w:r>
-      <w:r>
-        <w:rPr>
-          <w:rFonts w:ascii="Times New Roman" w:hAnsi="Times New Roman"/>
-          <w:sz w:val="28"/>
-        </w:rPr>
-        <w:t>id (PK), reader_id (FK→readers), book_id (FK→books), borrow_date, return_date</w:t>
-      </w:r>
-    </w:p>
-    <w:p>
-      <w:pPr>
-        <w:spacing w:before="0" w:after="0" w:line="360" w:lineRule="auto"/>
-        <w:ind w:firstLine="709"/>
-        <w:jc w:val="left"/>
-      </w:pPr>
       <w:r>
         <w:rPr>
           <w:rFonts w:ascii="Times New Roman" w:hAnsi="Times New Roman" w:cs="Times New Roman"/>
@@ -733,13 +505,13 @@
           <w:i w:val="0"/>
           <w:sz w:val="28"/>
         </w:rPr>
-        <w:t>Атрибут author_id в таблице author_profiles объявлен с ограничением UNIQUE, что обеспечивает связь 1:1. Таблица borrowings является ассоциативной для реализации связи M:N между readers и books и содержит дополнительные атрибуты (даты выдачи и возврата), поэтому реализована как отдельная таблица, а не через вспомогательную Table без метаданных.</w:t>
+        <w:t>выполняет один SQL JOIN-запрос; эффективно для связей 1:1;</w:t>
       </w:r>
     </w:p>
     <w:p>
       <w:pPr>
-        <w:spacing w:before="120" w:after="60" w:line="360" w:lineRule="auto"/>
-        <w:ind w:firstLine="0"/>
+        <w:spacing w:line="360" w:lineRule="auto"/>
+        <w:ind w:firstLine="0" w:left="709"/>
         <w:jc w:val="left"/>
       </w:pPr>
       <w:r>
@@ -747,17 +519,11 @@
           <w:rFonts w:ascii="Times New Roman" w:hAnsi="Times New Roman" w:cs="Times New Roman"/>
           <w:rFonts w:ascii="Times New Roman" w:hAnsi="Times New Roman"/>
           <w:b/>
+          <w:i w:val="0"/>
           <w:sz w:val="28"/>
         </w:rPr>
-        <w:t>4. Реализация моделей SQLAlchemy</w:t>
+        <w:t xml:space="preserve">selectinload — </w:t>
       </w:r>
-    </w:p>
-    <w:p>
-      <w:pPr>
-        <w:spacing w:before="0" w:after="0" w:line="360" w:lineRule="auto"/>
-        <w:ind w:firstLine="709"/>
-        <w:jc w:val="left"/>
-      </w:pPr>
       <w:r>
         <w:rPr>
           <w:rFonts w:ascii="Times New Roman" w:hAnsi="Times New Roman" w:cs="Times New Roman"/>
@@ -766,7 +532,183 @@
           <w:i w:val="0"/>
           <w:sz w:val="28"/>
         </w:rPr>
-        <w:t>Подключение к базе данных и определение моделей выполнены следующим образом:</w:t>
+        <w:t>выполняет отдельный IN-запрос; эффективно для связей 1:N и N:M;</w:t>
+      </w:r>
+    </w:p>
+    <w:p>
+      <w:pPr>
+        <w:spacing w:line="360" w:lineRule="auto"/>
+        <w:ind w:firstLine="0" w:left="709"/>
+        <w:jc w:val="left"/>
+      </w:pPr>
+      <w:r>
+        <w:rPr>
+          <w:rFonts w:ascii="Times New Roman" w:hAnsi="Times New Roman" w:cs="Times New Roman"/>
+          <w:rFonts w:ascii="Times New Roman" w:hAnsi="Times New Roman"/>
+          <w:b/>
+          <w:i w:val="0"/>
+          <w:sz w:val="28"/>
+        </w:rPr>
+        <w:t xml:space="preserve">lazy (по умолчанию) — </w:t>
+      </w:r>
+      <w:r>
+        <w:rPr>
+          <w:rFonts w:ascii="Times New Roman" w:hAnsi="Times New Roman" w:cs="Times New Roman"/>
+          <w:rFonts w:ascii="Times New Roman" w:hAnsi="Times New Roman"/>
+          <w:b w:val="0"/>
+          <w:i w:val="0"/>
+          <w:sz w:val="28"/>
+        </w:rPr>
+        <w:t>загружает связанные объекты при первом обращении.</w:t>
+      </w:r>
+    </w:p>
+    <w:p>
+      <w:pPr>
+        <w:spacing w:before="160" w:after="80" w:line="360" w:lineRule="auto"/>
+        <w:ind w:firstLine="0"/>
+        <w:jc w:val="left"/>
+      </w:pPr>
+      <w:r>
+        <w:rPr>
+          <w:rFonts w:ascii="Times New Roman" w:hAnsi="Times New Roman" w:cs="Times New Roman"/>
+          <w:rFonts w:ascii="Times New Roman" w:hAnsi="Times New Roman"/>
+          <w:b/>
+          <w:i w:val="0"/>
+          <w:sz w:val="28"/>
+        </w:rPr>
+        <w:t>2. Предметная область: Библиотека</w:t>
+      </w:r>
+    </w:p>
+    <w:p>
+      <w:pPr>
+        <w:spacing w:before="0" w:after="0" w:line="360" w:lineRule="auto"/>
+        <w:ind w:firstLine="709"/>
+        <w:jc w:val="both"/>
+      </w:pPr>
+      <w:r>
+        <w:rPr>
+          <w:rFonts w:ascii="Times New Roman" w:hAnsi="Times New Roman" w:cs="Times New Roman"/>
+          <w:rFonts w:ascii="Times New Roman" w:hAnsi="Times New Roman"/>
+          <w:b w:val="0"/>
+          <w:i w:val="0"/>
+          <w:sz w:val="28"/>
+        </w:rPr>
+        <w:t>Предметная область «Библиотека» позволяет продемонстрировать все требуемые типы связей между сущностями:</w:t>
+      </w:r>
+    </w:p>
+    <w:p>
+      <w:pPr>
+        <w:spacing w:line="360" w:lineRule="auto"/>
+        <w:ind w:firstLine="0" w:left="709"/>
+        <w:jc w:val="both"/>
+      </w:pPr>
+      <w:r>
+        <w:rPr>
+          <w:rFonts w:ascii="Times New Roman" w:hAnsi="Times New Roman" w:cs="Times New Roman"/>
+          <w:rFonts w:ascii="Times New Roman" w:hAnsi="Times New Roman"/>
+          <w:b/>
+          <w:i w:val="0"/>
+          <w:sz w:val="28"/>
+        </w:rPr>
+        <w:t xml:space="preserve">1:1 — Author ↔ AuthorProfile: </w:t>
+      </w:r>
+      <w:r>
+        <w:rPr>
+          <w:rFonts w:ascii="Times New Roman" w:hAnsi="Times New Roman" w:cs="Times New Roman"/>
+          <w:rFonts w:ascii="Times New Roman" w:hAnsi="Times New Roman"/>
+          <w:b w:val="0"/>
+          <w:i w:val="0"/>
+          <w:sz w:val="28"/>
+        </w:rPr>
+        <w:t>Каждый автор имеет один расширенный профиль (биография, национальность).</w:t>
+      </w:r>
+    </w:p>
+    <w:p>
+      <w:pPr>
+        <w:spacing w:line="360" w:lineRule="auto"/>
+        <w:ind w:firstLine="0" w:left="709"/>
+        <w:jc w:val="both"/>
+      </w:pPr>
+      <w:r>
+        <w:rPr>
+          <w:rFonts w:ascii="Times New Roman" w:hAnsi="Times New Roman" w:cs="Times New Roman"/>
+          <w:rFonts w:ascii="Times New Roman" w:hAnsi="Times New Roman"/>
+          <w:b/>
+          <w:i w:val="0"/>
+          <w:sz w:val="28"/>
+        </w:rPr>
+        <w:t xml:space="preserve">1:N — Author → Book: </w:t>
+      </w:r>
+      <w:r>
+        <w:rPr>
+          <w:rFonts w:ascii="Times New Roman" w:hAnsi="Times New Roman" w:cs="Times New Roman"/>
+          <w:rFonts w:ascii="Times New Roman" w:hAnsi="Times New Roman"/>
+          <w:b w:val="0"/>
+          <w:i w:val="0"/>
+          <w:sz w:val="28"/>
+        </w:rPr>
+        <w:t>Один автор может написать несколько книг.</w:t>
+      </w:r>
+    </w:p>
+    <w:p>
+      <w:pPr>
+        <w:spacing w:line="360" w:lineRule="auto"/>
+        <w:ind w:firstLine="0" w:left="709"/>
+        <w:jc w:val="both"/>
+      </w:pPr>
+      <w:r>
+        <w:rPr>
+          <w:rFonts w:ascii="Times New Roman" w:hAnsi="Times New Roman" w:cs="Times New Roman"/>
+          <w:rFonts w:ascii="Times New Roman" w:hAnsi="Times New Roman"/>
+          <w:b/>
+          <w:i w:val="0"/>
+          <w:sz w:val="28"/>
+        </w:rPr>
+        <w:t xml:space="preserve">N:M — Reader ↔ Book: </w:t>
+      </w:r>
+      <w:r>
+        <w:rPr>
+          <w:rFonts w:ascii="Times New Roman" w:hAnsi="Times New Roman" w:cs="Times New Roman"/>
+          <w:rFonts w:ascii="Times New Roman" w:hAnsi="Times New Roman"/>
+          <w:b w:val="0"/>
+          <w:i w:val="0"/>
+          <w:sz w:val="28"/>
+        </w:rPr>
+        <w:t>Один читатель может взять несколько книг; одна книга — у разных читателей. Связь реализована через ассоциативную таблицу borrowings с дополнительными атрибутами (borrow_date, return_date).</w:t>
+      </w:r>
+    </w:p>
+    <w:p>
+      <w:pPr>
+        <w:spacing w:before="160" w:after="80" w:line="360" w:lineRule="auto"/>
+        <w:ind w:firstLine="0"/>
+        <w:jc w:val="left"/>
+      </w:pPr>
+      <w:r>
+        <w:rPr>
+          <w:rFonts w:ascii="Times New Roman" w:hAnsi="Times New Roman" w:cs="Times New Roman"/>
+          <w:rFonts w:ascii="Times New Roman" w:hAnsi="Times New Roman"/>
+          <w:b/>
+          <w:i w:val="0"/>
+          <w:sz w:val="28"/>
+        </w:rPr>
+        <w:t>3. Реализация моделей SQLAlchemy</w:t>
+      </w:r>
+    </w:p>
+    <w:p>
+      <w:pPr>
+        <w:spacing w:before="0" w:after="0" w:line="360" w:lineRule="auto"/>
+        <w:ind w:firstLine="709"/>
+        <w:jc w:val="both"/>
+      </w:pPr>
+      <w:r>
+        <w:rPr>
+          <w:rFonts w:ascii="Times New Roman" w:hAnsi="Times New Roman" w:cs="Times New Roman"/>
+          <w:rFonts w:ascii="Times New Roman" w:hAnsi="Times New Roman"/>
+          <w:b w:val="0"/>
+          <w:i w:val="0"/>
+          <w:sz w:val="28"/>
+        </w:rPr>
+        <w:t>Описание всех моделей и связей в декларативном стиле SQLAlchemy 2.x:</w:t>
       </w:r>
     </w:p>
     <w:p>
@@ -1052,7 +994,7 @@
           <w:rFonts w:ascii="Courier New" w:hAnsi="Courier New"/>
           <w:sz w:val="20"/>
         </w:rPr>
-        <w:t># Ассоциативная таблица M:N (читатель ↔ книга)</w:t>
+        <w:t># Ассоциативная таблица M:N (читатель &lt;-&gt; книга)</w:t>
       </w:r>
     </w:p>
     <w:p>
@@ -2053,18 +1995,20 @@
       </w:pPr>
       <w:r>
         <w:rPr>
+          <w:rFonts w:ascii="Times New Roman" w:hAnsi="Times New Roman" w:cs="Times New Roman"/>
           <w:rFonts w:ascii="Times New Roman" w:hAnsi="Times New Roman"/>
+          <w:b w:val="0"/>
           <w:i/>
           <w:sz w:val="24"/>
         </w:rPr>
-        <w:t>Рис. 1. Описание моделей SQLAlchemy</w:t>
+        <w:t>Рис. 1. Описание моделей SQLAlchemy ORM (фрагмент main.py)</w:t>
       </w:r>
     </w:p>
     <w:p>
       <w:pPr>
         <w:spacing w:before="0" w:after="0" w:line="360" w:lineRule="auto"/>
         <w:ind w:firstLine="709"/>
-        <w:jc w:val="left"/>
+        <w:jc w:val="both"/>
       </w:pPr>
       <w:r>
         <w:rPr>
@@ -2074,12 +2018,12 @@
           <w:i w:val="0"/>
           <w:sz w:val="28"/>
         </w:rPr>
-        <w:t>Параметр uselist=False в relationship для AuthorProfile указывает SQLAlchemy, что связь является однозначной (1:1): атрибут author.profile возвращает один объект, а не список. Параметр back_populates обеспечивает двустороннюю навигацию между связанными объектами. Параметр cascade="all, delete-orphan" гарантирует каскадное удаление зависимых записей при удалении родительской.</w:t>
+        <w:t>Параметр uselist=False в relationship для AuthorProfile обеспечивает связь 1:1: атрибут author.profile возвращает один объект, а не список. Параметр cascade="all, delete-orphan" гарантирует каскадное удаление зависимых записей при удалении родительской.</w:t>
       </w:r>
     </w:p>
     <w:p>
       <w:pPr>
-        <w:spacing w:before="120" w:after="60" w:line="360" w:lineRule="auto"/>
+        <w:spacing w:before="160" w:after="80" w:line="360" w:lineRule="auto"/>
         <w:ind w:firstLine="0"/>
         <w:jc w:val="left"/>
       </w:pPr>
@@ -2088,16 +2032,17 @@
           <w:rFonts w:ascii="Times New Roman" w:hAnsi="Times New Roman" w:cs="Times New Roman"/>
           <w:rFonts w:ascii="Times New Roman" w:hAnsi="Times New Roman"/>
           <w:b/>
+          <w:i w:val="0"/>
           <w:sz w:val="28"/>
         </w:rPr>
-        <w:t>5. CRUD-операции</w:t>
+        <w:t>4. CRUD-операции и управление транзакциями</w:t>
       </w:r>
     </w:p>
     <w:p>
       <w:pPr>
         <w:spacing w:before="0" w:after="0" w:line="360" w:lineRule="auto"/>
         <w:ind w:firstLine="709"/>
-        <w:jc w:val="left"/>
+        <w:jc w:val="both"/>
       </w:pPr>
       <w:r>
         <w:rPr>
@@ -2107,7 +2052,7 @@
           <w:i w:val="0"/>
           <w:sz w:val="28"/>
         </w:rPr>
-        <w:t>Реализованы все четыре типа операций: Create, Read, Update, Delete. Также продемонстрировано управление транзакциями.</w:t>
+        <w:t>Реализованы все четыре типа операций с базой данных:</w:t>
       </w:r>
     </w:p>
     <w:p>
@@ -2195,7 +2140,7 @@
           <w:rFonts w:ascii="Courier New" w:hAnsi="Courier New"/>
           <w:sz w:val="20"/>
         </w:rPr>
-        <w:t># CREATE — добавление данных</w:t>
+        <w:t># CREATE</w:t>
       </w:r>
     </w:p>
     <w:p>
@@ -2261,7 +2206,7 @@
           <w:rFonts w:ascii="Courier New" w:hAnsi="Courier New"/>
           <w:sz w:val="20"/>
         </w:rPr>
-        <w:t xml:space="preserve">    pushkin.profile = AuthorProfile(</w:t>
+        <w:t xml:space="preserve">    pushkin.profile = AuthorProfile(nationality="Российская",</w:t>
       </w:r>
     </w:p>
     <w:p>
@@ -2283,51 +2228,7 @@
           <w:rFonts w:ascii="Courier New" w:hAnsi="Courier New"/>
           <w:sz w:val="20"/>
         </w:rPr>
-        <w:t xml:space="preserve">        nationality="Российская",</w:t>
-      </w:r>
-    </w:p>
-    <w:p>
-      <w:pPr>
-        <w:spacing w:before="0" w:after="0" w:line="240" w:lineRule="auto"/>
-        <w:ind w:firstLine="0" w:left="0"/>
-        <w:jc w:val="left"/>
-        <w:pBdr>
-          <w:top w:val="single" w:sz="4" w:space="1" w:color="CCCCCC"/>
-          <w:left w:val="single" w:sz="4" w:space="1" w:color="CCCCCC"/>
-          <w:bottom w:val="single" w:sz="4" w:space="1" w:color="CCCCCC"/>
-          <w:right w:val="single" w:sz="4" w:space="1" w:color="CCCCCC"/>
-        </w:pBdr>
-        <w:shd w:val="clear" w:color="auto" w:fill="F5F5F5"/>
-      </w:pPr>
-      <w:r>
-        <w:rPr>
-          <w:rFonts w:ascii="Courier New" w:hAnsi="Courier New" w:cs="Courier New"/>
-          <w:rFonts w:ascii="Courier New" w:hAnsi="Courier New"/>
-          <w:sz w:val="20"/>
-        </w:rPr>
-        <w:t xml:space="preserve">        biography="Великий русский поэт и прозаик."</w:t>
-      </w:r>
-    </w:p>
-    <w:p>
-      <w:pPr>
-        <w:spacing w:before="0" w:after="0" w:line="240" w:lineRule="auto"/>
-        <w:ind w:firstLine="0" w:left="0"/>
-        <w:jc w:val="left"/>
-        <w:pBdr>
-          <w:top w:val="single" w:sz="4" w:space="1" w:color="CCCCCC"/>
-          <w:left w:val="single" w:sz="4" w:space="1" w:color="CCCCCC"/>
-          <w:bottom w:val="single" w:sz="4" w:space="1" w:color="CCCCCC"/>
-          <w:right w:val="single" w:sz="4" w:space="1" w:color="CCCCCC"/>
-        </w:pBdr>
-        <w:shd w:val="clear" w:color="auto" w:fill="F5F5F5"/>
-      </w:pPr>
-      <w:r>
-        <w:rPr>
-          <w:rFonts w:ascii="Courier New" w:hAnsi="Courier New" w:cs="Courier New"/>
-          <w:rFonts w:ascii="Courier New" w:hAnsi="Courier New"/>
-          <w:sz w:val="20"/>
-        </w:rPr>
-        <w:t xml:space="preserve">    )</w:t>
+        <w:t xml:space="preserve">                                    biography="Великий русский поэт.")</w:t>
       </w:r>
     </w:p>
     <w:p>
@@ -2481,7 +2382,7 @@
           <w:rFonts w:ascii="Courier New" w:hAnsi="Courier New"/>
           <w:sz w:val="20"/>
         </w:rPr>
-        <w:t># READ — запросы с joinedload и selectinload</w:t>
+        <w:t># READ — связь 1:1 (joinedload)</w:t>
       </w:r>
     </w:p>
     <w:p>
@@ -2525,7 +2426,7 @@
           <w:rFonts w:ascii="Courier New" w:hAnsi="Courier New"/>
           <w:sz w:val="20"/>
         </w:rPr>
-        <w:t xml:space="preserve">    # 1:1 — автор с профилем</w:t>
+        <w:t xml:space="preserve">    authors = session.query(Author).options(</w:t>
       </w:r>
     </w:p>
     <w:p>
@@ -2547,139 +2448,7 @@
           <w:rFonts w:ascii="Courier New" w:hAnsi="Courier New"/>
           <w:sz w:val="20"/>
         </w:rPr>
-        <w:t xml:space="preserve">    authors = session.query(Author).options(joinedload(Author.profile)).all()</w:t>
-      </w:r>
-    </w:p>
-    <w:p>
-      <w:pPr>
-        <w:spacing w:before="0" w:after="0" w:line="240" w:lineRule="auto"/>
-        <w:ind w:firstLine="0" w:left="0"/>
-        <w:jc w:val="left"/>
-        <w:pBdr>
-          <w:top w:val="single" w:sz="4" w:space="1" w:color="CCCCCC"/>
-          <w:left w:val="single" w:sz="4" w:space="1" w:color="CCCCCC"/>
-          <w:bottom w:val="single" w:sz="4" w:space="1" w:color="CCCCCC"/>
-          <w:right w:val="single" w:sz="4" w:space="1" w:color="CCCCCC"/>
-        </w:pBdr>
-        <w:shd w:val="clear" w:color="auto" w:fill="F5F5F5"/>
-      </w:pPr>
-      <w:r>
-        <w:rPr>
-          <w:rFonts w:ascii="Courier New" w:hAnsi="Courier New" w:cs="Courier New"/>
-          <w:rFonts w:ascii="Courier New" w:hAnsi="Courier New"/>
-          <w:sz w:val="20"/>
-        </w:rPr>
-        <w:t xml:space="preserve">    # 1:N — автор со списком книг</w:t>
-      </w:r>
-    </w:p>
-    <w:p>
-      <w:pPr>
-        <w:spacing w:before="0" w:after="0" w:line="240" w:lineRule="auto"/>
-        <w:ind w:firstLine="0" w:left="0"/>
-        <w:jc w:val="left"/>
-        <w:pBdr>
-          <w:top w:val="single" w:sz="4" w:space="1" w:color="CCCCCC"/>
-          <w:left w:val="single" w:sz="4" w:space="1" w:color="CCCCCC"/>
-          <w:bottom w:val="single" w:sz="4" w:space="1" w:color="CCCCCC"/>
-          <w:right w:val="single" w:sz="4" w:space="1" w:color="CCCCCC"/>
-        </w:pBdr>
-        <w:shd w:val="clear" w:color="auto" w:fill="F5F5F5"/>
-      </w:pPr>
-      <w:r>
-        <w:rPr>
-          <w:rFonts w:ascii="Courier New" w:hAnsi="Courier New" w:cs="Courier New"/>
-          <w:rFonts w:ascii="Courier New" w:hAnsi="Courier New"/>
-          <w:sz w:val="20"/>
-        </w:rPr>
-        <w:t xml:space="preserve">    authors = session.query(Author).options(selectinload(Author.books)).all()</w:t>
-      </w:r>
-    </w:p>
-    <w:p>
-      <w:pPr>
-        <w:spacing w:before="0" w:after="0" w:line="240" w:lineRule="auto"/>
-        <w:ind w:firstLine="0" w:left="0"/>
-        <w:jc w:val="left"/>
-        <w:pBdr>
-          <w:top w:val="single" w:sz="4" w:space="1" w:color="CCCCCC"/>
-          <w:left w:val="single" w:sz="4" w:space="1" w:color="CCCCCC"/>
-          <w:bottom w:val="single" w:sz="4" w:space="1" w:color="CCCCCC"/>
-          <w:right w:val="single" w:sz="4" w:space="1" w:color="CCCCCC"/>
-        </w:pBdr>
-        <w:shd w:val="clear" w:color="auto" w:fill="F5F5F5"/>
-      </w:pPr>
-      <w:r>
-        <w:rPr>
-          <w:rFonts w:ascii="Courier New" w:hAnsi="Courier New" w:cs="Courier New"/>
-          <w:rFonts w:ascii="Courier New" w:hAnsi="Courier New"/>
-          <w:sz w:val="20"/>
-        </w:rPr>
-        <w:t xml:space="preserve">    # M:N — читатели со взятыми книгами</w:t>
-      </w:r>
-    </w:p>
-    <w:p>
-      <w:pPr>
-        <w:spacing w:before="0" w:after="0" w:line="240" w:lineRule="auto"/>
-        <w:ind w:firstLine="0" w:left="0"/>
-        <w:jc w:val="left"/>
-        <w:pBdr>
-          <w:top w:val="single" w:sz="4" w:space="1" w:color="CCCCCC"/>
-          <w:left w:val="single" w:sz="4" w:space="1" w:color="CCCCCC"/>
-          <w:bottom w:val="single" w:sz="4" w:space="1" w:color="CCCCCC"/>
-          <w:right w:val="single" w:sz="4" w:space="1" w:color="CCCCCC"/>
-        </w:pBdr>
-        <w:shd w:val="clear" w:color="auto" w:fill="F5F5F5"/>
-      </w:pPr>
-      <w:r>
-        <w:rPr>
-          <w:rFonts w:ascii="Courier New" w:hAnsi="Courier New" w:cs="Courier New"/>
-          <w:rFonts w:ascii="Courier New" w:hAnsi="Courier New"/>
-          <w:sz w:val="20"/>
-        </w:rPr>
-        <w:t xml:space="preserve">    readers = session.query(Reader).options(selectinload(Reader.books)).all()</w:t>
-      </w:r>
-    </w:p>
-    <w:p>
-      <w:pPr>
-        <w:spacing w:before="0" w:after="0" w:line="240" w:lineRule="auto"/>
-        <w:ind w:firstLine="0" w:left="0"/>
-        <w:jc w:val="left"/>
-        <w:pBdr>
-          <w:top w:val="single" w:sz="4" w:space="1" w:color="CCCCCC"/>
-          <w:left w:val="single" w:sz="4" w:space="1" w:color="CCCCCC"/>
-          <w:bottom w:val="single" w:sz="4" w:space="1" w:color="CCCCCC"/>
-          <w:right w:val="single" w:sz="4" w:space="1" w:color="CCCCCC"/>
-        </w:pBdr>
-        <w:shd w:val="clear" w:color="auto" w:fill="F5F5F5"/>
-      </w:pPr>
-      <w:r>
-        <w:rPr>
-          <w:rFonts w:ascii="Courier New" w:hAnsi="Courier New" w:cs="Courier New"/>
-          <w:rFonts w:ascii="Courier New" w:hAnsi="Courier New"/>
-          <w:sz w:val="20"/>
-        </w:rPr>
-        <w:t xml:space="preserve">    # Фильтрация по жанру</w:t>
-      </w:r>
-    </w:p>
-    <w:p>
-      <w:pPr>
-        <w:spacing w:before="0" w:after="0" w:line="240" w:lineRule="auto"/>
-        <w:ind w:firstLine="0" w:left="0"/>
-        <w:jc w:val="left"/>
-        <w:pBdr>
-          <w:top w:val="single" w:sz="4" w:space="1" w:color="CCCCCC"/>
-          <w:left w:val="single" w:sz="4" w:space="1" w:color="CCCCCC"/>
-          <w:bottom w:val="single" w:sz="4" w:space="1" w:color="CCCCCC"/>
-          <w:right w:val="single" w:sz="4" w:space="1" w:color="CCCCCC"/>
-        </w:pBdr>
-        <w:shd w:val="clear" w:color="auto" w:fill="F5F5F5"/>
-      </w:pPr>
-      <w:r>
-        <w:rPr>
-          <w:rFonts w:ascii="Courier New" w:hAnsi="Courier New" w:cs="Courier New"/>
-          <w:rFonts w:ascii="Courier New" w:hAnsi="Courier New"/>
-          <w:sz w:val="20"/>
-        </w:rPr>
-        <w:t xml:space="preserve">    novels = session.query(Book).filter(Book.genre == "Роман").all()</w:t>
+        <w:t xml:space="preserve">        joinedload(Author.profile)).all()</w:t>
       </w:r>
     </w:p>
     <w:p>
@@ -2723,7 +2492,7 @@
           <w:rFonts w:ascii="Courier New" w:hAnsi="Courier New"/>
           <w:sz w:val="20"/>
         </w:rPr>
-        <w:t># UPDATE — обновление данных</w:t>
+        <w:t># READ — связь 1:N (selectinload)</w:t>
       </w:r>
     </w:p>
     <w:p>
@@ -2767,7 +2536,249 @@
           <w:rFonts w:ascii="Courier New" w:hAnsi="Courier New"/>
           <w:sz w:val="20"/>
         </w:rPr>
-        <w:t xml:space="preserve">    book = session.query(Book).filter_by(title="Евгений Онегин").first()</w:t>
+        <w:t xml:space="preserve">    authors = session.query(Author).options(</w:t>
+      </w:r>
+    </w:p>
+    <w:p>
+      <w:pPr>
+        <w:spacing w:before="0" w:after="0" w:line="240" w:lineRule="auto"/>
+        <w:ind w:firstLine="0" w:left="0"/>
+        <w:jc w:val="left"/>
+        <w:pBdr>
+          <w:top w:val="single" w:sz="4" w:space="1" w:color="CCCCCC"/>
+          <w:left w:val="single" w:sz="4" w:space="1" w:color="CCCCCC"/>
+          <w:bottom w:val="single" w:sz="4" w:space="1" w:color="CCCCCC"/>
+          <w:right w:val="single" w:sz="4" w:space="1" w:color="CCCCCC"/>
+        </w:pBdr>
+        <w:shd w:val="clear" w:color="auto" w:fill="F5F5F5"/>
+      </w:pPr>
+      <w:r>
+        <w:rPr>
+          <w:rFonts w:ascii="Courier New" w:hAnsi="Courier New" w:cs="Courier New"/>
+          <w:rFonts w:ascii="Courier New" w:hAnsi="Courier New"/>
+          <w:sz w:val="20"/>
+        </w:rPr>
+        <w:t xml:space="preserve">        selectinload(Author.books)).all()</w:t>
+      </w:r>
+    </w:p>
+    <w:p>
+      <w:pPr>
+        <w:spacing w:before="0" w:after="0" w:line="240" w:lineRule="auto"/>
+        <w:ind w:firstLine="0" w:left="0"/>
+        <w:jc w:val="left"/>
+        <w:pBdr>
+          <w:top w:val="single" w:sz="4" w:space="1" w:color="CCCCCC"/>
+          <w:left w:val="single" w:sz="4" w:space="1" w:color="CCCCCC"/>
+          <w:bottom w:val="single" w:sz="4" w:space="1" w:color="CCCCCC"/>
+          <w:right w:val="single" w:sz="4" w:space="1" w:color="CCCCCC"/>
+        </w:pBdr>
+        <w:shd w:val="clear" w:color="auto" w:fill="F5F5F5"/>
+      </w:pPr>
+      <w:r>
+        <w:rPr>
+          <w:rFonts w:ascii="Courier New" w:hAnsi="Courier New" w:cs="Courier New"/>
+          <w:rFonts w:ascii="Courier New" w:hAnsi="Courier New"/>
+          <w:sz w:val="20"/>
+        </w:rPr>
+        <w:t xml:space="preserve"> </w:t>
+      </w:r>
+    </w:p>
+    <w:p>
+      <w:pPr>
+        <w:spacing w:before="0" w:after="0" w:line="240" w:lineRule="auto"/>
+        <w:ind w:firstLine="0" w:left="0"/>
+        <w:jc w:val="left"/>
+        <w:pBdr>
+          <w:top w:val="single" w:sz="4" w:space="1" w:color="CCCCCC"/>
+          <w:left w:val="single" w:sz="4" w:space="1" w:color="CCCCCC"/>
+          <w:bottom w:val="single" w:sz="4" w:space="1" w:color="CCCCCC"/>
+          <w:right w:val="single" w:sz="4" w:space="1" w:color="CCCCCC"/>
+        </w:pBdr>
+        <w:shd w:val="clear" w:color="auto" w:fill="F5F5F5"/>
+      </w:pPr>
+      <w:r>
+        <w:rPr>
+          <w:rFonts w:ascii="Courier New" w:hAnsi="Courier New" w:cs="Courier New"/>
+          <w:rFonts w:ascii="Courier New" w:hAnsi="Courier New"/>
+          <w:sz w:val="20"/>
+        </w:rPr>
+        <w:t># READ — фильтрация</w:t>
+      </w:r>
+    </w:p>
+    <w:p>
+      <w:pPr>
+        <w:spacing w:before="0" w:after="0" w:line="240" w:lineRule="auto"/>
+        <w:ind w:firstLine="0" w:left="0"/>
+        <w:jc w:val="left"/>
+        <w:pBdr>
+          <w:top w:val="single" w:sz="4" w:space="1" w:color="CCCCCC"/>
+          <w:left w:val="single" w:sz="4" w:space="1" w:color="CCCCCC"/>
+          <w:bottom w:val="single" w:sz="4" w:space="1" w:color="CCCCCC"/>
+          <w:right w:val="single" w:sz="4" w:space="1" w:color="CCCCCC"/>
+        </w:pBdr>
+        <w:shd w:val="clear" w:color="auto" w:fill="F5F5F5"/>
+      </w:pPr>
+      <w:r>
+        <w:rPr>
+          <w:rFonts w:ascii="Courier New" w:hAnsi="Courier New" w:cs="Courier New"/>
+          <w:rFonts w:ascii="Courier New" w:hAnsi="Courier New"/>
+          <w:sz w:val="20"/>
+        </w:rPr>
+        <w:t>with Session(engine) as session:</w:t>
+      </w:r>
+    </w:p>
+    <w:p>
+      <w:pPr>
+        <w:spacing w:before="0" w:after="0" w:line="240" w:lineRule="auto"/>
+        <w:ind w:firstLine="0" w:left="0"/>
+        <w:jc w:val="left"/>
+        <w:pBdr>
+          <w:top w:val="single" w:sz="4" w:space="1" w:color="CCCCCC"/>
+          <w:left w:val="single" w:sz="4" w:space="1" w:color="CCCCCC"/>
+          <w:bottom w:val="single" w:sz="4" w:space="1" w:color="CCCCCC"/>
+          <w:right w:val="single" w:sz="4" w:space="1" w:color="CCCCCC"/>
+        </w:pBdr>
+        <w:shd w:val="clear" w:color="auto" w:fill="F5F5F5"/>
+      </w:pPr>
+      <w:r>
+        <w:rPr>
+          <w:rFonts w:ascii="Courier New" w:hAnsi="Courier New" w:cs="Courier New"/>
+          <w:rFonts w:ascii="Courier New" w:hAnsi="Courier New"/>
+          <w:sz w:val="20"/>
+        </w:rPr>
+        <w:t xml:space="preserve">    novels = session.query(Book).filter(</w:t>
+      </w:r>
+    </w:p>
+    <w:p>
+      <w:pPr>
+        <w:spacing w:before="0" w:after="0" w:line="240" w:lineRule="auto"/>
+        <w:ind w:firstLine="0" w:left="0"/>
+        <w:jc w:val="left"/>
+        <w:pBdr>
+          <w:top w:val="single" w:sz="4" w:space="1" w:color="CCCCCC"/>
+          <w:left w:val="single" w:sz="4" w:space="1" w:color="CCCCCC"/>
+          <w:bottom w:val="single" w:sz="4" w:space="1" w:color="CCCCCC"/>
+          <w:right w:val="single" w:sz="4" w:space="1" w:color="CCCCCC"/>
+        </w:pBdr>
+        <w:shd w:val="clear" w:color="auto" w:fill="F5F5F5"/>
+      </w:pPr>
+      <w:r>
+        <w:rPr>
+          <w:rFonts w:ascii="Courier New" w:hAnsi="Courier New" w:cs="Courier New"/>
+          <w:rFonts w:ascii="Courier New" w:hAnsi="Courier New"/>
+          <w:sz w:val="20"/>
+        </w:rPr>
+        <w:t xml:space="preserve">        Book.genre == "Роман").all()</w:t>
+      </w:r>
+    </w:p>
+    <w:p>
+      <w:pPr>
+        <w:spacing w:before="0" w:after="0" w:line="240" w:lineRule="auto"/>
+        <w:ind w:firstLine="0" w:left="0"/>
+        <w:jc w:val="left"/>
+        <w:pBdr>
+          <w:top w:val="single" w:sz="4" w:space="1" w:color="CCCCCC"/>
+          <w:left w:val="single" w:sz="4" w:space="1" w:color="CCCCCC"/>
+          <w:bottom w:val="single" w:sz="4" w:space="1" w:color="CCCCCC"/>
+          <w:right w:val="single" w:sz="4" w:space="1" w:color="CCCCCC"/>
+        </w:pBdr>
+        <w:shd w:val="clear" w:color="auto" w:fill="F5F5F5"/>
+      </w:pPr>
+      <w:r>
+        <w:rPr>
+          <w:rFonts w:ascii="Courier New" w:hAnsi="Courier New" w:cs="Courier New"/>
+          <w:rFonts w:ascii="Courier New" w:hAnsi="Courier New"/>
+          <w:sz w:val="20"/>
+        </w:rPr>
+        <w:t xml:space="preserve"> </w:t>
+      </w:r>
+    </w:p>
+    <w:p>
+      <w:pPr>
+        <w:spacing w:before="0" w:after="0" w:line="240" w:lineRule="auto"/>
+        <w:ind w:firstLine="0" w:left="0"/>
+        <w:jc w:val="left"/>
+        <w:pBdr>
+          <w:top w:val="single" w:sz="4" w:space="1" w:color="CCCCCC"/>
+          <w:left w:val="single" w:sz="4" w:space="1" w:color="CCCCCC"/>
+          <w:bottom w:val="single" w:sz="4" w:space="1" w:color="CCCCCC"/>
+          <w:right w:val="single" w:sz="4" w:space="1" w:color="CCCCCC"/>
+        </w:pBdr>
+        <w:shd w:val="clear" w:color="auto" w:fill="F5F5F5"/>
+      </w:pPr>
+      <w:r>
+        <w:rPr>
+          <w:rFonts w:ascii="Courier New" w:hAnsi="Courier New" w:cs="Courier New"/>
+          <w:rFonts w:ascii="Courier New" w:hAnsi="Courier New"/>
+          <w:sz w:val="20"/>
+        </w:rPr>
+        <w:t># UPDATE</w:t>
+      </w:r>
+    </w:p>
+    <w:p>
+      <w:pPr>
+        <w:spacing w:before="0" w:after="0" w:line="240" w:lineRule="auto"/>
+        <w:ind w:firstLine="0" w:left="0"/>
+        <w:jc w:val="left"/>
+        <w:pBdr>
+          <w:top w:val="single" w:sz="4" w:space="1" w:color="CCCCCC"/>
+          <w:left w:val="single" w:sz="4" w:space="1" w:color="CCCCCC"/>
+          <w:bottom w:val="single" w:sz="4" w:space="1" w:color="CCCCCC"/>
+          <w:right w:val="single" w:sz="4" w:space="1" w:color="CCCCCC"/>
+        </w:pBdr>
+        <w:shd w:val="clear" w:color="auto" w:fill="F5F5F5"/>
+      </w:pPr>
+      <w:r>
+        <w:rPr>
+          <w:rFonts w:ascii="Courier New" w:hAnsi="Courier New" w:cs="Courier New"/>
+          <w:rFonts w:ascii="Courier New" w:hAnsi="Courier New"/>
+          <w:sz w:val="20"/>
+        </w:rPr>
+        <w:t>with Session(engine) as session:</w:t>
+      </w:r>
+    </w:p>
+    <w:p>
+      <w:pPr>
+        <w:spacing w:before="0" w:after="0" w:line="240" w:lineRule="auto"/>
+        <w:ind w:firstLine="0" w:left="0"/>
+        <w:jc w:val="left"/>
+        <w:pBdr>
+          <w:top w:val="single" w:sz="4" w:space="1" w:color="CCCCCC"/>
+          <w:left w:val="single" w:sz="4" w:space="1" w:color="CCCCCC"/>
+          <w:bottom w:val="single" w:sz="4" w:space="1" w:color="CCCCCC"/>
+          <w:right w:val="single" w:sz="4" w:space="1" w:color="CCCCCC"/>
+        </w:pBdr>
+        <w:shd w:val="clear" w:color="auto" w:fill="F5F5F5"/>
+      </w:pPr>
+      <w:r>
+        <w:rPr>
+          <w:rFonts w:ascii="Courier New" w:hAnsi="Courier New" w:cs="Courier New"/>
+          <w:rFonts w:ascii="Courier New" w:hAnsi="Courier New"/>
+          <w:sz w:val="20"/>
+        </w:rPr>
+        <w:t xml:space="preserve">    book = session.query(Book).filter_by(</w:t>
+      </w:r>
+    </w:p>
+    <w:p>
+      <w:pPr>
+        <w:spacing w:before="0" w:after="0" w:line="240" w:lineRule="auto"/>
+        <w:ind w:firstLine="0" w:left="0"/>
+        <w:jc w:val="left"/>
+        <w:pBdr>
+          <w:top w:val="single" w:sz="4" w:space="1" w:color="CCCCCC"/>
+          <w:left w:val="single" w:sz="4" w:space="1" w:color="CCCCCC"/>
+          <w:bottom w:val="single" w:sz="4" w:space="1" w:color="CCCCCC"/>
+          <w:right w:val="single" w:sz="4" w:space="1" w:color="CCCCCC"/>
+        </w:pBdr>
+        <w:shd w:val="clear" w:color="auto" w:fill="F5F5F5"/>
+      </w:pPr>
+      <w:r>
+        <w:rPr>
+          <w:rFonts w:ascii="Courier New" w:hAnsi="Courier New" w:cs="Courier New"/>
+          <w:rFonts w:ascii="Courier New" w:hAnsi="Courier New"/>
+          <w:sz w:val="20"/>
+        </w:rPr>
+        <w:t xml:space="preserve">        title="Евгений Онегин").first()</w:t>
       </w:r>
     </w:p>
     <w:p>
@@ -2855,7 +2866,7 @@
           <w:rFonts w:ascii="Courier New" w:hAnsi="Courier New"/>
           <w:sz w:val="20"/>
         </w:rPr>
-        <w:t># DELETE — удаление записи</w:t>
+        <w:t># DELETE</w:t>
       </w:r>
     </w:p>
     <w:p>
@@ -2899,7 +2910,29 @@
           <w:rFonts w:ascii="Courier New" w:hAnsi="Courier New"/>
           <w:sz w:val="20"/>
         </w:rPr>
-        <w:t xml:space="preserve">    book = session.query(Book).filter_by(title="Анна Каренина").first()</w:t>
+        <w:t xml:space="preserve">    book = session.query(Book).filter_by(</w:t>
+      </w:r>
+    </w:p>
+    <w:p>
+      <w:pPr>
+        <w:spacing w:before="0" w:after="0" w:line="240" w:lineRule="auto"/>
+        <w:ind w:firstLine="0" w:left="0"/>
+        <w:jc w:val="left"/>
+        <w:pBdr>
+          <w:top w:val="single" w:sz="4" w:space="1" w:color="CCCCCC"/>
+          <w:left w:val="single" w:sz="4" w:space="1" w:color="CCCCCC"/>
+          <w:bottom w:val="single" w:sz="4" w:space="1" w:color="CCCCCC"/>
+          <w:right w:val="single" w:sz="4" w:space="1" w:color="CCCCCC"/>
+        </w:pBdr>
+        <w:shd w:val="clear" w:color="auto" w:fill="F5F5F5"/>
+      </w:pPr>
+      <w:r>
+        <w:rPr>
+          <w:rFonts w:ascii="Courier New" w:hAnsi="Courier New" w:cs="Courier New"/>
+          <w:rFonts w:ascii="Courier New" w:hAnsi="Courier New"/>
+          <w:sz w:val="20"/>
+        </w:rPr>
+        <w:t xml:space="preserve">        title="Анна Каренина").first()</w:t>
       </w:r>
     </w:p>
     <w:p>
@@ -2987,7 +3020,7 @@
           <w:rFonts w:ascii="Courier New" w:hAnsi="Courier New"/>
           <w:sz w:val="20"/>
         </w:rPr>
-        <w:t># ROLLBACK — демонстрация отката транзакции</w:t>
+        <w:t># ROLLBACK</w:t>
       </w:r>
     </w:p>
     <w:p>
@@ -3053,7 +3086,7 @@
           <w:rFonts w:ascii="Courier New" w:hAnsi="Courier New"/>
           <w:sz w:val="20"/>
         </w:rPr>
-        <w:t xml:space="preserve">        duplicate = Reader(name="Ошибка", email="ivanova@mail.ru")  # дубликат email</w:t>
+        <w:t xml:space="preserve">        dup = Reader(name="Ошибка", email="ivanova@mail.ru")</w:t>
       </w:r>
     </w:p>
     <w:p>
@@ -3075,7 +3108,7 @@
           <w:rFonts w:ascii="Courier New" w:hAnsi="Courier New"/>
           <w:sz w:val="20"/>
         </w:rPr>
-        <w:t xml:space="preserve">        session.add(duplicate)</w:t>
+        <w:t xml:space="preserve">        session.add(dup)</w:t>
       </w:r>
     </w:p>
     <w:p>
@@ -3174,18 +3207,37 @@
       </w:pPr>
       <w:r>
         <w:rPr>
+          <w:rFonts w:ascii="Times New Roman" w:hAnsi="Times New Roman" w:cs="Times New Roman"/>
           <w:rFonts w:ascii="Times New Roman" w:hAnsi="Times New Roman"/>
+          <w:b w:val="0"/>
           <w:i/>
           <w:sz w:val="24"/>
         </w:rPr>
-        <w:t>Рис. 2. Реализация CRUD-операций</w:t>
+        <w:t>Рис. 2. CRUD-операции и управление транзакциями (фрагмент main.py)</w:t>
       </w:r>
     </w:p>
     <w:p>
       <w:pPr>
+        <w:spacing w:before="160" w:after="80" w:line="360" w:lineRule="auto"/>
+        <w:ind w:firstLine="0"/>
+        <w:jc w:val="left"/>
+      </w:pPr>
+      <w:r>
+        <w:rPr>
+          <w:rFonts w:ascii="Times New Roman" w:hAnsi="Times New Roman" w:cs="Times New Roman"/>
+          <w:rFonts w:ascii="Times New Roman" w:hAnsi="Times New Roman"/>
+          <w:b/>
+          <w:i w:val="0"/>
+          <w:sz w:val="28"/>
+        </w:rPr>
+        <w:t>5. Демонстрация работы программы</w:t>
+      </w:r>
+    </w:p>
+    <w:p>
+      <w:pPr>
         <w:spacing w:before="0" w:after="0" w:line="360" w:lineRule="auto"/>
         <w:ind w:firstLine="709"/>
-        <w:jc w:val="left"/>
+        <w:jc w:val="both"/>
       </w:pPr>
       <w:r>
         <w:rPr>
@@ -3195,106 +3247,7 @@
           <w:i w:val="0"/>
           <w:sz w:val="28"/>
         </w:rPr>
-        <w:t>При выборке связанных данных применяются стратегии загрузки: joinedload выполняет один SQL-запрос с JOIN для загрузки связанных объектов; selectinload выполняет отдельный IN-запрос для списков, что эффективно при связях 1:N и N:M. Оба подхода позволяют избежать проблемы N+1 запросов.</w:t>
-      </w:r>
-    </w:p>
-    <w:p>
-      <w:pPr>
-        <w:spacing w:before="120" w:after="60" w:line="360" w:lineRule="auto"/>
-        <w:ind w:firstLine="0"/>
-        <w:jc w:val="left"/>
-      </w:pPr>
-      <w:r>
-        <w:rPr>
-          <w:rFonts w:ascii="Times New Roman" w:hAnsi="Times New Roman" w:cs="Times New Roman"/>
-          <w:rFonts w:ascii="Times New Roman" w:hAnsi="Times New Roman"/>
-          <w:b/>
-          <w:sz w:val="28"/>
-        </w:rPr>
-        <w:t>6. Результаты выполнения программы</w:t>
-      </w:r>
-    </w:p>
-    <w:p>
-      <w:pPr>
-        <w:spacing w:before="0" w:after="0" w:line="360" w:lineRule="auto"/>
-        <w:ind w:firstLine="709"/>
-        <w:jc w:val="left"/>
-      </w:pPr>
-      <w:r>
-        <w:rPr>
-          <w:rFonts w:ascii="Times New Roman" w:hAnsi="Times New Roman" w:cs="Times New Roman"/>
-          <w:rFonts w:ascii="Times New Roman" w:hAnsi="Times New Roman"/>
-          <w:b w:val="0"/>
-          <w:i w:val="0"/>
-          <w:sz w:val="28"/>
-        </w:rPr>
-        <w:t>При запуске программы выведены следующие результаты:</w:t>
-      </w:r>
-    </w:p>
-    <w:p>
-      <w:pPr>
-        <w:spacing w:before="0" w:after="0" w:line="240" w:lineRule="auto"/>
-        <w:ind w:firstLine="0" w:left="0"/>
-        <w:jc w:val="left"/>
-        <w:pBdr>
-          <w:top w:val="single" w:sz="4" w:space="1" w:color="CCCCCC"/>
-          <w:left w:val="single" w:sz="4" w:space="1" w:color="CCCCCC"/>
-          <w:bottom w:val="single" w:sz="4" w:space="1" w:color="CCCCCC"/>
-          <w:right w:val="single" w:sz="4" w:space="1" w:color="CCCCCC"/>
-        </w:pBdr>
-        <w:shd w:val="clear" w:color="auto" w:fill="F5F5F5"/>
-      </w:pPr>
-      <w:r>
-        <w:rPr>
-          <w:rFonts w:ascii="Courier New" w:hAnsi="Courier New" w:cs="Courier New"/>
-          <w:rFonts w:ascii="Courier New" w:hAnsi="Courier New"/>
-          <w:sz w:val="20"/>
-        </w:rPr>
-        <w:t>============================================================</w:t>
-      </w:r>
-    </w:p>
-    <w:p>
-      <w:pPr>
-        <w:spacing w:before="0" w:after="0" w:line="240" w:lineRule="auto"/>
-        <w:ind w:firstLine="0" w:left="0"/>
-        <w:jc w:val="left"/>
-        <w:pBdr>
-          <w:top w:val="single" w:sz="4" w:space="1" w:color="CCCCCC"/>
-          <w:left w:val="single" w:sz="4" w:space="1" w:color="CCCCCC"/>
-          <w:bottom w:val="single" w:sz="4" w:space="1" w:color="CCCCCC"/>
-          <w:right w:val="single" w:sz="4" w:space="1" w:color="CCCCCC"/>
-        </w:pBdr>
-        <w:shd w:val="clear" w:color="auto" w:fill="F5F5F5"/>
-      </w:pPr>
-      <w:r>
-        <w:rPr>
-          <w:rFonts w:ascii="Courier New" w:hAnsi="Courier New" w:cs="Courier New"/>
-          <w:rFonts w:ascii="Courier New" w:hAnsi="Courier New"/>
-          <w:sz w:val="20"/>
-        </w:rPr>
-        <w:t xml:space="preserve">  ЛР5 — Система управления библиотекой (SQLAlchemy ORM)</w:t>
-      </w:r>
-    </w:p>
-    <w:p>
-      <w:pPr>
-        <w:spacing w:before="0" w:after="0" w:line="240" w:lineRule="auto"/>
-        <w:ind w:firstLine="0" w:left="0"/>
-        <w:jc w:val="left"/>
-        <w:pBdr>
-          <w:top w:val="single" w:sz="4" w:space="1" w:color="CCCCCC"/>
-          <w:left w:val="single" w:sz="4" w:space="1" w:color="CCCCCC"/>
-          <w:bottom w:val="single" w:sz="4" w:space="1" w:color="CCCCCC"/>
-          <w:right w:val="single" w:sz="4" w:space="1" w:color="CCCCCC"/>
-        </w:pBdr>
-        <w:shd w:val="clear" w:color="auto" w:fill="F5F5F5"/>
-      </w:pPr>
-      <w:r>
-        <w:rPr>
-          <w:rFonts w:ascii="Courier New" w:hAnsi="Courier New" w:cs="Courier New"/>
-          <w:rFonts w:ascii="Courier New" w:hAnsi="Courier New"/>
-          <w:sz w:val="20"/>
-        </w:rPr>
-        <w:t>============================================================</w:t>
+        <w:t>Консольный вывод при запуске python main.py:</w:t>
       </w:r>
     </w:p>
     <w:p>
@@ -3382,7 +3335,7 @@
           <w:rFonts w:ascii="Courier New" w:hAnsi="Courier New"/>
           <w:sz w:val="20"/>
         </w:rPr>
-        <w:t>─── 1. Все авторы с профилями (связь 1:1) ─────────────────────</w:t>
+        <w:t>--- 1. Все авторы с профилями (связь 1:1) ---</w:t>
       </w:r>
     </w:p>
     <w:p>
@@ -3492,7 +3445,7 @@
           <w:rFonts w:ascii="Courier New" w:hAnsi="Courier New"/>
           <w:sz w:val="20"/>
         </w:rPr>
-        <w:t>─── 2. Книги каждого автора (связь 1:N) ────────────────────────</w:t>
+        <w:t>--- 2. Книги каждого автора (связь 1:N) ---</w:t>
       </w:r>
     </w:p>
     <w:p>
@@ -3602,7 +3555,7 @@
           <w:rFonts w:ascii="Courier New" w:hAnsi="Courier New"/>
           <w:sz w:val="20"/>
         </w:rPr>
-        <w:t>─── 3. Читатели и взятые книги (связь M:N) ─────────────────────</w:t>
+        <w:t>--- 3. Читатели и взятые книги (связь M:N) ---</w:t>
       </w:r>
     </w:p>
     <w:p>
@@ -3712,7 +3665,7 @@
           <w:rFonts w:ascii="Courier New" w:hAnsi="Courier New"/>
           <w:sz w:val="20"/>
         </w:rPr>
-        <w:t>─── 4. Фильтрация: книги жанра 'Роман' ─────────────────────────</w:t>
+        <w:t>--- 4. Фильтрация: книги жанра 'Роман' ---</w:t>
       </w:r>
     </w:p>
     <w:p>
@@ -3822,7 +3775,7 @@
           <w:rFonts w:ascii="Courier New" w:hAnsi="Courier New"/>
           <w:sz w:val="20"/>
         </w:rPr>
-        <w:t>─── 5. Книги, не возвращённые (return_date IS NULL) ────────────</w:t>
+        <w:t>--- Обновление: страницы «Евгений Онегин» ---</w:t>
       </w:r>
     </w:p>
     <w:p>
@@ -3844,51 +3797,7 @@
           <w:rFonts w:ascii="Courier New" w:hAnsi="Courier New"/>
           <w:sz w:val="20"/>
         </w:rPr>
-        <w:t xml:space="preserve">  «Мастер и Маргарита» — у читателя Иванова Анна с 2026-02-01</w:t>
-      </w:r>
-    </w:p>
-    <w:p>
-      <w:pPr>
-        <w:spacing w:before="0" w:after="0" w:line="240" w:lineRule="auto"/>
-        <w:ind w:firstLine="0" w:left="0"/>
-        <w:jc w:val="left"/>
-        <w:pBdr>
-          <w:top w:val="single" w:sz="4" w:space="1" w:color="CCCCCC"/>
-          <w:left w:val="single" w:sz="4" w:space="1" w:color="CCCCCC"/>
-          <w:bottom w:val="single" w:sz="4" w:space="1" w:color="CCCCCC"/>
-          <w:right w:val="single" w:sz="4" w:space="1" w:color="CCCCCC"/>
-        </w:pBdr>
-        <w:shd w:val="clear" w:color="auto" w:fill="F5F5F5"/>
-      </w:pPr>
-      <w:r>
-        <w:rPr>
-          <w:rFonts w:ascii="Courier New" w:hAnsi="Courier New" w:cs="Courier New"/>
-          <w:rFonts w:ascii="Courier New" w:hAnsi="Courier New"/>
-          <w:sz w:val="20"/>
-        </w:rPr>
-        <w:t xml:space="preserve">  «Анна Каренина» — у читателя Петров Сергей с 2026-02-05</w:t>
-      </w:r>
-    </w:p>
-    <w:p>
-      <w:pPr>
-        <w:spacing w:before="0" w:after="0" w:line="240" w:lineRule="auto"/>
-        <w:ind w:firstLine="0" w:left="0"/>
-        <w:jc w:val="left"/>
-        <w:pBdr>
-          <w:top w:val="single" w:sz="4" w:space="1" w:color="CCCCCC"/>
-          <w:left w:val="single" w:sz="4" w:space="1" w:color="CCCCCC"/>
-          <w:bottom w:val="single" w:sz="4" w:space="1" w:color="CCCCCC"/>
-          <w:right w:val="single" w:sz="4" w:space="1" w:color="CCCCCC"/>
-        </w:pBdr>
-        <w:shd w:val="clear" w:color="auto" w:fill="F5F5F5"/>
-      </w:pPr>
-      <w:r>
-        <w:rPr>
-          <w:rFonts w:ascii="Courier New" w:hAnsi="Courier New" w:cs="Courier New"/>
-          <w:rFonts w:ascii="Courier New" w:hAnsi="Courier New"/>
-          <w:sz w:val="20"/>
-        </w:rPr>
-        <w:t xml:space="preserve">  «Мастер и Маргарита» — у читателя Сидорова Мария с 2026-02-03</w:t>
+        <w:t xml:space="preserve">  До: pages = 224  После: pages = 256</w:t>
       </w:r>
     </w:p>
     <w:p>
@@ -3932,7 +3841,7 @@
           <w:rFonts w:ascii="Courier New" w:hAnsi="Courier New"/>
           <w:sz w:val="20"/>
         </w:rPr>
-        <w:t>─── Обновление: страницы «Евгений Онегин» ──────────────────────</w:t>
+        <w:t>--- Удаление: книга «Анна Каренина» ---</w:t>
       </w:r>
     </w:p>
     <w:p>
@@ -3954,29 +3863,7 @@
           <w:rFonts w:ascii="Courier New" w:hAnsi="Courier New"/>
           <w:sz w:val="20"/>
         </w:rPr>
-        <w:t xml:space="preserve">  До: pages = 224</w:t>
-      </w:r>
-    </w:p>
-    <w:p>
-      <w:pPr>
-        <w:spacing w:before="0" w:after="0" w:line="240" w:lineRule="auto"/>
-        <w:ind w:firstLine="0" w:left="0"/>
-        <w:jc w:val="left"/>
-        <w:pBdr>
-          <w:top w:val="single" w:sz="4" w:space="1" w:color="CCCCCC"/>
-          <w:left w:val="single" w:sz="4" w:space="1" w:color="CCCCCC"/>
-          <w:bottom w:val="single" w:sz="4" w:space="1" w:color="CCCCCC"/>
-          <w:right w:val="single" w:sz="4" w:space="1" w:color="CCCCCC"/>
-        </w:pBdr>
-        <w:shd w:val="clear" w:color="auto" w:fill="F5F5F5"/>
-      </w:pPr>
-      <w:r>
-        <w:rPr>
-          <w:rFonts w:ascii="Courier New" w:hAnsi="Courier New" w:cs="Courier New"/>
-          <w:rFonts w:ascii="Courier New" w:hAnsi="Courier New"/>
-          <w:sz w:val="20"/>
-        </w:rPr>
-        <w:t xml:space="preserve">  После: pages = 256</w:t>
+        <w:t xml:space="preserve">  Книга удалена. Осталось книг: 4</w:t>
       </w:r>
     </w:p>
     <w:p>
@@ -4020,7 +3907,7 @@
           <w:rFonts w:ascii="Courier New" w:hAnsi="Courier New"/>
           <w:sz w:val="20"/>
         </w:rPr>
-        <w:t>─── Удаление: книга «Анна Каренина» ────────────────────────────</w:t>
+        <w:t>--- Демонстрация rollback ---</w:t>
       </w:r>
     </w:p>
     <w:p>
@@ -4042,51 +3929,7 @@
           <w:rFonts w:ascii="Courier New" w:hAnsi="Courier New"/>
           <w:sz w:val="20"/>
         </w:rPr>
-        <w:t xml:space="preserve">  Книга «Анна Каренина» удалена</w:t>
-      </w:r>
-    </w:p>
-    <w:p>
-      <w:pPr>
-        <w:spacing w:before="0" w:after="0" w:line="240" w:lineRule="auto"/>
-        <w:ind w:firstLine="0" w:left="0"/>
-        <w:jc w:val="left"/>
-        <w:pBdr>
-          <w:top w:val="single" w:sz="4" w:space="1" w:color="CCCCCC"/>
-          <w:left w:val="single" w:sz="4" w:space="1" w:color="CCCCCC"/>
-          <w:bottom w:val="single" w:sz="4" w:space="1" w:color="CCCCCC"/>
-          <w:right w:val="single" w:sz="4" w:space="1" w:color="CCCCCC"/>
-        </w:pBdr>
-        <w:shd w:val="clear" w:color="auto" w:fill="F5F5F5"/>
-      </w:pPr>
-      <w:r>
-        <w:rPr>
-          <w:rFonts w:ascii="Courier New" w:hAnsi="Courier New" w:cs="Courier New"/>
-          <w:rFonts w:ascii="Courier New" w:hAnsi="Courier New"/>
-          <w:sz w:val="20"/>
-        </w:rPr>
-        <w:t xml:space="preserve">  Оставшиеся книги: ['Евгений Онегин', 'Капитанская дочка',</w:t>
-      </w:r>
-    </w:p>
-    <w:p>
-      <w:pPr>
-        <w:spacing w:before="0" w:after="0" w:line="240" w:lineRule="auto"/>
-        <w:ind w:firstLine="0" w:left="0"/>
-        <w:jc w:val="left"/>
-        <w:pBdr>
-          <w:top w:val="single" w:sz="4" w:space="1" w:color="CCCCCC"/>
-          <w:left w:val="single" w:sz="4" w:space="1" w:color="CCCCCC"/>
-          <w:bottom w:val="single" w:sz="4" w:space="1" w:color="CCCCCC"/>
-          <w:right w:val="single" w:sz="4" w:space="1" w:color="CCCCCC"/>
-        </w:pBdr>
-        <w:shd w:val="clear" w:color="auto" w:fill="F5F5F5"/>
-      </w:pPr>
-      <w:r>
-        <w:rPr>
-          <w:rFonts w:ascii="Courier New" w:hAnsi="Courier New" w:cs="Courier New"/>
-          <w:rFonts w:ascii="Courier New" w:hAnsi="Courier New"/>
-          <w:sz w:val="20"/>
-        </w:rPr>
-        <w:t xml:space="preserve">                      'Война и мир', 'Мастер и Маргарита']</w:t>
+        <w:t xml:space="preserve">  Транзакция отменена (rollback): IntegrityError</w:t>
       </w:r>
     </w:p>
     <w:p>
@@ -4130,94 +3973,6 @@
           <w:rFonts w:ascii="Courier New" w:hAnsi="Courier New"/>
           <w:sz w:val="20"/>
         </w:rPr>
-        <w:t>─── Демонстрация rollback ───────────────────────────────────────</w:t>
-      </w:r>
-    </w:p>
-    <w:p>
-      <w:pPr>
-        <w:spacing w:before="0" w:after="0" w:line="240" w:lineRule="auto"/>
-        <w:ind w:firstLine="0" w:left="0"/>
-        <w:jc w:val="left"/>
-        <w:pBdr>
-          <w:top w:val="single" w:sz="4" w:space="1" w:color="CCCCCC"/>
-          <w:left w:val="single" w:sz="4" w:space="1" w:color="CCCCCC"/>
-          <w:bottom w:val="single" w:sz="4" w:space="1" w:color="CCCCCC"/>
-          <w:right w:val="single" w:sz="4" w:space="1" w:color="CCCCCC"/>
-        </w:pBdr>
-        <w:shd w:val="clear" w:color="auto" w:fill="F5F5F5"/>
-      </w:pPr>
-      <w:r>
-        <w:rPr>
-          <w:rFonts w:ascii="Courier New" w:hAnsi="Courier New" w:cs="Courier New"/>
-          <w:rFonts w:ascii="Courier New" w:hAnsi="Courier New"/>
-          <w:sz w:val="20"/>
-        </w:rPr>
-        <w:t xml:space="preserve">  Транзакция отменена (rollback): IntegrityError</w:t>
-      </w:r>
-    </w:p>
-    <w:p>
-      <w:pPr>
-        <w:spacing w:before="0" w:after="0" w:line="240" w:lineRule="auto"/>
-        <w:ind w:firstLine="0" w:left="0"/>
-        <w:jc w:val="left"/>
-        <w:pBdr>
-          <w:top w:val="single" w:sz="4" w:space="1" w:color="CCCCCC"/>
-          <w:left w:val="single" w:sz="4" w:space="1" w:color="CCCCCC"/>
-          <w:bottom w:val="single" w:sz="4" w:space="1" w:color="CCCCCC"/>
-          <w:right w:val="single" w:sz="4" w:space="1" w:color="CCCCCC"/>
-        </w:pBdr>
-        <w:shd w:val="clear" w:color="auto" w:fill="F5F5F5"/>
-      </w:pPr>
-      <w:r>
-        <w:rPr>
-          <w:rFonts w:ascii="Courier New" w:hAnsi="Courier New" w:cs="Courier New"/>
-          <w:rFonts w:ascii="Courier New" w:hAnsi="Courier New"/>
-          <w:sz w:val="20"/>
-        </w:rPr>
-        <w:t xml:space="preserve">  Данные базы данных не изменены</w:t>
-      </w:r>
-    </w:p>
-    <w:p>
-      <w:pPr>
-        <w:spacing w:before="0" w:after="0" w:line="240" w:lineRule="auto"/>
-        <w:ind w:firstLine="0" w:left="0"/>
-        <w:jc w:val="left"/>
-        <w:pBdr>
-          <w:top w:val="single" w:sz="4" w:space="1" w:color="CCCCCC"/>
-          <w:left w:val="single" w:sz="4" w:space="1" w:color="CCCCCC"/>
-          <w:bottom w:val="single" w:sz="4" w:space="1" w:color="CCCCCC"/>
-          <w:right w:val="single" w:sz="4" w:space="1" w:color="CCCCCC"/>
-        </w:pBdr>
-        <w:shd w:val="clear" w:color="auto" w:fill="F5F5F5"/>
-      </w:pPr>
-      <w:r>
-        <w:rPr>
-          <w:rFonts w:ascii="Courier New" w:hAnsi="Courier New" w:cs="Courier New"/>
-          <w:rFonts w:ascii="Courier New" w:hAnsi="Courier New"/>
-          <w:sz w:val="20"/>
-        </w:rPr>
-        <w:t xml:space="preserve"> </w:t>
-      </w:r>
-    </w:p>
-    <w:p>
-      <w:pPr>
-        <w:spacing w:before="0" w:after="0" w:line="240" w:lineRule="auto"/>
-        <w:ind w:firstLine="0" w:left="0"/>
-        <w:jc w:val="left"/>
-        <w:pBdr>
-          <w:top w:val="single" w:sz="4" w:space="1" w:color="CCCCCC"/>
-          <w:left w:val="single" w:sz="4" w:space="1" w:color="CCCCCC"/>
-          <w:bottom w:val="single" w:sz="4" w:space="1" w:color="CCCCCC"/>
-          <w:right w:val="single" w:sz="4" w:space="1" w:color="CCCCCC"/>
-        </w:pBdr>
-        <w:shd w:val="clear" w:color="auto" w:fill="F5F5F5"/>
-      </w:pPr>
-      <w:r>
-        <w:rPr>
-          <w:rFonts w:ascii="Courier New" w:hAnsi="Courier New" w:cs="Courier New"/>
-          <w:rFonts w:ascii="Courier New" w:hAnsi="Courier New"/>
-          <w:sz w:val="20"/>
-        </w:rPr>
         <w:t>[ЗАВЕРШЕНО] Все операции выполнены успешно.</w:t>
       </w:r>
     </w:p>
@@ -4229,18 +3984,20 @@
       </w:pPr>
       <w:r>
         <w:rPr>
+          <w:rFonts w:ascii="Times New Roman" w:hAnsi="Times New Roman" w:cs="Times New Roman"/>
           <w:rFonts w:ascii="Times New Roman" w:hAnsi="Times New Roman"/>
+          <w:b w:val="0"/>
           <w:i/>
           <w:sz w:val="24"/>
         </w:rPr>
-        <w:t>Рис. 3. Вывод программы при выполнении всех операций</w:t>
+        <w:t>Рис. 3. Консольный вывод программы</w:t>
       </w:r>
     </w:p>
     <w:p>
       <w:pPr>
         <w:spacing w:before="0" w:after="0" w:line="360" w:lineRule="auto"/>
         <w:ind w:firstLine="709"/>
-        <w:jc w:val="left"/>
+        <w:jc w:val="both"/>
       </w:pPr>
       <w:r>
         <w:rPr>
@@ -4250,12 +4007,12 @@
           <w:i w:val="0"/>
           <w:sz w:val="28"/>
         </w:rPr>
-        <w:t>Результаты демонстрируют корректную работу всех реализованных связей: у каждого автора отображается профиль (1:1), список книг (1:N), читатели корректно связаны с книгами (N:M). Фильтрация по жанру работает правильно. Обновление и удаление выполнены успешно. Откат транзакции при попытке вставить дублирующийся email выполнен корректно.</w:t>
+        <w:t>Результаты демонстрируют корректную работу всех связей: у каждого автора отображается профиль (1:1), список книг (1:N), читатели корректно связаны с книгами (N:M). Фильтрация по жанру работает правильно. Откат транзакции при дублирующемся email выполнен корректно.</w:t>
       </w:r>
     </w:p>
     <w:p>
       <w:pPr>
-        <w:spacing w:before="120" w:after="60" w:line="360" w:lineRule="auto"/>
+        <w:spacing w:before="160" w:after="80" w:line="360" w:lineRule="auto"/>
         <w:ind w:firstLine="0"/>
         <w:jc w:val="left"/>
       </w:pPr>
@@ -4264,16 +4021,17 @@
           <w:rFonts w:ascii="Times New Roman" w:hAnsi="Times New Roman" w:cs="Times New Roman"/>
           <w:rFonts w:ascii="Times New Roman" w:hAnsi="Times New Roman"/>
           <w:b/>
+          <w:i w:val="0"/>
           <w:sz w:val="28"/>
         </w:rPr>
-        <w:t>Выводы</w:t>
+        <w:t>6. Вывод</w:t>
       </w:r>
     </w:p>
     <w:p>
       <w:pPr>
         <w:spacing w:before="0" w:after="0" w:line="360" w:lineRule="auto"/>
         <w:ind w:firstLine="709"/>
-        <w:jc w:val="left"/>
+        <w:jc w:val="both"/>
       </w:pPr>
       <w:r>
         <w:rPr>
@@ -4283,14 +4041,14 @@
           <w:i w:val="0"/>
           <w:sz w:val="28"/>
         </w:rPr>
-        <w:t>В ходе выполнения лабораторной работы была достигнута поставленная цель — изучение взаимодействия с реляционными базами данных на языке Python с использованием библиотеки SQLAlchemy ORM. Для предметной области «Библиотека» спроектирована и реализована объектно-реляционная модель, включающая 5 таблиц с тремя типами связей.</w:t>
+        <w:t>В ходе выполнения лабораторной работы была достигнута поставленная цель — изучение взаимодействия с реляционными базами данных на языке Python с использованием библиотеки SQLAlchemy ORM. Для предметной области «Библиотека» спроектирована и реализована объектно-реляционная модель с 5 таблицами и тремя типами связей (1:1, 1:N, N:M).</w:t>
       </w:r>
     </w:p>
     <w:p>
       <w:pPr>
         <w:spacing w:before="0" w:after="0" w:line="360" w:lineRule="auto"/>
         <w:ind w:firstLine="709"/>
-        <w:jc w:val="left"/>
+        <w:jc w:val="both"/>
       </w:pPr>
       <w:r>
         <w:rPr>
@@ -4300,14 +4058,14 @@
           <w:i w:val="0"/>
           <w:sz w:val="28"/>
         </w:rPr>
-        <w:t>Практически освоены: объявление моделей через DeclarativeBase, настройка отношений relationship с параметрами back_populates, uselist и cascade, автоматическое создание таблиц методом Base.metadata.create_all(), работа с сессиями Session, выполнение CRUD-операций, применение стратегий загрузки joinedload и selectinload для оптимизации запросов, управление транзакциями через commit() и rollback().</w:t>
+        <w:t>Практически освоены: объявление моделей через DeclarativeBase, настройка отношений relationship с параметрами back_populates, uselist и cascade, автоматическое создание таблиц, работа с сессиями Session, выполнение CRUD-операций, применение стратегий загрузки joinedload и selectinload, управление транзакциями через commit() и rollback().</w:t>
       </w:r>
     </w:p>
     <w:p>
       <w:pPr>
         <w:spacing w:before="0" w:after="0" w:line="360" w:lineRule="auto"/>
         <w:ind w:firstLine="709"/>
-        <w:jc w:val="left"/>
+        <w:jc w:val="both"/>
       </w:pPr>
       <w:r>
         <w:rPr>
@@ -4317,7 +4075,7 @@
           <w:i w:val="0"/>
           <w:sz w:val="28"/>
         </w:rPr>
-        <w:t>Полученные знания являются основой для разработки любых Python-приложений, работающих с реляционными СУБД, и могут быть применены как с SQLite, так и с PostgreSQL, MySQL или другими СУБД без изменения прикладного кода — достаточно заменить строку подключения в DATABASE_URL.</w:t>
+        <w:t>Полученные знания применимы в любых Python-приложениях, работающих с реляционными СУБД. Замена строки подключения в DATABASE_URL позволяет перейти с SQLite на PostgreSQL или MySQL без изменения прикладного кода.</w:t>
       </w:r>
     </w:p>
     <w:sectPr>

--- a/mylabs/lab5/report.docx
+++ b/mylabs/lab5/report.docx
@@ -390,7 +390,7 @@
           <w:i w:val="0"/>
           <w:sz w:val="28"/>
         </w:rPr>
-        <w:t xml:space="preserve">1. Цель работы: </w:t>
+        <w:t xml:space="preserve">Цель работы: </w:t>
       </w:r>
       <w:r>
         <w:rPr>
@@ -405,9 +405,26 @@
     </w:p>
     <w:p>
       <w:pPr>
-        <w:spacing w:line="360" w:lineRule="auto"/>
+        <w:spacing w:before="0" w:after="0" w:line="360" w:lineRule="auto"/>
         <w:ind w:firstLine="709"/>
         <w:jc w:val="both"/>
+      </w:pPr>
+      <w:r>
+        <w:rPr>
+          <w:rFonts w:ascii="Times New Roman" w:hAnsi="Times New Roman" w:cs="Times New Roman"/>
+          <w:rFonts w:ascii="Times New Roman" w:hAnsi="Times New Roman"/>
+          <w:b w:val="0"/>
+          <w:i w:val="0"/>
+          <w:sz w:val="28"/>
+        </w:rPr>
+        <w:t>Задачи: спроектировать схему данных для предметной области «Библиотека»; реализовать модели через SQLAlchemy ORM; выполнить CRUD-операции; реализовать фильтрацию записей; продемонстрировать управление транзакциями (commit/rollback).</w:t>
+      </w:r>
+    </w:p>
+    <w:p>
+      <w:pPr>
+        <w:spacing w:before="160" w:after="80" w:line="360" w:lineRule="auto"/>
+        <w:ind w:firstLine="0"/>
+        <w:jc w:val="left"/>
       </w:pPr>
       <w:r>
         <w:rPr>
@@ -417,8 +434,15 @@
           <w:i w:val="0"/>
           <w:sz w:val="28"/>
         </w:rPr>
-        <w:t xml:space="preserve">2. Задачи: </w:t>
+        <w:t>Введение</w:t>
       </w:r>
+    </w:p>
+    <w:p>
+      <w:pPr>
+        <w:spacing w:before="0" w:after="0" w:line="360" w:lineRule="auto"/>
+        <w:ind w:firstLine="709"/>
+        <w:jc w:val="both"/>
+      </w:pPr>
       <w:r>
         <w:rPr>
           <w:rFonts w:ascii="Times New Roman" w:hAnsi="Times New Roman" w:cs="Times New Roman"/>
@@ -427,7 +451,24 @@
           <w:i w:val="0"/>
           <w:sz w:val="28"/>
         </w:rPr>
-        <w:t>спроектировать схему данных для предметной области «Библиотека»; реализовать модели через SQLAlchemy ORM; выполнить CRUD-операции; реализовать фильтрацию записей; продемонстрировать управление транзакциями (commit/rollback).</w:t>
+        <w:t>Системы управления базами данных (СУБД) используются для хранения и обработки структурированной информации. В курсе рассматриваются реляционные SQL-СУБД (SQLite, PostgreSQL, MySQL) и нереляционные (MongoDB). Реляционные базы данных используют строгую схему с таблицами, строками и столбцами, что удобно для систем с чётко определённой структурой данных.</w:t>
+      </w:r>
+    </w:p>
+    <w:p>
+      <w:pPr>
+        <w:spacing w:before="0" w:after="0" w:line="360" w:lineRule="auto"/>
+        <w:ind w:firstLine="709"/>
+        <w:jc w:val="both"/>
+      </w:pPr>
+      <w:r>
+        <w:rPr>
+          <w:rFonts w:ascii="Times New Roman" w:hAnsi="Times New Roman" w:cs="Times New Roman"/>
+          <w:rFonts w:ascii="Times New Roman" w:hAnsi="Times New Roman"/>
+          <w:b w:val="0"/>
+          <w:i w:val="0"/>
+          <w:sz w:val="28"/>
+        </w:rPr>
+        <w:t>Проектирование базы данных включает организацию связей между сущностями (один к одному, один ко многим, многие ко многим), которые реализуются через внешние ключи. Для работы с базами данных на Python применяются как низкоуровневые драйверы, так и ORM-библиотеки, такие как SQLAlchemy, позволяющие работать с данными как с объектами, без написания SQL вручную.</w:t>
       </w:r>
     </w:p>
     <w:p>
@@ -444,7 +485,7 @@
           <w:i w:val="0"/>
           <w:sz w:val="28"/>
         </w:rPr>
-        <w:t>1. Теоретическая часть</w:t>
+        <w:t>Теоретическая часть</w:t>
       </w:r>
     </w:p>
     <w:p>
@@ -478,13 +519,356 @@
           <w:i w:val="0"/>
           <w:sz w:val="28"/>
         </w:rPr>
-        <w:t>SQLAlchemy — наиболее популярная ORM-библиотека для Python. Версия 2.x использует декларативный стиль описания моделей (DeclarativeBase). Ключевые компоненты: Engine (подключение), Session (единица работы с БД), relationship() (описание связей). Стратегии загрузки:</w:t>
+        <w:t>SQLAlchemy — наиболее популярная ORM-библиотека для Python. Версия 2.x использует декларативный стиль описания моделей (DeclarativeBase). Ключевые компоненты SQLAlchemy:</w:t>
       </w:r>
     </w:p>
     <w:p>
       <w:pPr>
-        <w:spacing w:line="360" w:lineRule="auto"/>
-        <w:ind w:firstLine="0" w:left="709"/>
+        <w:spacing w:before="120" w:after="40"/>
+        <w:ind w:firstLine="0"/>
+        <w:jc w:val="center"/>
+      </w:pPr>
+      <w:r>
+        <w:rPr>
+          <w:rFonts w:ascii="Times New Roman" w:hAnsi="Times New Roman" w:cs="Times New Roman"/>
+          <w:rFonts w:ascii="Times New Roman" w:hAnsi="Times New Roman"/>
+          <w:b/>
+          <w:i w:val="0"/>
+          <w:sz w:val="24"/>
+        </w:rPr>
+        <w:t>Таблица 1. Ключевые компоненты SQLAlchemy</w:t>
+      </w:r>
+    </w:p>
+    <w:tbl>
+      <w:tblPr>
+        <w:tblStyle w:val="TableGrid"/>
+        <w:tblW w:type="auto" w:w="0"/>
+        <w:tblLook w:firstColumn="1" w:firstRow="1" w:lastColumn="0" w:lastRow="0" w:noHBand="0" w:noVBand="1" w:val="04A0"/>
+      </w:tblPr>
+      <w:tblGrid>
+        <w:gridCol w:w="4844"/>
+        <w:gridCol w:w="4844"/>
+      </w:tblGrid>
+      <w:tr>
+        <w:tc>
+          <w:tcPr>
+            <w:tcW w:type="dxa" w:w="4844"/>
+            <w:shd w:val="clear" w:color="auto" w:fill="E0E0E0"/>
+          </w:tcPr>
+          <w:p>
+            <w:pPr>
+              <w:jc w:val="center"/>
+            </w:pPr>
+            <w:r/>
+            <w:r>
+              <w:rPr>
+                <w:rFonts w:ascii="Times New Roman" w:hAnsi="Times New Roman" w:cs="Times New Roman"/>
+                <w:rFonts w:ascii="Times New Roman" w:hAnsi="Times New Roman"/>
+                <w:b/>
+                <w:i w:val="0"/>
+                <w:sz w:val="24"/>
+              </w:rPr>
+              <w:t>Компонент</w:t>
+            </w:r>
+          </w:p>
+        </w:tc>
+        <w:tc>
+          <w:tcPr>
+            <w:tcW w:type="dxa" w:w="4844"/>
+            <w:shd w:val="clear" w:color="auto" w:fill="E0E0E0"/>
+          </w:tcPr>
+          <w:p>
+            <w:pPr>
+              <w:jc w:val="center"/>
+            </w:pPr>
+            <w:r/>
+            <w:r>
+              <w:rPr>
+                <w:rFonts w:ascii="Times New Roman" w:hAnsi="Times New Roman" w:cs="Times New Roman"/>
+                <w:rFonts w:ascii="Times New Roman" w:hAnsi="Times New Roman"/>
+                <w:b/>
+                <w:i w:val="0"/>
+                <w:sz w:val="24"/>
+              </w:rPr>
+              <w:t>Назначение</w:t>
+            </w:r>
+          </w:p>
+        </w:tc>
+      </w:tr>
+      <w:tr>
+        <w:tc>
+          <w:tcPr>
+            <w:tcW w:type="dxa" w:w="4844"/>
+          </w:tcPr>
+          <w:p>
+            <w:pPr>
+              <w:spacing w:before="20" w:after="20"/>
+            </w:pPr>
+            <w:r/>
+            <w:r>
+              <w:rPr>
+                <w:rFonts w:ascii="Times New Roman" w:hAnsi="Times New Roman" w:cs="Times New Roman"/>
+                <w:rFonts w:ascii="Times New Roman" w:hAnsi="Times New Roman"/>
+                <w:b w:val="0"/>
+                <w:i w:val="0"/>
+                <w:sz w:val="22"/>
+              </w:rPr>
+              <w:t>Engine</w:t>
+            </w:r>
+          </w:p>
+        </w:tc>
+        <w:tc>
+          <w:tcPr>
+            <w:tcW w:type="dxa" w:w="4844"/>
+          </w:tcPr>
+          <w:p>
+            <w:pPr>
+              <w:spacing w:before="20" w:after="20"/>
+            </w:pPr>
+            <w:r/>
+            <w:r>
+              <w:rPr>
+                <w:rFonts w:ascii="Times New Roman" w:hAnsi="Times New Roman" w:cs="Times New Roman"/>
+                <w:rFonts w:ascii="Times New Roman" w:hAnsi="Times New Roman"/>
+                <w:b w:val="0"/>
+                <w:i w:val="0"/>
+                <w:sz w:val="22"/>
+              </w:rPr>
+              <w:t>Управление подключением к базе данных</w:t>
+            </w:r>
+          </w:p>
+        </w:tc>
+      </w:tr>
+      <w:tr>
+        <w:tc>
+          <w:tcPr>
+            <w:tcW w:type="dxa" w:w="4844"/>
+          </w:tcPr>
+          <w:p>
+            <w:pPr>
+              <w:spacing w:before="20" w:after="20"/>
+            </w:pPr>
+            <w:r/>
+            <w:r>
+              <w:rPr>
+                <w:rFonts w:ascii="Times New Roman" w:hAnsi="Times New Roman" w:cs="Times New Roman"/>
+                <w:rFonts w:ascii="Times New Roman" w:hAnsi="Times New Roman"/>
+                <w:b w:val="0"/>
+                <w:i w:val="0"/>
+                <w:sz w:val="22"/>
+              </w:rPr>
+              <w:t>Base (DeclarativeBase)</w:t>
+            </w:r>
+          </w:p>
+        </w:tc>
+        <w:tc>
+          <w:tcPr>
+            <w:tcW w:type="dxa" w:w="4844"/>
+          </w:tcPr>
+          <w:p>
+            <w:pPr>
+              <w:spacing w:before="20" w:after="20"/>
+            </w:pPr>
+            <w:r/>
+            <w:r>
+              <w:rPr>
+                <w:rFonts w:ascii="Times New Roman" w:hAnsi="Times New Roman" w:cs="Times New Roman"/>
+                <w:rFonts w:ascii="Times New Roman" w:hAnsi="Times New Roman"/>
+                <w:b w:val="0"/>
+                <w:i w:val="0"/>
+                <w:sz w:val="22"/>
+              </w:rPr>
+              <w:t>Базовый класс для декларативных моделей</w:t>
+            </w:r>
+          </w:p>
+        </w:tc>
+      </w:tr>
+      <w:tr>
+        <w:tc>
+          <w:tcPr>
+            <w:tcW w:type="dxa" w:w="4844"/>
+          </w:tcPr>
+          <w:p>
+            <w:pPr>
+              <w:spacing w:before="20" w:after="20"/>
+            </w:pPr>
+            <w:r/>
+            <w:r>
+              <w:rPr>
+                <w:rFonts w:ascii="Times New Roman" w:hAnsi="Times New Roman" w:cs="Times New Roman"/>
+                <w:rFonts w:ascii="Times New Roman" w:hAnsi="Times New Roman"/>
+                <w:b w:val="0"/>
+                <w:i w:val="0"/>
+                <w:sz w:val="22"/>
+              </w:rPr>
+              <w:t>Session</w:t>
+            </w:r>
+          </w:p>
+        </w:tc>
+        <w:tc>
+          <w:tcPr>
+            <w:tcW w:type="dxa" w:w="4844"/>
+          </w:tcPr>
+          <w:p>
+            <w:pPr>
+              <w:spacing w:before="20" w:after="20"/>
+            </w:pPr>
+            <w:r/>
+            <w:r>
+              <w:rPr>
+                <w:rFonts w:ascii="Times New Roman" w:hAnsi="Times New Roman" w:cs="Times New Roman"/>
+                <w:rFonts w:ascii="Times New Roman" w:hAnsi="Times New Roman"/>
+                <w:b w:val="0"/>
+                <w:i w:val="0"/>
+                <w:sz w:val="22"/>
+              </w:rPr>
+              <w:t>Единица работы с БД (unit of work pattern)</w:t>
+            </w:r>
+          </w:p>
+        </w:tc>
+      </w:tr>
+      <w:tr>
+        <w:tc>
+          <w:tcPr>
+            <w:tcW w:type="dxa" w:w="4844"/>
+          </w:tcPr>
+          <w:p>
+            <w:pPr>
+              <w:spacing w:before="20" w:after="20"/>
+            </w:pPr>
+            <w:r/>
+            <w:r>
+              <w:rPr>
+                <w:rFonts w:ascii="Times New Roman" w:hAnsi="Times New Roman" w:cs="Times New Roman"/>
+                <w:rFonts w:ascii="Times New Roman" w:hAnsi="Times New Roman"/>
+                <w:b w:val="0"/>
+                <w:i w:val="0"/>
+                <w:sz w:val="22"/>
+              </w:rPr>
+              <w:t>relationship()</w:t>
+            </w:r>
+          </w:p>
+        </w:tc>
+        <w:tc>
+          <w:tcPr>
+            <w:tcW w:type="dxa" w:w="4844"/>
+          </w:tcPr>
+          <w:p>
+            <w:pPr>
+              <w:spacing w:before="20" w:after="20"/>
+            </w:pPr>
+            <w:r/>
+            <w:r>
+              <w:rPr>
+                <w:rFonts w:ascii="Times New Roman" w:hAnsi="Times New Roman" w:cs="Times New Roman"/>
+                <w:rFonts w:ascii="Times New Roman" w:hAnsi="Times New Roman"/>
+                <w:b w:val="0"/>
+                <w:i w:val="0"/>
+                <w:sz w:val="22"/>
+              </w:rPr>
+              <w:t>Описание связей между моделями</w:t>
+            </w:r>
+          </w:p>
+        </w:tc>
+      </w:tr>
+      <w:tr>
+        <w:tc>
+          <w:tcPr>
+            <w:tcW w:type="dxa" w:w="4844"/>
+          </w:tcPr>
+          <w:p>
+            <w:pPr>
+              <w:spacing w:before="20" w:after="20"/>
+            </w:pPr>
+            <w:r/>
+            <w:r>
+              <w:rPr>
+                <w:rFonts w:ascii="Times New Roman" w:hAnsi="Times New Roman" w:cs="Times New Roman"/>
+                <w:rFonts w:ascii="Times New Roman" w:hAnsi="Times New Roman"/>
+                <w:b w:val="0"/>
+                <w:i w:val="0"/>
+                <w:sz w:val="22"/>
+              </w:rPr>
+              <w:t>joinedload</w:t>
+            </w:r>
+          </w:p>
+        </w:tc>
+        <w:tc>
+          <w:tcPr>
+            <w:tcW w:type="dxa" w:w="4844"/>
+          </w:tcPr>
+          <w:p>
+            <w:pPr>
+              <w:spacing w:before="20" w:after="20"/>
+            </w:pPr>
+            <w:r/>
+            <w:r>
+              <w:rPr>
+                <w:rFonts w:ascii="Times New Roman" w:hAnsi="Times New Roman" w:cs="Times New Roman"/>
+                <w:rFonts w:ascii="Times New Roman" w:hAnsi="Times New Roman"/>
+                <w:b w:val="0"/>
+                <w:i w:val="0"/>
+                <w:sz w:val="22"/>
+              </w:rPr>
+              <w:t>Загрузка связанных объектов через JOIN (эффективно для 1:1)</w:t>
+            </w:r>
+          </w:p>
+        </w:tc>
+      </w:tr>
+      <w:tr>
+        <w:tc>
+          <w:tcPr>
+            <w:tcW w:type="dxa" w:w="4844"/>
+          </w:tcPr>
+          <w:p>
+            <w:pPr>
+              <w:spacing w:before="20" w:after="20"/>
+            </w:pPr>
+            <w:r/>
+            <w:r>
+              <w:rPr>
+                <w:rFonts w:ascii="Times New Roman" w:hAnsi="Times New Roman" w:cs="Times New Roman"/>
+                <w:rFonts w:ascii="Times New Roman" w:hAnsi="Times New Roman"/>
+                <w:b w:val="0"/>
+                <w:i w:val="0"/>
+                <w:sz w:val="22"/>
+              </w:rPr>
+              <w:t>selectinload</w:t>
+            </w:r>
+          </w:p>
+        </w:tc>
+        <w:tc>
+          <w:tcPr>
+            <w:tcW w:type="dxa" w:w="4844"/>
+          </w:tcPr>
+          <w:p>
+            <w:pPr>
+              <w:spacing w:before="20" w:after="20"/>
+            </w:pPr>
+            <w:r/>
+            <w:r>
+              <w:rPr>
+                <w:rFonts w:ascii="Times New Roman" w:hAnsi="Times New Roman" w:cs="Times New Roman"/>
+                <w:rFonts w:ascii="Times New Roman" w:hAnsi="Times New Roman"/>
+                <w:b w:val="0"/>
+                <w:i w:val="0"/>
+                <w:sz w:val="22"/>
+              </w:rPr>
+              <w:t>Загрузка связанных объектов через IN-запрос (для 1:N, N:M)</w:t>
+            </w:r>
+          </w:p>
+        </w:tc>
+      </w:tr>
+    </w:tbl>
+    <w:p>
+      <w:pPr>
+        <w:spacing w:before="0" w:after="120"/>
+      </w:pPr>
+    </w:p>
+    <w:p>
+      <w:pPr>
+        <w:spacing w:before="160" w:after="80" w:line="360" w:lineRule="auto"/>
+        <w:ind w:firstLine="0"/>
         <w:jc w:val="left"/>
       </w:pPr>
       <w:r>
@@ -495,7 +879,41 @@
           <w:i w:val="0"/>
           <w:sz w:val="28"/>
         </w:rPr>
-        <w:t xml:space="preserve">joinedload — </w:t>
+        <w:t>Предметная область: Библиотека</w:t>
+      </w:r>
+    </w:p>
+    <w:p>
+      <w:pPr>
+        <w:spacing w:before="0" w:after="0" w:line="360" w:lineRule="auto"/>
+        <w:ind w:firstLine="709"/>
+        <w:jc w:val="both"/>
+      </w:pPr>
+      <w:r>
+        <w:rPr>
+          <w:rFonts w:ascii="Times New Roman" w:hAnsi="Times New Roman" w:cs="Times New Roman"/>
+          <w:rFonts w:ascii="Times New Roman" w:hAnsi="Times New Roman"/>
+          <w:b w:val="0"/>
+          <w:i w:val="0"/>
+          <w:sz w:val="28"/>
+        </w:rPr>
+        <w:t>Предметная область «Библиотека» позволяет продемонстрировать все требуемые типы связей между сущностями. Разработана схема базы данных с 5 таблицами:</w:t>
+      </w:r>
+    </w:p>
+    <w:p>
+      <w:pPr>
+        <w:spacing w:line="360" w:lineRule="auto"/>
+        <w:ind w:firstLine="0" w:left="709"/>
+        <w:jc w:val="both"/>
+      </w:pPr>
+      <w:r>
+        <w:rPr>
+          <w:rFonts w:ascii="Times New Roman" w:hAnsi="Times New Roman" w:cs="Times New Roman"/>
+          <w:rFonts w:ascii="Times New Roman" w:hAnsi="Times New Roman"/>
+          <w:b/>
+          <w:i w:val="0"/>
+          <w:sz w:val="28"/>
+        </w:rPr>
+        <w:t xml:space="preserve">authors (авторы) — </w:t>
       </w:r>
       <w:r>
         <w:rPr>
@@ -505,14 +923,14 @@
           <w:i w:val="0"/>
           <w:sz w:val="28"/>
         </w:rPr>
-        <w:t>выполняет один SQL JOIN-запрос; эффективно для связей 1:1;</w:t>
+        <w:t>содержит информацию об авторах: id, name, birth_year;</w:t>
       </w:r>
     </w:p>
     <w:p>
       <w:pPr>
         <w:spacing w:line="360" w:lineRule="auto"/>
         <w:ind w:firstLine="0" w:left="709"/>
-        <w:jc w:val="left"/>
+        <w:jc w:val="both"/>
       </w:pPr>
       <w:r>
         <w:rPr>
@@ -522,7 +940,7 @@
           <w:i w:val="0"/>
           <w:sz w:val="28"/>
         </w:rPr>
-        <w:t xml:space="preserve">selectinload — </w:t>
+        <w:t xml:space="preserve">author_profiles (профили авторов) — </w:t>
       </w:r>
       <w:r>
         <w:rPr>
@@ -532,14 +950,14 @@
           <w:i w:val="0"/>
           <w:sz w:val="28"/>
         </w:rPr>
-        <w:t>выполняет отдельный IN-запрос; эффективно для связей 1:N и N:M;</w:t>
+        <w:t>связь 1:1 с authors — id, author_id (уникальный FK), nationality, biography;</w:t>
       </w:r>
     </w:p>
     <w:p>
       <w:pPr>
         <w:spacing w:line="360" w:lineRule="auto"/>
         <w:ind w:firstLine="0" w:left="709"/>
-        <w:jc w:val="left"/>
+        <w:jc w:val="both"/>
       </w:pPr>
       <w:r>
         <w:rPr>
@@ -549,7 +967,7 @@
           <w:i w:val="0"/>
           <w:sz w:val="28"/>
         </w:rPr>
-        <w:t xml:space="preserve">lazy (по умолчанию) — </w:t>
+        <w:t xml:space="preserve">books (книги) — </w:t>
       </w:r>
       <w:r>
         <w:rPr>
@@ -559,14 +977,14 @@
           <w:i w:val="0"/>
           <w:sz w:val="28"/>
         </w:rPr>
-        <w:t>загружает связанные объекты при первом обращении.</w:t>
+        <w:t>связь N:1 с authors — id, title, year, pages, genre, author_id;</w:t>
       </w:r>
     </w:p>
     <w:p>
       <w:pPr>
-        <w:spacing w:before="160" w:after="80" w:line="360" w:lineRule="auto"/>
-        <w:ind w:firstLine="0"/>
-        <w:jc w:val="left"/>
+        <w:spacing w:line="360" w:lineRule="auto"/>
+        <w:ind w:firstLine="0" w:left="709"/>
+        <w:jc w:val="both"/>
       </w:pPr>
       <w:r>
         <w:rPr>
@@ -576,15 +994,8 @@
           <w:i w:val="0"/>
           <w:sz w:val="28"/>
         </w:rPr>
-        <w:t>2. Предметная область: Библиотека</w:t>
+        <w:t xml:space="preserve">readers (читатели) — </w:t>
       </w:r>
-    </w:p>
-    <w:p>
-      <w:pPr>
-        <w:spacing w:before="0" w:after="0" w:line="360" w:lineRule="auto"/>
-        <w:ind w:firstLine="709"/>
-        <w:jc w:val="both"/>
-      </w:pPr>
       <w:r>
         <w:rPr>
           <w:rFonts w:ascii="Times New Roman" w:hAnsi="Times New Roman" w:cs="Times New Roman"/>
@@ -593,7 +1004,51 @@
           <w:i w:val="0"/>
           <w:sz w:val="28"/>
         </w:rPr>
-        <w:t>Предметная область «Библиотека» позволяет продемонстрировать все требуемые типы связей между сущностями:</w:t>
+        <w:t>id, name, email (уникальный), phone;</w:t>
+      </w:r>
+    </w:p>
+    <w:p>
+      <w:pPr>
+        <w:spacing w:line="360" w:lineRule="auto"/>
+        <w:ind w:firstLine="0" w:left="709"/>
+        <w:jc w:val="both"/>
+      </w:pPr>
+      <w:r>
+        <w:rPr>
+          <w:rFonts w:ascii="Times New Roman" w:hAnsi="Times New Roman" w:cs="Times New Roman"/>
+          <w:rFonts w:ascii="Times New Roman" w:hAnsi="Times New Roman"/>
+          <w:b/>
+          <w:i w:val="0"/>
+          <w:sz w:val="28"/>
+        </w:rPr>
+        <w:t xml:space="preserve">borrowings (выдачи) — </w:t>
+      </w:r>
+      <w:r>
+        <w:rPr>
+          <w:rFonts w:ascii="Times New Roman" w:hAnsi="Times New Roman" w:cs="Times New Roman"/>
+          <w:rFonts w:ascii="Times New Roman" w:hAnsi="Times New Roman"/>
+          <w:b w:val="0"/>
+          <w:i w:val="0"/>
+          <w:sz w:val="28"/>
+        </w:rPr>
+        <w:t>ассоциативная таблица N:M — id, reader_id (FK), book_id (FK), borrow_date, return_date.</w:t>
+      </w:r>
+    </w:p>
+    <w:p>
+      <w:pPr>
+        <w:spacing w:before="0" w:after="0" w:line="360" w:lineRule="auto"/>
+        <w:ind w:firstLine="709"/>
+        <w:jc w:val="both"/>
+      </w:pPr>
+      <w:r>
+        <w:rPr>
+          <w:rFonts w:ascii="Times New Roman" w:hAnsi="Times New Roman" w:cs="Times New Roman"/>
+          <w:rFonts w:ascii="Times New Roman" w:hAnsi="Times New Roman"/>
+          <w:b w:val="0"/>
+          <w:i w:val="0"/>
+          <w:sz w:val="28"/>
+        </w:rPr>
+        <w:t>Типы связей в схеме:</w:t>
       </w:r>
     </w:p>
     <w:p>
@@ -674,7 +1129,894 @@
           <w:i w:val="0"/>
           <w:sz w:val="28"/>
         </w:rPr>
-        <w:t>Один читатель может взять несколько книг; одна книга — у разных читателей. Связь реализована через ассоциативную таблицу borrowings с дополнительными атрибутами (borrow_date, return_date).</w:t>
+        <w:t>Один читатель может взять несколько книг; одна книга — у разных читателей. Связь реализована через ассоциативную таблицу borrowings.</w:t>
+      </w:r>
+    </w:p>
+    <w:p>
+      <w:pPr>
+        <w:spacing w:before="120" w:after="40" w:line="360" w:lineRule="auto"/>
+        <w:ind w:firstLine="709"/>
+        <w:jc w:val="left"/>
+      </w:pPr>
+      <w:r>
+        <w:rPr>
+          <w:rFonts w:ascii="Times New Roman" w:hAnsi="Times New Roman" w:cs="Times New Roman"/>
+          <w:rFonts w:ascii="Times New Roman" w:hAnsi="Times New Roman"/>
+          <w:b/>
+          <w:i/>
+          <w:sz w:val="28"/>
+        </w:rPr>
+        <w:t>Создание таблиц (SQL DDL)</w:t>
+      </w:r>
+    </w:p>
+    <w:p>
+      <w:pPr>
+        <w:spacing w:before="0" w:after="0" w:line="360" w:lineRule="auto"/>
+        <w:ind w:firstLine="709"/>
+        <w:jc w:val="both"/>
+      </w:pPr>
+      <w:r>
+        <w:rPr>
+          <w:rFonts w:ascii="Times New Roman" w:hAnsi="Times New Roman" w:cs="Times New Roman"/>
+          <w:rFonts w:ascii="Times New Roman" w:hAnsi="Times New Roman"/>
+          <w:b w:val="0"/>
+          <w:i w:val="0"/>
+          <w:sz w:val="28"/>
+        </w:rPr>
+        <w:t>Структура базы данных описывается следующими SQL-командами (эквивалент, генерируемый SQLAlchemy через Base.metadata.create_all(engine)):</w:t>
+      </w:r>
+    </w:p>
+    <w:p>
+      <w:pPr>
+        <w:spacing w:before="0" w:after="0" w:line="240" w:lineRule="auto"/>
+        <w:ind w:firstLine="0" w:left="0"/>
+        <w:jc w:val="left"/>
+        <w:pBdr>
+          <w:top w:val="single" w:sz="4" w:space="1" w:color="CCCCCC"/>
+          <w:left w:val="single" w:sz="4" w:space="1" w:color="CCCCCC"/>
+          <w:bottom w:val="single" w:sz="4" w:space="1" w:color="CCCCCC"/>
+          <w:right w:val="single" w:sz="4" w:space="1" w:color="CCCCCC"/>
+        </w:pBdr>
+        <w:shd w:val="clear" w:color="auto" w:fill="F5F5F5"/>
+      </w:pPr>
+      <w:r>
+        <w:rPr>
+          <w:rFonts w:ascii="Courier New" w:hAnsi="Courier New" w:cs="Courier New"/>
+          <w:rFonts w:ascii="Courier New" w:hAnsi="Courier New"/>
+          <w:sz w:val="20"/>
+        </w:rPr>
+        <w:t>CREATE TABLE authors (</w:t>
+      </w:r>
+    </w:p>
+    <w:p>
+      <w:pPr>
+        <w:spacing w:before="0" w:after="0" w:line="240" w:lineRule="auto"/>
+        <w:ind w:firstLine="0" w:left="0"/>
+        <w:jc w:val="left"/>
+        <w:pBdr>
+          <w:top w:val="single" w:sz="4" w:space="1" w:color="CCCCCC"/>
+          <w:left w:val="single" w:sz="4" w:space="1" w:color="CCCCCC"/>
+          <w:bottom w:val="single" w:sz="4" w:space="1" w:color="CCCCCC"/>
+          <w:right w:val="single" w:sz="4" w:space="1" w:color="CCCCCC"/>
+        </w:pBdr>
+        <w:shd w:val="clear" w:color="auto" w:fill="F5F5F5"/>
+      </w:pPr>
+      <w:r>
+        <w:rPr>
+          <w:rFonts w:ascii="Courier New" w:hAnsi="Courier New" w:cs="Courier New"/>
+          <w:rFonts w:ascii="Courier New" w:hAnsi="Courier New"/>
+          <w:sz w:val="20"/>
+        </w:rPr>
+        <w:t xml:space="preserve">    id    INTEGER PRIMARY KEY AUTOINCREMENT,</w:t>
+      </w:r>
+    </w:p>
+    <w:p>
+      <w:pPr>
+        <w:spacing w:before="0" w:after="0" w:line="240" w:lineRule="auto"/>
+        <w:ind w:firstLine="0" w:left="0"/>
+        <w:jc w:val="left"/>
+        <w:pBdr>
+          <w:top w:val="single" w:sz="4" w:space="1" w:color="CCCCCC"/>
+          <w:left w:val="single" w:sz="4" w:space="1" w:color="CCCCCC"/>
+          <w:bottom w:val="single" w:sz="4" w:space="1" w:color="CCCCCC"/>
+          <w:right w:val="single" w:sz="4" w:space="1" w:color="CCCCCC"/>
+        </w:pBdr>
+        <w:shd w:val="clear" w:color="auto" w:fill="F5F5F5"/>
+      </w:pPr>
+      <w:r>
+        <w:rPr>
+          <w:rFonts w:ascii="Courier New" w:hAnsi="Courier New" w:cs="Courier New"/>
+          <w:rFonts w:ascii="Courier New" w:hAnsi="Courier New"/>
+          <w:sz w:val="20"/>
+        </w:rPr>
+        <w:t xml:space="preserve">    name  VARCHAR(100) NOT NULL,</w:t>
+      </w:r>
+    </w:p>
+    <w:p>
+      <w:pPr>
+        <w:spacing w:before="0" w:after="0" w:line="240" w:lineRule="auto"/>
+        <w:ind w:firstLine="0" w:left="0"/>
+        <w:jc w:val="left"/>
+        <w:pBdr>
+          <w:top w:val="single" w:sz="4" w:space="1" w:color="CCCCCC"/>
+          <w:left w:val="single" w:sz="4" w:space="1" w:color="CCCCCC"/>
+          <w:bottom w:val="single" w:sz="4" w:space="1" w:color="CCCCCC"/>
+          <w:right w:val="single" w:sz="4" w:space="1" w:color="CCCCCC"/>
+        </w:pBdr>
+        <w:shd w:val="clear" w:color="auto" w:fill="F5F5F5"/>
+      </w:pPr>
+      <w:r>
+        <w:rPr>
+          <w:rFonts w:ascii="Courier New" w:hAnsi="Courier New" w:cs="Courier New"/>
+          <w:rFonts w:ascii="Courier New" w:hAnsi="Courier New"/>
+          <w:sz w:val="20"/>
+        </w:rPr>
+        <w:t xml:space="preserve">    birth_year INTEGER</w:t>
+      </w:r>
+    </w:p>
+    <w:p>
+      <w:pPr>
+        <w:spacing w:before="0" w:after="0" w:line="240" w:lineRule="auto"/>
+        <w:ind w:firstLine="0" w:left="0"/>
+        <w:jc w:val="left"/>
+        <w:pBdr>
+          <w:top w:val="single" w:sz="4" w:space="1" w:color="CCCCCC"/>
+          <w:left w:val="single" w:sz="4" w:space="1" w:color="CCCCCC"/>
+          <w:bottom w:val="single" w:sz="4" w:space="1" w:color="CCCCCC"/>
+          <w:right w:val="single" w:sz="4" w:space="1" w:color="CCCCCC"/>
+        </w:pBdr>
+        <w:shd w:val="clear" w:color="auto" w:fill="F5F5F5"/>
+      </w:pPr>
+      <w:r>
+        <w:rPr>
+          <w:rFonts w:ascii="Courier New" w:hAnsi="Courier New" w:cs="Courier New"/>
+          <w:rFonts w:ascii="Courier New" w:hAnsi="Courier New"/>
+          <w:sz w:val="20"/>
+        </w:rPr>
+        <w:t>);</w:t>
+      </w:r>
+    </w:p>
+    <w:p>
+      <w:pPr>
+        <w:spacing w:before="0" w:after="0" w:line="240" w:lineRule="auto"/>
+        <w:ind w:firstLine="0" w:left="0"/>
+        <w:jc w:val="left"/>
+        <w:pBdr>
+          <w:top w:val="single" w:sz="4" w:space="1" w:color="CCCCCC"/>
+          <w:left w:val="single" w:sz="4" w:space="1" w:color="CCCCCC"/>
+          <w:bottom w:val="single" w:sz="4" w:space="1" w:color="CCCCCC"/>
+          <w:right w:val="single" w:sz="4" w:space="1" w:color="CCCCCC"/>
+        </w:pBdr>
+        <w:shd w:val="clear" w:color="auto" w:fill="F5F5F5"/>
+      </w:pPr>
+      <w:r>
+        <w:rPr>
+          <w:rFonts w:ascii="Courier New" w:hAnsi="Courier New" w:cs="Courier New"/>
+          <w:rFonts w:ascii="Courier New" w:hAnsi="Courier New"/>
+          <w:sz w:val="20"/>
+        </w:rPr>
+        <w:t xml:space="preserve"> </w:t>
+      </w:r>
+    </w:p>
+    <w:p>
+      <w:pPr>
+        <w:spacing w:before="0" w:after="0" w:line="240" w:lineRule="auto"/>
+        <w:ind w:firstLine="0" w:left="0"/>
+        <w:jc w:val="left"/>
+        <w:pBdr>
+          <w:top w:val="single" w:sz="4" w:space="1" w:color="CCCCCC"/>
+          <w:left w:val="single" w:sz="4" w:space="1" w:color="CCCCCC"/>
+          <w:bottom w:val="single" w:sz="4" w:space="1" w:color="CCCCCC"/>
+          <w:right w:val="single" w:sz="4" w:space="1" w:color="CCCCCC"/>
+        </w:pBdr>
+        <w:shd w:val="clear" w:color="auto" w:fill="F5F5F5"/>
+      </w:pPr>
+      <w:r>
+        <w:rPr>
+          <w:rFonts w:ascii="Courier New" w:hAnsi="Courier New" w:cs="Courier New"/>
+          <w:rFonts w:ascii="Courier New" w:hAnsi="Courier New"/>
+          <w:sz w:val="20"/>
+        </w:rPr>
+        <w:t>CREATE TABLE author_profiles (</w:t>
+      </w:r>
+    </w:p>
+    <w:p>
+      <w:pPr>
+        <w:spacing w:before="0" w:after="0" w:line="240" w:lineRule="auto"/>
+        <w:ind w:firstLine="0" w:left="0"/>
+        <w:jc w:val="left"/>
+        <w:pBdr>
+          <w:top w:val="single" w:sz="4" w:space="1" w:color="CCCCCC"/>
+          <w:left w:val="single" w:sz="4" w:space="1" w:color="CCCCCC"/>
+          <w:bottom w:val="single" w:sz="4" w:space="1" w:color="CCCCCC"/>
+          <w:right w:val="single" w:sz="4" w:space="1" w:color="CCCCCC"/>
+        </w:pBdr>
+        <w:shd w:val="clear" w:color="auto" w:fill="F5F5F5"/>
+      </w:pPr>
+      <w:r>
+        <w:rPr>
+          <w:rFonts w:ascii="Courier New" w:hAnsi="Courier New" w:cs="Courier New"/>
+          <w:rFonts w:ascii="Courier New" w:hAnsi="Courier New"/>
+          <w:sz w:val="20"/>
+        </w:rPr>
+        <w:t xml:space="preserve">    id         INTEGER PRIMARY KEY AUTOINCREMENT,</w:t>
+      </w:r>
+    </w:p>
+    <w:p>
+      <w:pPr>
+        <w:spacing w:before="0" w:after="0" w:line="240" w:lineRule="auto"/>
+        <w:ind w:firstLine="0" w:left="0"/>
+        <w:jc w:val="left"/>
+        <w:pBdr>
+          <w:top w:val="single" w:sz="4" w:space="1" w:color="CCCCCC"/>
+          <w:left w:val="single" w:sz="4" w:space="1" w:color="CCCCCC"/>
+          <w:bottom w:val="single" w:sz="4" w:space="1" w:color="CCCCCC"/>
+          <w:right w:val="single" w:sz="4" w:space="1" w:color="CCCCCC"/>
+        </w:pBdr>
+        <w:shd w:val="clear" w:color="auto" w:fill="F5F5F5"/>
+      </w:pPr>
+      <w:r>
+        <w:rPr>
+          <w:rFonts w:ascii="Courier New" w:hAnsi="Courier New" w:cs="Courier New"/>
+          <w:rFonts w:ascii="Courier New" w:hAnsi="Courier New"/>
+          <w:sz w:val="20"/>
+        </w:rPr>
+        <w:t xml:space="preserve">    author_id  INTEGER NOT NULL UNIQUE</w:t>
+      </w:r>
+    </w:p>
+    <w:p>
+      <w:pPr>
+        <w:spacing w:before="0" w:after="0" w:line="240" w:lineRule="auto"/>
+        <w:ind w:firstLine="0" w:left="0"/>
+        <w:jc w:val="left"/>
+        <w:pBdr>
+          <w:top w:val="single" w:sz="4" w:space="1" w:color="CCCCCC"/>
+          <w:left w:val="single" w:sz="4" w:space="1" w:color="CCCCCC"/>
+          <w:bottom w:val="single" w:sz="4" w:space="1" w:color="CCCCCC"/>
+          <w:right w:val="single" w:sz="4" w:space="1" w:color="CCCCCC"/>
+        </w:pBdr>
+        <w:shd w:val="clear" w:color="auto" w:fill="F5F5F5"/>
+      </w:pPr>
+      <w:r>
+        <w:rPr>
+          <w:rFonts w:ascii="Courier New" w:hAnsi="Courier New" w:cs="Courier New"/>
+          <w:rFonts w:ascii="Courier New" w:hAnsi="Courier New"/>
+          <w:sz w:val="20"/>
+        </w:rPr>
+        <w:t xml:space="preserve">               REFERENCES authors(id) ON DELETE CASCADE,</w:t>
+      </w:r>
+    </w:p>
+    <w:p>
+      <w:pPr>
+        <w:spacing w:before="0" w:after="0" w:line="240" w:lineRule="auto"/>
+        <w:ind w:firstLine="0" w:left="0"/>
+        <w:jc w:val="left"/>
+        <w:pBdr>
+          <w:top w:val="single" w:sz="4" w:space="1" w:color="CCCCCC"/>
+          <w:left w:val="single" w:sz="4" w:space="1" w:color="CCCCCC"/>
+          <w:bottom w:val="single" w:sz="4" w:space="1" w:color="CCCCCC"/>
+          <w:right w:val="single" w:sz="4" w:space="1" w:color="CCCCCC"/>
+        </w:pBdr>
+        <w:shd w:val="clear" w:color="auto" w:fill="F5F5F5"/>
+      </w:pPr>
+      <w:r>
+        <w:rPr>
+          <w:rFonts w:ascii="Courier New" w:hAnsi="Courier New" w:cs="Courier New"/>
+          <w:rFonts w:ascii="Courier New" w:hAnsi="Courier New"/>
+          <w:sz w:val="20"/>
+        </w:rPr>
+        <w:t xml:space="preserve">    nationality VARCHAR(60),</w:t>
+      </w:r>
+    </w:p>
+    <w:p>
+      <w:pPr>
+        <w:spacing w:before="0" w:after="0" w:line="240" w:lineRule="auto"/>
+        <w:ind w:firstLine="0" w:left="0"/>
+        <w:jc w:val="left"/>
+        <w:pBdr>
+          <w:top w:val="single" w:sz="4" w:space="1" w:color="CCCCCC"/>
+          <w:left w:val="single" w:sz="4" w:space="1" w:color="CCCCCC"/>
+          <w:bottom w:val="single" w:sz="4" w:space="1" w:color="CCCCCC"/>
+          <w:right w:val="single" w:sz="4" w:space="1" w:color="CCCCCC"/>
+        </w:pBdr>
+        <w:shd w:val="clear" w:color="auto" w:fill="F5F5F5"/>
+      </w:pPr>
+      <w:r>
+        <w:rPr>
+          <w:rFonts w:ascii="Courier New" w:hAnsi="Courier New" w:cs="Courier New"/>
+          <w:rFonts w:ascii="Courier New" w:hAnsi="Courier New"/>
+          <w:sz w:val="20"/>
+        </w:rPr>
+        <w:t xml:space="preserve">    biography  TEXT</w:t>
+      </w:r>
+    </w:p>
+    <w:p>
+      <w:pPr>
+        <w:spacing w:before="0" w:after="0" w:line="240" w:lineRule="auto"/>
+        <w:ind w:firstLine="0" w:left="0"/>
+        <w:jc w:val="left"/>
+        <w:pBdr>
+          <w:top w:val="single" w:sz="4" w:space="1" w:color="CCCCCC"/>
+          <w:left w:val="single" w:sz="4" w:space="1" w:color="CCCCCC"/>
+          <w:bottom w:val="single" w:sz="4" w:space="1" w:color="CCCCCC"/>
+          <w:right w:val="single" w:sz="4" w:space="1" w:color="CCCCCC"/>
+        </w:pBdr>
+        <w:shd w:val="clear" w:color="auto" w:fill="F5F5F5"/>
+      </w:pPr>
+      <w:r>
+        <w:rPr>
+          <w:rFonts w:ascii="Courier New" w:hAnsi="Courier New" w:cs="Courier New"/>
+          <w:rFonts w:ascii="Courier New" w:hAnsi="Courier New"/>
+          <w:sz w:val="20"/>
+        </w:rPr>
+        <w:t>);</w:t>
+      </w:r>
+    </w:p>
+    <w:p>
+      <w:pPr>
+        <w:spacing w:before="0" w:after="0" w:line="240" w:lineRule="auto"/>
+        <w:ind w:firstLine="0" w:left="0"/>
+        <w:jc w:val="left"/>
+        <w:pBdr>
+          <w:top w:val="single" w:sz="4" w:space="1" w:color="CCCCCC"/>
+          <w:left w:val="single" w:sz="4" w:space="1" w:color="CCCCCC"/>
+          <w:bottom w:val="single" w:sz="4" w:space="1" w:color="CCCCCC"/>
+          <w:right w:val="single" w:sz="4" w:space="1" w:color="CCCCCC"/>
+        </w:pBdr>
+        <w:shd w:val="clear" w:color="auto" w:fill="F5F5F5"/>
+      </w:pPr>
+      <w:r>
+        <w:rPr>
+          <w:rFonts w:ascii="Courier New" w:hAnsi="Courier New" w:cs="Courier New"/>
+          <w:rFonts w:ascii="Courier New" w:hAnsi="Courier New"/>
+          <w:sz w:val="20"/>
+        </w:rPr>
+        <w:t xml:space="preserve"> </w:t>
+      </w:r>
+    </w:p>
+    <w:p>
+      <w:pPr>
+        <w:spacing w:before="0" w:after="0" w:line="240" w:lineRule="auto"/>
+        <w:ind w:firstLine="0" w:left="0"/>
+        <w:jc w:val="left"/>
+        <w:pBdr>
+          <w:top w:val="single" w:sz="4" w:space="1" w:color="CCCCCC"/>
+          <w:left w:val="single" w:sz="4" w:space="1" w:color="CCCCCC"/>
+          <w:bottom w:val="single" w:sz="4" w:space="1" w:color="CCCCCC"/>
+          <w:right w:val="single" w:sz="4" w:space="1" w:color="CCCCCC"/>
+        </w:pBdr>
+        <w:shd w:val="clear" w:color="auto" w:fill="F5F5F5"/>
+      </w:pPr>
+      <w:r>
+        <w:rPr>
+          <w:rFonts w:ascii="Courier New" w:hAnsi="Courier New" w:cs="Courier New"/>
+          <w:rFonts w:ascii="Courier New" w:hAnsi="Courier New"/>
+          <w:sz w:val="20"/>
+        </w:rPr>
+        <w:t>CREATE TABLE books (</w:t>
+      </w:r>
+    </w:p>
+    <w:p>
+      <w:pPr>
+        <w:spacing w:before="0" w:after="0" w:line="240" w:lineRule="auto"/>
+        <w:ind w:firstLine="0" w:left="0"/>
+        <w:jc w:val="left"/>
+        <w:pBdr>
+          <w:top w:val="single" w:sz="4" w:space="1" w:color="CCCCCC"/>
+          <w:left w:val="single" w:sz="4" w:space="1" w:color="CCCCCC"/>
+          <w:bottom w:val="single" w:sz="4" w:space="1" w:color="CCCCCC"/>
+          <w:right w:val="single" w:sz="4" w:space="1" w:color="CCCCCC"/>
+        </w:pBdr>
+        <w:shd w:val="clear" w:color="auto" w:fill="F5F5F5"/>
+      </w:pPr>
+      <w:r>
+        <w:rPr>
+          <w:rFonts w:ascii="Courier New" w:hAnsi="Courier New" w:cs="Courier New"/>
+          <w:rFonts w:ascii="Courier New" w:hAnsi="Courier New"/>
+          <w:sz w:val="20"/>
+        </w:rPr>
+        <w:t xml:space="preserve">    id        INTEGER PRIMARY KEY AUTOINCREMENT,</w:t>
+      </w:r>
+    </w:p>
+    <w:p>
+      <w:pPr>
+        <w:spacing w:before="0" w:after="0" w:line="240" w:lineRule="auto"/>
+        <w:ind w:firstLine="0" w:left="0"/>
+        <w:jc w:val="left"/>
+        <w:pBdr>
+          <w:top w:val="single" w:sz="4" w:space="1" w:color="CCCCCC"/>
+          <w:left w:val="single" w:sz="4" w:space="1" w:color="CCCCCC"/>
+          <w:bottom w:val="single" w:sz="4" w:space="1" w:color="CCCCCC"/>
+          <w:right w:val="single" w:sz="4" w:space="1" w:color="CCCCCC"/>
+        </w:pBdr>
+        <w:shd w:val="clear" w:color="auto" w:fill="F5F5F5"/>
+      </w:pPr>
+      <w:r>
+        <w:rPr>
+          <w:rFonts w:ascii="Courier New" w:hAnsi="Courier New" w:cs="Courier New"/>
+          <w:rFonts w:ascii="Courier New" w:hAnsi="Courier New"/>
+          <w:sz w:val="20"/>
+        </w:rPr>
+        <w:t xml:space="preserve">    title     VARCHAR(200) NOT NULL,</w:t>
+      </w:r>
+    </w:p>
+    <w:p>
+      <w:pPr>
+        <w:spacing w:before="0" w:after="0" w:line="240" w:lineRule="auto"/>
+        <w:ind w:firstLine="0" w:left="0"/>
+        <w:jc w:val="left"/>
+        <w:pBdr>
+          <w:top w:val="single" w:sz="4" w:space="1" w:color="CCCCCC"/>
+          <w:left w:val="single" w:sz="4" w:space="1" w:color="CCCCCC"/>
+          <w:bottom w:val="single" w:sz="4" w:space="1" w:color="CCCCCC"/>
+          <w:right w:val="single" w:sz="4" w:space="1" w:color="CCCCCC"/>
+        </w:pBdr>
+        <w:shd w:val="clear" w:color="auto" w:fill="F5F5F5"/>
+      </w:pPr>
+      <w:r>
+        <w:rPr>
+          <w:rFonts w:ascii="Courier New" w:hAnsi="Courier New" w:cs="Courier New"/>
+          <w:rFonts w:ascii="Courier New" w:hAnsi="Courier New"/>
+          <w:sz w:val="20"/>
+        </w:rPr>
+        <w:t xml:space="preserve">    year      INTEGER,</w:t>
+      </w:r>
+    </w:p>
+    <w:p>
+      <w:pPr>
+        <w:spacing w:before="0" w:after="0" w:line="240" w:lineRule="auto"/>
+        <w:ind w:firstLine="0" w:left="0"/>
+        <w:jc w:val="left"/>
+        <w:pBdr>
+          <w:top w:val="single" w:sz="4" w:space="1" w:color="CCCCCC"/>
+          <w:left w:val="single" w:sz="4" w:space="1" w:color="CCCCCC"/>
+          <w:bottom w:val="single" w:sz="4" w:space="1" w:color="CCCCCC"/>
+          <w:right w:val="single" w:sz="4" w:space="1" w:color="CCCCCC"/>
+        </w:pBdr>
+        <w:shd w:val="clear" w:color="auto" w:fill="F5F5F5"/>
+      </w:pPr>
+      <w:r>
+        <w:rPr>
+          <w:rFonts w:ascii="Courier New" w:hAnsi="Courier New" w:cs="Courier New"/>
+          <w:rFonts w:ascii="Courier New" w:hAnsi="Courier New"/>
+          <w:sz w:val="20"/>
+        </w:rPr>
+        <w:t xml:space="preserve">    pages     INTEGER,</w:t>
+      </w:r>
+    </w:p>
+    <w:p>
+      <w:pPr>
+        <w:spacing w:before="0" w:after="0" w:line="240" w:lineRule="auto"/>
+        <w:ind w:firstLine="0" w:left="0"/>
+        <w:jc w:val="left"/>
+        <w:pBdr>
+          <w:top w:val="single" w:sz="4" w:space="1" w:color="CCCCCC"/>
+          <w:left w:val="single" w:sz="4" w:space="1" w:color="CCCCCC"/>
+          <w:bottom w:val="single" w:sz="4" w:space="1" w:color="CCCCCC"/>
+          <w:right w:val="single" w:sz="4" w:space="1" w:color="CCCCCC"/>
+        </w:pBdr>
+        <w:shd w:val="clear" w:color="auto" w:fill="F5F5F5"/>
+      </w:pPr>
+      <w:r>
+        <w:rPr>
+          <w:rFonts w:ascii="Courier New" w:hAnsi="Courier New" w:cs="Courier New"/>
+          <w:rFonts w:ascii="Courier New" w:hAnsi="Courier New"/>
+          <w:sz w:val="20"/>
+        </w:rPr>
+        <w:t xml:space="preserve">    genre     VARCHAR(60),</w:t>
+      </w:r>
+    </w:p>
+    <w:p>
+      <w:pPr>
+        <w:spacing w:before="0" w:after="0" w:line="240" w:lineRule="auto"/>
+        <w:ind w:firstLine="0" w:left="0"/>
+        <w:jc w:val="left"/>
+        <w:pBdr>
+          <w:top w:val="single" w:sz="4" w:space="1" w:color="CCCCCC"/>
+          <w:left w:val="single" w:sz="4" w:space="1" w:color="CCCCCC"/>
+          <w:bottom w:val="single" w:sz="4" w:space="1" w:color="CCCCCC"/>
+          <w:right w:val="single" w:sz="4" w:space="1" w:color="CCCCCC"/>
+        </w:pBdr>
+        <w:shd w:val="clear" w:color="auto" w:fill="F5F5F5"/>
+      </w:pPr>
+      <w:r>
+        <w:rPr>
+          <w:rFonts w:ascii="Courier New" w:hAnsi="Courier New" w:cs="Courier New"/>
+          <w:rFonts w:ascii="Courier New" w:hAnsi="Courier New"/>
+          <w:sz w:val="20"/>
+        </w:rPr>
+        <w:t xml:space="preserve">    author_id INTEGER NOT NULL</w:t>
+      </w:r>
+    </w:p>
+    <w:p>
+      <w:pPr>
+        <w:spacing w:before="0" w:after="0" w:line="240" w:lineRule="auto"/>
+        <w:ind w:firstLine="0" w:left="0"/>
+        <w:jc w:val="left"/>
+        <w:pBdr>
+          <w:top w:val="single" w:sz="4" w:space="1" w:color="CCCCCC"/>
+          <w:left w:val="single" w:sz="4" w:space="1" w:color="CCCCCC"/>
+          <w:bottom w:val="single" w:sz="4" w:space="1" w:color="CCCCCC"/>
+          <w:right w:val="single" w:sz="4" w:space="1" w:color="CCCCCC"/>
+        </w:pBdr>
+        <w:shd w:val="clear" w:color="auto" w:fill="F5F5F5"/>
+      </w:pPr>
+      <w:r>
+        <w:rPr>
+          <w:rFonts w:ascii="Courier New" w:hAnsi="Courier New" w:cs="Courier New"/>
+          <w:rFonts w:ascii="Courier New" w:hAnsi="Courier New"/>
+          <w:sz w:val="20"/>
+        </w:rPr>
+        <w:t xml:space="preserve">              REFERENCES authors(id) ON DELETE CASCADE</w:t>
+      </w:r>
+    </w:p>
+    <w:p>
+      <w:pPr>
+        <w:spacing w:before="0" w:after="0" w:line="240" w:lineRule="auto"/>
+        <w:ind w:firstLine="0" w:left="0"/>
+        <w:jc w:val="left"/>
+        <w:pBdr>
+          <w:top w:val="single" w:sz="4" w:space="1" w:color="CCCCCC"/>
+          <w:left w:val="single" w:sz="4" w:space="1" w:color="CCCCCC"/>
+          <w:bottom w:val="single" w:sz="4" w:space="1" w:color="CCCCCC"/>
+          <w:right w:val="single" w:sz="4" w:space="1" w:color="CCCCCC"/>
+        </w:pBdr>
+        <w:shd w:val="clear" w:color="auto" w:fill="F5F5F5"/>
+      </w:pPr>
+      <w:r>
+        <w:rPr>
+          <w:rFonts w:ascii="Courier New" w:hAnsi="Courier New" w:cs="Courier New"/>
+          <w:rFonts w:ascii="Courier New" w:hAnsi="Courier New"/>
+          <w:sz w:val="20"/>
+        </w:rPr>
+        <w:t>);</w:t>
+      </w:r>
+    </w:p>
+    <w:p>
+      <w:pPr>
+        <w:spacing w:before="0" w:after="0" w:line="240" w:lineRule="auto"/>
+        <w:ind w:firstLine="0" w:left="0"/>
+        <w:jc w:val="left"/>
+        <w:pBdr>
+          <w:top w:val="single" w:sz="4" w:space="1" w:color="CCCCCC"/>
+          <w:left w:val="single" w:sz="4" w:space="1" w:color="CCCCCC"/>
+          <w:bottom w:val="single" w:sz="4" w:space="1" w:color="CCCCCC"/>
+          <w:right w:val="single" w:sz="4" w:space="1" w:color="CCCCCC"/>
+        </w:pBdr>
+        <w:shd w:val="clear" w:color="auto" w:fill="F5F5F5"/>
+      </w:pPr>
+      <w:r>
+        <w:rPr>
+          <w:rFonts w:ascii="Courier New" w:hAnsi="Courier New" w:cs="Courier New"/>
+          <w:rFonts w:ascii="Courier New" w:hAnsi="Courier New"/>
+          <w:sz w:val="20"/>
+        </w:rPr>
+        <w:t xml:space="preserve"> </w:t>
+      </w:r>
+    </w:p>
+    <w:p>
+      <w:pPr>
+        <w:spacing w:before="0" w:after="0" w:line="240" w:lineRule="auto"/>
+        <w:ind w:firstLine="0" w:left="0"/>
+        <w:jc w:val="left"/>
+        <w:pBdr>
+          <w:top w:val="single" w:sz="4" w:space="1" w:color="CCCCCC"/>
+          <w:left w:val="single" w:sz="4" w:space="1" w:color="CCCCCC"/>
+          <w:bottom w:val="single" w:sz="4" w:space="1" w:color="CCCCCC"/>
+          <w:right w:val="single" w:sz="4" w:space="1" w:color="CCCCCC"/>
+        </w:pBdr>
+        <w:shd w:val="clear" w:color="auto" w:fill="F5F5F5"/>
+      </w:pPr>
+      <w:r>
+        <w:rPr>
+          <w:rFonts w:ascii="Courier New" w:hAnsi="Courier New" w:cs="Courier New"/>
+          <w:rFonts w:ascii="Courier New" w:hAnsi="Courier New"/>
+          <w:sz w:val="20"/>
+        </w:rPr>
+        <w:t>CREATE TABLE readers (</w:t>
+      </w:r>
+    </w:p>
+    <w:p>
+      <w:pPr>
+        <w:spacing w:before="0" w:after="0" w:line="240" w:lineRule="auto"/>
+        <w:ind w:firstLine="0" w:left="0"/>
+        <w:jc w:val="left"/>
+        <w:pBdr>
+          <w:top w:val="single" w:sz="4" w:space="1" w:color="CCCCCC"/>
+          <w:left w:val="single" w:sz="4" w:space="1" w:color="CCCCCC"/>
+          <w:bottom w:val="single" w:sz="4" w:space="1" w:color="CCCCCC"/>
+          <w:right w:val="single" w:sz="4" w:space="1" w:color="CCCCCC"/>
+        </w:pBdr>
+        <w:shd w:val="clear" w:color="auto" w:fill="F5F5F5"/>
+      </w:pPr>
+      <w:r>
+        <w:rPr>
+          <w:rFonts w:ascii="Courier New" w:hAnsi="Courier New" w:cs="Courier New"/>
+          <w:rFonts w:ascii="Courier New" w:hAnsi="Courier New"/>
+          <w:sz w:val="20"/>
+        </w:rPr>
+        <w:t xml:space="preserve">    id    INTEGER PRIMARY KEY AUTOINCREMENT,</w:t>
+      </w:r>
+    </w:p>
+    <w:p>
+      <w:pPr>
+        <w:spacing w:before="0" w:after="0" w:line="240" w:lineRule="auto"/>
+        <w:ind w:firstLine="0" w:left="0"/>
+        <w:jc w:val="left"/>
+        <w:pBdr>
+          <w:top w:val="single" w:sz="4" w:space="1" w:color="CCCCCC"/>
+          <w:left w:val="single" w:sz="4" w:space="1" w:color="CCCCCC"/>
+          <w:bottom w:val="single" w:sz="4" w:space="1" w:color="CCCCCC"/>
+          <w:right w:val="single" w:sz="4" w:space="1" w:color="CCCCCC"/>
+        </w:pBdr>
+        <w:shd w:val="clear" w:color="auto" w:fill="F5F5F5"/>
+      </w:pPr>
+      <w:r>
+        <w:rPr>
+          <w:rFonts w:ascii="Courier New" w:hAnsi="Courier New" w:cs="Courier New"/>
+          <w:rFonts w:ascii="Courier New" w:hAnsi="Courier New"/>
+          <w:sz w:val="20"/>
+        </w:rPr>
+        <w:t xml:space="preserve">    name  VARCHAR(100) NOT NULL,</w:t>
+      </w:r>
+    </w:p>
+    <w:p>
+      <w:pPr>
+        <w:spacing w:before="0" w:after="0" w:line="240" w:lineRule="auto"/>
+        <w:ind w:firstLine="0" w:left="0"/>
+        <w:jc w:val="left"/>
+        <w:pBdr>
+          <w:top w:val="single" w:sz="4" w:space="1" w:color="CCCCCC"/>
+          <w:left w:val="single" w:sz="4" w:space="1" w:color="CCCCCC"/>
+          <w:bottom w:val="single" w:sz="4" w:space="1" w:color="CCCCCC"/>
+          <w:right w:val="single" w:sz="4" w:space="1" w:color="CCCCCC"/>
+        </w:pBdr>
+        <w:shd w:val="clear" w:color="auto" w:fill="F5F5F5"/>
+      </w:pPr>
+      <w:r>
+        <w:rPr>
+          <w:rFonts w:ascii="Courier New" w:hAnsi="Courier New" w:cs="Courier New"/>
+          <w:rFonts w:ascii="Courier New" w:hAnsi="Courier New"/>
+          <w:sz w:val="20"/>
+        </w:rPr>
+        <w:t xml:space="preserve">    email VARCHAR(100) UNIQUE,</w:t>
+      </w:r>
+    </w:p>
+    <w:p>
+      <w:pPr>
+        <w:spacing w:before="0" w:after="0" w:line="240" w:lineRule="auto"/>
+        <w:ind w:firstLine="0" w:left="0"/>
+        <w:jc w:val="left"/>
+        <w:pBdr>
+          <w:top w:val="single" w:sz="4" w:space="1" w:color="CCCCCC"/>
+          <w:left w:val="single" w:sz="4" w:space="1" w:color="CCCCCC"/>
+          <w:bottom w:val="single" w:sz="4" w:space="1" w:color="CCCCCC"/>
+          <w:right w:val="single" w:sz="4" w:space="1" w:color="CCCCCC"/>
+        </w:pBdr>
+        <w:shd w:val="clear" w:color="auto" w:fill="F5F5F5"/>
+      </w:pPr>
+      <w:r>
+        <w:rPr>
+          <w:rFonts w:ascii="Courier New" w:hAnsi="Courier New" w:cs="Courier New"/>
+          <w:rFonts w:ascii="Courier New" w:hAnsi="Courier New"/>
+          <w:sz w:val="20"/>
+        </w:rPr>
+        <w:t xml:space="preserve">    phone VARCHAR(20)</w:t>
+      </w:r>
+    </w:p>
+    <w:p>
+      <w:pPr>
+        <w:spacing w:before="0" w:after="0" w:line="240" w:lineRule="auto"/>
+        <w:ind w:firstLine="0" w:left="0"/>
+        <w:jc w:val="left"/>
+        <w:pBdr>
+          <w:top w:val="single" w:sz="4" w:space="1" w:color="CCCCCC"/>
+          <w:left w:val="single" w:sz="4" w:space="1" w:color="CCCCCC"/>
+          <w:bottom w:val="single" w:sz="4" w:space="1" w:color="CCCCCC"/>
+          <w:right w:val="single" w:sz="4" w:space="1" w:color="CCCCCC"/>
+        </w:pBdr>
+        <w:shd w:val="clear" w:color="auto" w:fill="F5F5F5"/>
+      </w:pPr>
+      <w:r>
+        <w:rPr>
+          <w:rFonts w:ascii="Courier New" w:hAnsi="Courier New" w:cs="Courier New"/>
+          <w:rFonts w:ascii="Courier New" w:hAnsi="Courier New"/>
+          <w:sz w:val="20"/>
+        </w:rPr>
+        <w:t>);</w:t>
+      </w:r>
+    </w:p>
+    <w:p>
+      <w:pPr>
+        <w:spacing w:before="0" w:after="0" w:line="240" w:lineRule="auto"/>
+        <w:ind w:firstLine="0" w:left="0"/>
+        <w:jc w:val="left"/>
+        <w:pBdr>
+          <w:top w:val="single" w:sz="4" w:space="1" w:color="CCCCCC"/>
+          <w:left w:val="single" w:sz="4" w:space="1" w:color="CCCCCC"/>
+          <w:bottom w:val="single" w:sz="4" w:space="1" w:color="CCCCCC"/>
+          <w:right w:val="single" w:sz="4" w:space="1" w:color="CCCCCC"/>
+        </w:pBdr>
+        <w:shd w:val="clear" w:color="auto" w:fill="F5F5F5"/>
+      </w:pPr>
+      <w:r>
+        <w:rPr>
+          <w:rFonts w:ascii="Courier New" w:hAnsi="Courier New" w:cs="Courier New"/>
+          <w:rFonts w:ascii="Courier New" w:hAnsi="Courier New"/>
+          <w:sz w:val="20"/>
+        </w:rPr>
+        <w:t xml:space="preserve"> </w:t>
+      </w:r>
+    </w:p>
+    <w:p>
+      <w:pPr>
+        <w:spacing w:before="0" w:after="0" w:line="240" w:lineRule="auto"/>
+        <w:ind w:firstLine="0" w:left="0"/>
+        <w:jc w:val="left"/>
+        <w:pBdr>
+          <w:top w:val="single" w:sz="4" w:space="1" w:color="CCCCCC"/>
+          <w:left w:val="single" w:sz="4" w:space="1" w:color="CCCCCC"/>
+          <w:bottom w:val="single" w:sz="4" w:space="1" w:color="CCCCCC"/>
+          <w:right w:val="single" w:sz="4" w:space="1" w:color="CCCCCC"/>
+        </w:pBdr>
+        <w:shd w:val="clear" w:color="auto" w:fill="F5F5F5"/>
+      </w:pPr>
+      <w:r>
+        <w:rPr>
+          <w:rFonts w:ascii="Courier New" w:hAnsi="Courier New" w:cs="Courier New"/>
+          <w:rFonts w:ascii="Courier New" w:hAnsi="Courier New"/>
+          <w:sz w:val="20"/>
+        </w:rPr>
+        <w:t>CREATE TABLE borrowings (</w:t>
+      </w:r>
+    </w:p>
+    <w:p>
+      <w:pPr>
+        <w:spacing w:before="0" w:after="0" w:line="240" w:lineRule="auto"/>
+        <w:ind w:firstLine="0" w:left="0"/>
+        <w:jc w:val="left"/>
+        <w:pBdr>
+          <w:top w:val="single" w:sz="4" w:space="1" w:color="CCCCCC"/>
+          <w:left w:val="single" w:sz="4" w:space="1" w:color="CCCCCC"/>
+          <w:bottom w:val="single" w:sz="4" w:space="1" w:color="CCCCCC"/>
+          <w:right w:val="single" w:sz="4" w:space="1" w:color="CCCCCC"/>
+        </w:pBdr>
+        <w:shd w:val="clear" w:color="auto" w:fill="F5F5F5"/>
+      </w:pPr>
+      <w:r>
+        <w:rPr>
+          <w:rFonts w:ascii="Courier New" w:hAnsi="Courier New" w:cs="Courier New"/>
+          <w:rFonts w:ascii="Courier New" w:hAnsi="Courier New"/>
+          <w:sz w:val="20"/>
+        </w:rPr>
+        <w:t xml:space="preserve">    id          INTEGER PRIMARY KEY AUTOINCREMENT,</w:t>
+      </w:r>
+    </w:p>
+    <w:p>
+      <w:pPr>
+        <w:spacing w:before="0" w:after="0" w:line="240" w:lineRule="auto"/>
+        <w:ind w:firstLine="0" w:left="0"/>
+        <w:jc w:val="left"/>
+        <w:pBdr>
+          <w:top w:val="single" w:sz="4" w:space="1" w:color="CCCCCC"/>
+          <w:left w:val="single" w:sz="4" w:space="1" w:color="CCCCCC"/>
+          <w:bottom w:val="single" w:sz="4" w:space="1" w:color="CCCCCC"/>
+          <w:right w:val="single" w:sz="4" w:space="1" w:color="CCCCCC"/>
+        </w:pBdr>
+        <w:shd w:val="clear" w:color="auto" w:fill="F5F5F5"/>
+      </w:pPr>
+      <w:r>
+        <w:rPr>
+          <w:rFonts w:ascii="Courier New" w:hAnsi="Courier New" w:cs="Courier New"/>
+          <w:rFonts w:ascii="Courier New" w:hAnsi="Courier New"/>
+          <w:sz w:val="20"/>
+        </w:rPr>
+        <w:t xml:space="preserve">    reader_id   INTEGER NOT NULL REFERENCES readers(id),</w:t>
+      </w:r>
+    </w:p>
+    <w:p>
+      <w:pPr>
+        <w:spacing w:before="0" w:after="0" w:line="240" w:lineRule="auto"/>
+        <w:ind w:firstLine="0" w:left="0"/>
+        <w:jc w:val="left"/>
+        <w:pBdr>
+          <w:top w:val="single" w:sz="4" w:space="1" w:color="CCCCCC"/>
+          <w:left w:val="single" w:sz="4" w:space="1" w:color="CCCCCC"/>
+          <w:bottom w:val="single" w:sz="4" w:space="1" w:color="CCCCCC"/>
+          <w:right w:val="single" w:sz="4" w:space="1" w:color="CCCCCC"/>
+        </w:pBdr>
+        <w:shd w:val="clear" w:color="auto" w:fill="F5F5F5"/>
+      </w:pPr>
+      <w:r>
+        <w:rPr>
+          <w:rFonts w:ascii="Courier New" w:hAnsi="Courier New" w:cs="Courier New"/>
+          <w:rFonts w:ascii="Courier New" w:hAnsi="Courier New"/>
+          <w:sz w:val="20"/>
+        </w:rPr>
+        <w:t xml:space="preserve">    book_id     INTEGER NOT NULL REFERENCES books(id),</w:t>
+      </w:r>
+    </w:p>
+    <w:p>
+      <w:pPr>
+        <w:spacing w:before="0" w:after="0" w:line="240" w:lineRule="auto"/>
+        <w:ind w:firstLine="0" w:left="0"/>
+        <w:jc w:val="left"/>
+        <w:pBdr>
+          <w:top w:val="single" w:sz="4" w:space="1" w:color="CCCCCC"/>
+          <w:left w:val="single" w:sz="4" w:space="1" w:color="CCCCCC"/>
+          <w:bottom w:val="single" w:sz="4" w:space="1" w:color="CCCCCC"/>
+          <w:right w:val="single" w:sz="4" w:space="1" w:color="CCCCCC"/>
+        </w:pBdr>
+        <w:shd w:val="clear" w:color="auto" w:fill="F5F5F5"/>
+      </w:pPr>
+      <w:r>
+        <w:rPr>
+          <w:rFonts w:ascii="Courier New" w:hAnsi="Courier New" w:cs="Courier New"/>
+          <w:rFonts w:ascii="Courier New" w:hAnsi="Courier New"/>
+          <w:sz w:val="20"/>
+        </w:rPr>
+        <w:t xml:space="preserve">    borrow_date DATE NOT NULL,</w:t>
+      </w:r>
+    </w:p>
+    <w:p>
+      <w:pPr>
+        <w:spacing w:before="0" w:after="0" w:line="240" w:lineRule="auto"/>
+        <w:ind w:firstLine="0" w:left="0"/>
+        <w:jc w:val="left"/>
+        <w:pBdr>
+          <w:top w:val="single" w:sz="4" w:space="1" w:color="CCCCCC"/>
+          <w:left w:val="single" w:sz="4" w:space="1" w:color="CCCCCC"/>
+          <w:bottom w:val="single" w:sz="4" w:space="1" w:color="CCCCCC"/>
+          <w:right w:val="single" w:sz="4" w:space="1" w:color="CCCCCC"/>
+        </w:pBdr>
+        <w:shd w:val="clear" w:color="auto" w:fill="F5F5F5"/>
+      </w:pPr>
+      <w:r>
+        <w:rPr>
+          <w:rFonts w:ascii="Courier New" w:hAnsi="Courier New" w:cs="Courier New"/>
+          <w:rFonts w:ascii="Courier New" w:hAnsi="Courier New"/>
+          <w:sz w:val="20"/>
+        </w:rPr>
+        <w:t xml:space="preserve">    return_date DATE</w:t>
+      </w:r>
+    </w:p>
+    <w:p>
+      <w:pPr>
+        <w:spacing w:before="0" w:after="0" w:line="240" w:lineRule="auto"/>
+        <w:ind w:firstLine="0" w:left="0"/>
+        <w:jc w:val="left"/>
+        <w:pBdr>
+          <w:top w:val="single" w:sz="4" w:space="1" w:color="CCCCCC"/>
+          <w:left w:val="single" w:sz="4" w:space="1" w:color="CCCCCC"/>
+          <w:bottom w:val="single" w:sz="4" w:space="1" w:color="CCCCCC"/>
+          <w:right w:val="single" w:sz="4" w:space="1" w:color="CCCCCC"/>
+        </w:pBdr>
+        <w:shd w:val="clear" w:color="auto" w:fill="F5F5F5"/>
+      </w:pPr>
+      <w:r>
+        <w:rPr>
+          <w:rFonts w:ascii="Courier New" w:hAnsi="Courier New" w:cs="Courier New"/>
+          <w:rFonts w:ascii="Courier New" w:hAnsi="Courier New"/>
+          <w:sz w:val="20"/>
+        </w:rPr>
+        <w:t>);</w:t>
+      </w:r>
+    </w:p>
+    <w:p>
+      <w:pPr>
+        <w:spacing w:before="40" w:after="120"/>
+        <w:ind w:firstLine="0"/>
+        <w:jc w:val="center"/>
+      </w:pPr>
+      <w:r>
+        <w:rPr>
+          <w:rFonts w:ascii="Times New Roman" w:hAnsi="Times New Roman" w:cs="Times New Roman"/>
+          <w:rFonts w:ascii="Times New Roman" w:hAnsi="Times New Roman"/>
+          <w:b w:val="0"/>
+          <w:i/>
+          <w:sz w:val="24"/>
+        </w:rPr>
+        <w:t>Рис. 1. SQL DDL — создание таблиц базы данных</w:t>
       </w:r>
     </w:p>
     <w:p>
@@ -691,7 +2033,7 @@
           <w:i w:val="0"/>
           <w:sz w:val="28"/>
         </w:rPr>
-        <w:t>3. Реализация моделей SQLAlchemy</w:t>
+        <w:t>Реализация моделей SQLAlchemy</w:t>
       </w:r>
     </w:p>
     <w:p>
@@ -2001,7 +3343,7 @@
           <w:i/>
           <w:sz w:val="24"/>
         </w:rPr>
-        <w:t>Рис. 1. Описание моделей SQLAlchemy ORM (фрагмент main.py)</w:t>
+        <w:t>Рис. 2. Описание моделей SQLAlchemy ORM (main.py)</w:t>
       </w:r>
     </w:p>
     <w:p>
@@ -2035,7 +3377,7 @@
           <w:i w:val="0"/>
           <w:sz w:val="28"/>
         </w:rPr>
-        <w:t>4. CRUD-операции и управление транзакциями</w:t>
+        <w:t>CRUD-операции и управление транзакциями</w:t>
       </w:r>
     </w:p>
     <w:p>
@@ -2057,6 +3399,433 @@
     </w:p>
     <w:p>
       <w:pPr>
+        <w:spacing w:before="120" w:after="40"/>
+        <w:ind w:firstLine="0"/>
+        <w:jc w:val="center"/>
+      </w:pPr>
+      <w:r>
+        <w:rPr>
+          <w:rFonts w:ascii="Times New Roman" w:hAnsi="Times New Roman" w:cs="Times New Roman"/>
+          <w:rFonts w:ascii="Times New Roman" w:hAnsi="Times New Roman"/>
+          <w:b/>
+          <w:i w:val="0"/>
+          <w:sz w:val="24"/>
+        </w:rPr>
+        <w:t>Таблица 2. CRUD-операции в SQLAlchemy</w:t>
+      </w:r>
+    </w:p>
+    <w:tbl>
+      <w:tblPr>
+        <w:tblStyle w:val="TableGrid"/>
+        <w:tblW w:type="auto" w:w="0"/>
+        <w:tblLook w:firstColumn="1" w:firstRow="1" w:lastColumn="0" w:lastRow="0" w:noHBand="0" w:noVBand="1" w:val="04A0"/>
+      </w:tblPr>
+      <w:tblGrid>
+        <w:gridCol w:w="3230"/>
+        <w:gridCol w:w="3230"/>
+        <w:gridCol w:w="3230"/>
+      </w:tblGrid>
+      <w:tr>
+        <w:tc>
+          <w:tcPr>
+            <w:tcW w:type="dxa" w:w="3230"/>
+            <w:shd w:val="clear" w:color="auto" w:fill="E0E0E0"/>
+          </w:tcPr>
+          <w:p>
+            <w:pPr>
+              <w:jc w:val="center"/>
+            </w:pPr>
+            <w:r/>
+            <w:r>
+              <w:rPr>
+                <w:rFonts w:ascii="Times New Roman" w:hAnsi="Times New Roman" w:cs="Times New Roman"/>
+                <w:rFonts w:ascii="Times New Roman" w:hAnsi="Times New Roman"/>
+                <w:b/>
+                <w:i w:val="0"/>
+                <w:sz w:val="24"/>
+              </w:rPr>
+              <w:t>Операция</w:t>
+            </w:r>
+          </w:p>
+        </w:tc>
+        <w:tc>
+          <w:tcPr>
+            <w:tcW w:type="dxa" w:w="3230"/>
+            <w:shd w:val="clear" w:color="auto" w:fill="E0E0E0"/>
+          </w:tcPr>
+          <w:p>
+            <w:pPr>
+              <w:jc w:val="center"/>
+            </w:pPr>
+            <w:r/>
+            <w:r>
+              <w:rPr>
+                <w:rFonts w:ascii="Times New Roman" w:hAnsi="Times New Roman" w:cs="Times New Roman"/>
+                <w:rFonts w:ascii="Times New Roman" w:hAnsi="Times New Roman"/>
+                <w:b/>
+                <w:i w:val="0"/>
+                <w:sz w:val="24"/>
+              </w:rPr>
+              <w:t>Метод SQLAlchemy</w:t>
+            </w:r>
+          </w:p>
+        </w:tc>
+        <w:tc>
+          <w:tcPr>
+            <w:tcW w:type="dxa" w:w="3230"/>
+            <w:shd w:val="clear" w:color="auto" w:fill="E0E0E0"/>
+          </w:tcPr>
+          <w:p>
+            <w:pPr>
+              <w:jc w:val="center"/>
+            </w:pPr>
+            <w:r/>
+            <w:r>
+              <w:rPr>
+                <w:rFonts w:ascii="Times New Roman" w:hAnsi="Times New Roman" w:cs="Times New Roman"/>
+                <w:rFonts w:ascii="Times New Roman" w:hAnsi="Times New Roman"/>
+                <w:b/>
+                <w:i w:val="0"/>
+                <w:sz w:val="24"/>
+              </w:rPr>
+              <w:t>Назначение</w:t>
+            </w:r>
+          </w:p>
+        </w:tc>
+      </w:tr>
+      <w:tr>
+        <w:tc>
+          <w:tcPr>
+            <w:tcW w:type="dxa" w:w="3230"/>
+          </w:tcPr>
+          <w:p>
+            <w:pPr>
+              <w:spacing w:before="20" w:after="20"/>
+            </w:pPr>
+            <w:r/>
+            <w:r>
+              <w:rPr>
+                <w:rFonts w:ascii="Times New Roman" w:hAnsi="Times New Roman" w:cs="Times New Roman"/>
+                <w:rFonts w:ascii="Times New Roman" w:hAnsi="Times New Roman"/>
+                <w:b w:val="0"/>
+                <w:i w:val="0"/>
+                <w:sz w:val="22"/>
+              </w:rPr>
+              <w:t>Create (Создание)</w:t>
+            </w:r>
+          </w:p>
+        </w:tc>
+        <w:tc>
+          <w:tcPr>
+            <w:tcW w:type="dxa" w:w="3230"/>
+          </w:tcPr>
+          <w:p>
+            <w:pPr>
+              <w:spacing w:before="20" w:after="20"/>
+            </w:pPr>
+            <w:r/>
+            <w:r>
+              <w:rPr>
+                <w:rFonts w:ascii="Times New Roman" w:hAnsi="Times New Roman" w:cs="Times New Roman"/>
+                <w:rFonts w:ascii="Times New Roman" w:hAnsi="Times New Roman"/>
+                <w:b w:val="0"/>
+                <w:i w:val="0"/>
+                <w:sz w:val="22"/>
+              </w:rPr>
+              <w:t>session.add() / session.add_all()</w:t>
+            </w:r>
+          </w:p>
+        </w:tc>
+        <w:tc>
+          <w:tcPr>
+            <w:tcW w:type="dxa" w:w="3230"/>
+          </w:tcPr>
+          <w:p>
+            <w:pPr>
+              <w:spacing w:before="20" w:after="20"/>
+            </w:pPr>
+            <w:r/>
+            <w:r>
+              <w:rPr>
+                <w:rFonts w:ascii="Times New Roman" w:hAnsi="Times New Roman" w:cs="Times New Roman"/>
+                <w:rFonts w:ascii="Times New Roman" w:hAnsi="Times New Roman"/>
+                <w:b w:val="0"/>
+                <w:i w:val="0"/>
+                <w:sz w:val="22"/>
+              </w:rPr>
+              <w:t>Добавление новых записей</w:t>
+            </w:r>
+          </w:p>
+        </w:tc>
+      </w:tr>
+      <w:tr>
+        <w:tc>
+          <w:tcPr>
+            <w:tcW w:type="dxa" w:w="3230"/>
+          </w:tcPr>
+          <w:p>
+            <w:pPr>
+              <w:spacing w:before="20" w:after="20"/>
+            </w:pPr>
+            <w:r/>
+            <w:r>
+              <w:rPr>
+                <w:rFonts w:ascii="Times New Roman" w:hAnsi="Times New Roman" w:cs="Times New Roman"/>
+                <w:rFonts w:ascii="Times New Roman" w:hAnsi="Times New Roman"/>
+                <w:b w:val="0"/>
+                <w:i w:val="0"/>
+                <w:sz w:val="22"/>
+              </w:rPr>
+              <w:t>Read (Чтение)</w:t>
+            </w:r>
+          </w:p>
+        </w:tc>
+        <w:tc>
+          <w:tcPr>
+            <w:tcW w:type="dxa" w:w="3230"/>
+          </w:tcPr>
+          <w:p>
+            <w:pPr>
+              <w:spacing w:before="20" w:after="20"/>
+            </w:pPr>
+            <w:r/>
+            <w:r>
+              <w:rPr>
+                <w:rFonts w:ascii="Times New Roman" w:hAnsi="Times New Roman" w:cs="Times New Roman"/>
+                <w:rFonts w:ascii="Times New Roman" w:hAnsi="Times New Roman"/>
+                <w:b w:val="0"/>
+                <w:i w:val="0"/>
+                <w:sz w:val="22"/>
+              </w:rPr>
+              <w:t>session.query().filter() / .options()</w:t>
+            </w:r>
+          </w:p>
+        </w:tc>
+        <w:tc>
+          <w:tcPr>
+            <w:tcW w:type="dxa" w:w="3230"/>
+          </w:tcPr>
+          <w:p>
+            <w:pPr>
+              <w:spacing w:before="20" w:after="20"/>
+            </w:pPr>
+            <w:r/>
+            <w:r>
+              <w:rPr>
+                <w:rFonts w:ascii="Times New Roman" w:hAnsi="Times New Roman" w:cs="Times New Roman"/>
+                <w:rFonts w:ascii="Times New Roman" w:hAnsi="Times New Roman"/>
+                <w:b w:val="0"/>
+                <w:i w:val="0"/>
+                <w:sz w:val="22"/>
+              </w:rPr>
+              <w:t>Получение и фильтрация данных</w:t>
+            </w:r>
+          </w:p>
+        </w:tc>
+      </w:tr>
+      <w:tr>
+        <w:tc>
+          <w:tcPr>
+            <w:tcW w:type="dxa" w:w="3230"/>
+          </w:tcPr>
+          <w:p>
+            <w:pPr>
+              <w:spacing w:before="20" w:after="20"/>
+            </w:pPr>
+            <w:r/>
+            <w:r>
+              <w:rPr>
+                <w:rFonts w:ascii="Times New Roman" w:hAnsi="Times New Roman" w:cs="Times New Roman"/>
+                <w:rFonts w:ascii="Times New Roman" w:hAnsi="Times New Roman"/>
+                <w:b w:val="0"/>
+                <w:i w:val="0"/>
+                <w:sz w:val="22"/>
+              </w:rPr>
+              <w:t>Update (Обновление)</w:t>
+            </w:r>
+          </w:p>
+        </w:tc>
+        <w:tc>
+          <w:tcPr>
+            <w:tcW w:type="dxa" w:w="3230"/>
+          </w:tcPr>
+          <w:p>
+            <w:pPr>
+              <w:spacing w:before="20" w:after="20"/>
+            </w:pPr>
+            <w:r/>
+            <w:r>
+              <w:rPr>
+                <w:rFonts w:ascii="Times New Roman" w:hAnsi="Times New Roman" w:cs="Times New Roman"/>
+                <w:rFonts w:ascii="Times New Roman" w:hAnsi="Times New Roman"/>
+                <w:b w:val="0"/>
+                <w:i w:val="0"/>
+                <w:sz w:val="22"/>
+              </w:rPr>
+              <w:t>изменение атрибута + session.commit()</w:t>
+            </w:r>
+          </w:p>
+        </w:tc>
+        <w:tc>
+          <w:tcPr>
+            <w:tcW w:type="dxa" w:w="3230"/>
+          </w:tcPr>
+          <w:p>
+            <w:pPr>
+              <w:spacing w:before="20" w:after="20"/>
+            </w:pPr>
+            <w:r/>
+            <w:r>
+              <w:rPr>
+                <w:rFonts w:ascii="Times New Roman" w:hAnsi="Times New Roman" w:cs="Times New Roman"/>
+                <w:rFonts w:ascii="Times New Roman" w:hAnsi="Times New Roman"/>
+                <w:b w:val="0"/>
+                <w:i w:val="0"/>
+                <w:sz w:val="22"/>
+              </w:rPr>
+              <w:t>Изменение существующих записей</w:t>
+            </w:r>
+          </w:p>
+        </w:tc>
+      </w:tr>
+      <w:tr>
+        <w:tc>
+          <w:tcPr>
+            <w:tcW w:type="dxa" w:w="3230"/>
+          </w:tcPr>
+          <w:p>
+            <w:pPr>
+              <w:spacing w:before="20" w:after="20"/>
+            </w:pPr>
+            <w:r/>
+            <w:r>
+              <w:rPr>
+                <w:rFonts w:ascii="Times New Roman" w:hAnsi="Times New Roman" w:cs="Times New Roman"/>
+                <w:rFonts w:ascii="Times New Roman" w:hAnsi="Times New Roman"/>
+                <w:b w:val="0"/>
+                <w:i w:val="0"/>
+                <w:sz w:val="22"/>
+              </w:rPr>
+              <w:t>Delete (Удаление)</w:t>
+            </w:r>
+          </w:p>
+        </w:tc>
+        <w:tc>
+          <w:tcPr>
+            <w:tcW w:type="dxa" w:w="3230"/>
+          </w:tcPr>
+          <w:p>
+            <w:pPr>
+              <w:spacing w:before="20" w:after="20"/>
+            </w:pPr>
+            <w:r/>
+            <w:r>
+              <w:rPr>
+                <w:rFonts w:ascii="Times New Roman" w:hAnsi="Times New Roman" w:cs="Times New Roman"/>
+                <w:rFonts w:ascii="Times New Roman" w:hAnsi="Times New Roman"/>
+                <w:b w:val="0"/>
+                <w:i w:val="0"/>
+                <w:sz w:val="22"/>
+              </w:rPr>
+              <w:t>session.delete() + session.commit()</w:t>
+            </w:r>
+          </w:p>
+        </w:tc>
+        <w:tc>
+          <w:tcPr>
+            <w:tcW w:type="dxa" w:w="3230"/>
+          </w:tcPr>
+          <w:p>
+            <w:pPr>
+              <w:spacing w:before="20" w:after="20"/>
+            </w:pPr>
+            <w:r/>
+            <w:r>
+              <w:rPr>
+                <w:rFonts w:ascii="Times New Roman" w:hAnsi="Times New Roman" w:cs="Times New Roman"/>
+                <w:rFonts w:ascii="Times New Roman" w:hAnsi="Times New Roman"/>
+                <w:b w:val="0"/>
+                <w:i w:val="0"/>
+                <w:sz w:val="22"/>
+              </w:rPr>
+              <w:t>Удаление записей</w:t>
+            </w:r>
+          </w:p>
+        </w:tc>
+      </w:tr>
+      <w:tr>
+        <w:tc>
+          <w:tcPr>
+            <w:tcW w:type="dxa" w:w="3230"/>
+          </w:tcPr>
+          <w:p>
+            <w:pPr>
+              <w:spacing w:before="20" w:after="20"/>
+            </w:pPr>
+            <w:r/>
+            <w:r>
+              <w:rPr>
+                <w:rFonts w:ascii="Times New Roman" w:hAnsi="Times New Roman" w:cs="Times New Roman"/>
+                <w:rFonts w:ascii="Times New Roman" w:hAnsi="Times New Roman"/>
+                <w:b w:val="0"/>
+                <w:i w:val="0"/>
+                <w:sz w:val="22"/>
+              </w:rPr>
+              <w:t>Rollback (Откат)</w:t>
+            </w:r>
+          </w:p>
+        </w:tc>
+        <w:tc>
+          <w:tcPr>
+            <w:tcW w:type="dxa" w:w="3230"/>
+          </w:tcPr>
+          <w:p>
+            <w:pPr>
+              <w:spacing w:before="20" w:after="20"/>
+            </w:pPr>
+            <w:r/>
+            <w:r>
+              <w:rPr>
+                <w:rFonts w:ascii="Times New Roman" w:hAnsi="Times New Roman" w:cs="Times New Roman"/>
+                <w:rFonts w:ascii="Times New Roman" w:hAnsi="Times New Roman"/>
+                <w:b w:val="0"/>
+                <w:i w:val="0"/>
+                <w:sz w:val="22"/>
+              </w:rPr>
+              <w:t>session.rollback()</w:t>
+            </w:r>
+          </w:p>
+        </w:tc>
+        <w:tc>
+          <w:tcPr>
+            <w:tcW w:type="dxa" w:w="3230"/>
+          </w:tcPr>
+          <w:p>
+            <w:pPr>
+              <w:spacing w:before="20" w:after="20"/>
+            </w:pPr>
+            <w:r/>
+            <w:r>
+              <w:rPr>
+                <w:rFonts w:ascii="Times New Roman" w:hAnsi="Times New Roman" w:cs="Times New Roman"/>
+                <w:rFonts w:ascii="Times New Roman" w:hAnsi="Times New Roman"/>
+                <w:b w:val="0"/>
+                <w:i w:val="0"/>
+                <w:sz w:val="22"/>
+              </w:rPr>
+              <w:t>Отмена транзакции при ошибке</w:t>
+            </w:r>
+          </w:p>
+        </w:tc>
+      </w:tr>
+    </w:tbl>
+    <w:p>
+      <w:pPr>
+        <w:spacing w:before="0" w:after="120"/>
+      </w:pPr>
+    </w:p>
+    <w:p>
+      <w:pPr>
         <w:spacing w:before="0" w:after="0" w:line="240" w:lineRule="auto"/>
         <w:ind w:firstLine="0" w:left="0"/>
         <w:jc w:val="left"/>
@@ -3213,8 +4982,253 @@
           <w:i/>
           <w:sz w:val="24"/>
         </w:rPr>
-        <w:t>Рис. 2. CRUD-операции и управление транзакциями (фрагмент main.py)</w:t>
+        <w:t>Рис. 3. CRUD-операции и управление транзакциями (main.py)</w:t>
       </w:r>
+    </w:p>
+    <w:p>
+      <w:pPr>
+        <w:spacing w:before="120" w:after="40" w:line="360" w:lineRule="auto"/>
+        <w:ind w:firstLine="709"/>
+        <w:jc w:val="left"/>
+      </w:pPr>
+      <w:r>
+        <w:rPr>
+          <w:rFonts w:ascii="Times New Roman" w:hAnsi="Times New Roman" w:cs="Times New Roman"/>
+          <w:rFonts w:ascii="Times New Roman" w:hAnsi="Times New Roman"/>
+          <w:b/>
+          <w:i/>
+          <w:sz w:val="28"/>
+        </w:rPr>
+        <w:t>Управление транзакциями</w:t>
+      </w:r>
+    </w:p>
+    <w:p>
+      <w:pPr>
+        <w:spacing w:before="0" w:after="0" w:line="360" w:lineRule="auto"/>
+        <w:ind w:firstLine="709"/>
+        <w:jc w:val="both"/>
+      </w:pPr>
+      <w:r>
+        <w:rPr>
+          <w:rFonts w:ascii="Times New Roman" w:hAnsi="Times New Roman" w:cs="Times New Roman"/>
+          <w:rFonts w:ascii="Times New Roman" w:hAnsi="Times New Roman"/>
+          <w:b w:val="0"/>
+          <w:i w:val="0"/>
+          <w:sz w:val="28"/>
+        </w:rPr>
+        <w:t>Транзакция — последовательность операций с БД, выполняемая как единое целое. Обеспечивает свойства ACID (Atomicity, Consistency, Isolation, Durability). В SQLAlchemy транзакция управляется через сессию:</w:t>
+      </w:r>
+    </w:p>
+    <w:p>
+      <w:pPr>
+        <w:spacing w:before="120" w:after="40"/>
+        <w:ind w:firstLine="0"/>
+        <w:jc w:val="center"/>
+      </w:pPr>
+      <w:r>
+        <w:rPr>
+          <w:rFonts w:ascii="Times New Roman" w:hAnsi="Times New Roman" w:cs="Times New Roman"/>
+          <w:rFonts w:ascii="Times New Roman" w:hAnsi="Times New Roman"/>
+          <w:b/>
+          <w:i w:val="0"/>
+          <w:sz w:val="24"/>
+        </w:rPr>
+        <w:t>Таблица 3. Методы управления транзакциями</w:t>
+      </w:r>
+    </w:p>
+    <w:tbl>
+      <w:tblPr>
+        <w:tblStyle w:val="TableGrid"/>
+        <w:tblW w:type="auto" w:w="0"/>
+        <w:tblLook w:firstColumn="1" w:firstRow="1" w:lastColumn="0" w:lastRow="0" w:noHBand="0" w:noVBand="1" w:val="04A0"/>
+      </w:tblPr>
+      <w:tblGrid>
+        <w:gridCol w:w="4844"/>
+        <w:gridCol w:w="4844"/>
+      </w:tblGrid>
+      <w:tr>
+        <w:tc>
+          <w:tcPr>
+            <w:tcW w:type="dxa" w:w="4844"/>
+            <w:shd w:val="clear" w:color="auto" w:fill="E0E0E0"/>
+          </w:tcPr>
+          <w:p>
+            <w:pPr>
+              <w:jc w:val="center"/>
+            </w:pPr>
+            <w:r/>
+            <w:r>
+              <w:rPr>
+                <w:rFonts w:ascii="Times New Roman" w:hAnsi="Times New Roman" w:cs="Times New Roman"/>
+                <w:rFonts w:ascii="Times New Roman" w:hAnsi="Times New Roman"/>
+                <w:b/>
+                <w:i w:val="0"/>
+                <w:sz w:val="24"/>
+              </w:rPr>
+              <w:t>Метод</w:t>
+            </w:r>
+          </w:p>
+        </w:tc>
+        <w:tc>
+          <w:tcPr>
+            <w:tcW w:type="dxa" w:w="4844"/>
+            <w:shd w:val="clear" w:color="auto" w:fill="E0E0E0"/>
+          </w:tcPr>
+          <w:p>
+            <w:pPr>
+              <w:jc w:val="center"/>
+            </w:pPr>
+            <w:r/>
+            <w:r>
+              <w:rPr>
+                <w:rFonts w:ascii="Times New Roman" w:hAnsi="Times New Roman" w:cs="Times New Roman"/>
+                <w:rFonts w:ascii="Times New Roman" w:hAnsi="Times New Roman"/>
+                <w:b/>
+                <w:i w:val="0"/>
+                <w:sz w:val="24"/>
+              </w:rPr>
+              <w:t>Действие</w:t>
+            </w:r>
+          </w:p>
+        </w:tc>
+      </w:tr>
+      <w:tr>
+        <w:tc>
+          <w:tcPr>
+            <w:tcW w:type="dxa" w:w="4844"/>
+          </w:tcPr>
+          <w:p>
+            <w:pPr>
+              <w:spacing w:before="20" w:after="20"/>
+            </w:pPr>
+            <w:r/>
+            <w:r>
+              <w:rPr>
+                <w:rFonts w:ascii="Times New Roman" w:hAnsi="Times New Roman" w:cs="Times New Roman"/>
+                <w:rFonts w:ascii="Times New Roman" w:hAnsi="Times New Roman"/>
+                <w:b w:val="0"/>
+                <w:i w:val="0"/>
+                <w:sz w:val="22"/>
+              </w:rPr>
+              <w:t>session.commit()</w:t>
+            </w:r>
+          </w:p>
+        </w:tc>
+        <w:tc>
+          <w:tcPr>
+            <w:tcW w:type="dxa" w:w="4844"/>
+          </w:tcPr>
+          <w:p>
+            <w:pPr>
+              <w:spacing w:before="20" w:after="20"/>
+            </w:pPr>
+            <w:r/>
+            <w:r>
+              <w:rPr>
+                <w:rFonts w:ascii="Times New Roman" w:hAnsi="Times New Roman" w:cs="Times New Roman"/>
+                <w:rFonts w:ascii="Times New Roman" w:hAnsi="Times New Roman"/>
+                <w:b w:val="0"/>
+                <w:i w:val="0"/>
+                <w:sz w:val="22"/>
+              </w:rPr>
+              <w:t>Фиксация всех изменений в базе данных</w:t>
+            </w:r>
+          </w:p>
+        </w:tc>
+      </w:tr>
+      <w:tr>
+        <w:tc>
+          <w:tcPr>
+            <w:tcW w:type="dxa" w:w="4844"/>
+          </w:tcPr>
+          <w:p>
+            <w:pPr>
+              <w:spacing w:before="20" w:after="20"/>
+            </w:pPr>
+            <w:r/>
+            <w:r>
+              <w:rPr>
+                <w:rFonts w:ascii="Times New Roman" w:hAnsi="Times New Roman" w:cs="Times New Roman"/>
+                <w:rFonts w:ascii="Times New Roman" w:hAnsi="Times New Roman"/>
+                <w:b w:val="0"/>
+                <w:i w:val="0"/>
+                <w:sz w:val="22"/>
+              </w:rPr>
+              <w:t>session.rollback()</w:t>
+            </w:r>
+          </w:p>
+        </w:tc>
+        <w:tc>
+          <w:tcPr>
+            <w:tcW w:type="dxa" w:w="4844"/>
+          </w:tcPr>
+          <w:p>
+            <w:pPr>
+              <w:spacing w:before="20" w:after="20"/>
+            </w:pPr>
+            <w:r/>
+            <w:r>
+              <w:rPr>
+                <w:rFonts w:ascii="Times New Roman" w:hAnsi="Times New Roman" w:cs="Times New Roman"/>
+                <w:rFonts w:ascii="Times New Roman" w:hAnsi="Times New Roman"/>
+                <w:b w:val="0"/>
+                <w:i w:val="0"/>
+                <w:sz w:val="22"/>
+              </w:rPr>
+              <w:t>Откат транзакции, отмена всех незафиксированных изменений</w:t>
+            </w:r>
+          </w:p>
+        </w:tc>
+      </w:tr>
+      <w:tr>
+        <w:tc>
+          <w:tcPr>
+            <w:tcW w:type="dxa" w:w="4844"/>
+          </w:tcPr>
+          <w:p>
+            <w:pPr>
+              <w:spacing w:before="20" w:after="20"/>
+            </w:pPr>
+            <w:r/>
+            <w:r>
+              <w:rPr>
+                <w:rFonts w:ascii="Times New Roman" w:hAnsi="Times New Roman" w:cs="Times New Roman"/>
+                <w:rFonts w:ascii="Times New Roman" w:hAnsi="Times New Roman"/>
+                <w:b w:val="0"/>
+                <w:i w:val="0"/>
+                <w:sz w:val="22"/>
+              </w:rPr>
+              <w:t>with Session(engine) as s:</w:t>
+            </w:r>
+          </w:p>
+        </w:tc>
+        <w:tc>
+          <w:tcPr>
+            <w:tcW w:type="dxa" w:w="4844"/>
+          </w:tcPr>
+          <w:p>
+            <w:pPr>
+              <w:spacing w:before="20" w:after="20"/>
+            </w:pPr>
+            <w:r/>
+            <w:r>
+              <w:rPr>
+                <w:rFonts w:ascii="Times New Roman" w:hAnsi="Times New Roman" w:cs="Times New Roman"/>
+                <w:rFonts w:ascii="Times New Roman" w:hAnsi="Times New Roman"/>
+                <w:b w:val="0"/>
+                <w:i w:val="0"/>
+                <w:sz w:val="22"/>
+              </w:rPr>
+              <w:t>Автоматическое закрытие сессии после блока (context manager)</w:t>
+            </w:r>
+          </w:p>
+        </w:tc>
+      </w:tr>
+    </w:tbl>
+    <w:p>
+      <w:pPr>
+        <w:spacing w:before="0" w:after="120"/>
+      </w:pPr>
     </w:p>
     <w:p>
       <w:pPr>
@@ -3230,7 +5244,7 @@
           <w:i w:val="0"/>
           <w:sz w:val="28"/>
         </w:rPr>
-        <w:t>5. Демонстрация работы программы</w:t>
+        <w:t>Демонстрация работы программы</w:t>
       </w:r>
     </w:p>
     <w:p>
@@ -3990,7 +6004,7 @@
           <w:i/>
           <w:sz w:val="24"/>
         </w:rPr>
-        <w:t>Рис. 3. Консольный вывод программы</w:t>
+        <w:t>Рис. 4. Консольный вывод программы</w:t>
       </w:r>
     </w:p>
     <w:p>
@@ -4024,7 +6038,7 @@
           <w:i w:val="0"/>
           <w:sz w:val="28"/>
         </w:rPr>
-        <w:t>6. Вывод</w:t>
+        <w:t>Вывод</w:t>
       </w:r>
     </w:p>
     <w:p>
